--- a/Internship/paper/Final_Project_Paper_Bakir_Baskal_IEEE.docx
+++ b/Internship/paper/Final_Project_Paper_Bakir_Baskal_IEEE.docx
@@ -3160,7 +3160,7 @@
     </w:p>
     <w:bookmarkEnd w:id="17"/>
     <w:bookmarkEnd w:id="18"/>
-    <w:bookmarkStart w:id="21" w:name="sec:settings"/>
+    <w:bookmarkStart w:id="22" w:name="sec:settings"/>
     <w:p>
       <w:pPr>
         <w:pStyle w:val="Heading1"/>
@@ -3599,7 +3599,7 @@
       </w:r>
     </w:p>
     <w:bookmarkEnd w:id="19"/>
-    <w:bookmarkStart w:id="20" w:name="sec:dataset"/>
+    <w:bookmarkStart w:id="21" w:name="sec:dataset"/>
     <w:p>
       <w:pPr>
         <w:pStyle w:val="Heading2"/>
@@ -3807,12 +3807,12 @@
       <w:r>
         <w:t xml:space="preserve">Section </w:t>
       </w:r>
-      <w:hyperlink w:anchor="sec:targetconstruction">
+      <w:hyperlink w:anchor="sec:eda">
         <w:r>
           <w:rPr>
             <w:rStyle w:val="Hyperlink"/>
           </w:rPr>
-          <w:t xml:space="preserve">[sec:targetconstruction]</w:t>
+          <w:t xml:space="preserve">4.1</w:t>
         </w:r>
       </w:hyperlink>
       <w:r>
@@ -3873,9 +3873,236 @@
         <w:t xml:space="preserve">later month to check whether the model still generalizes.</w:t>
       </w:r>
     </w:p>
+    <w:bookmarkStart w:id="20" w:name="tab:snapshots"/>
+    <w:p>
+      <w:pPr>
+        <w:pStyle w:val="TableCaption"/>
+        <w:jc w:val="center"/>
+      </w:pPr>
+      <w:r>
+        <w:rPr>
+          <w:sz w:val="16"/>
+        </w:rPr>
+        <w:t xml:space="preserve">Monthly Inside Airbnb snapshots used (New York City).</w:t>
+      </w:r>
+    </w:p>
+    <w:tbl>
+      <w:tblPr>
+        <w:tblStyle w:val="Table"/>
+        <w:tblW w:type="auto" w:w="0"/>
+        <w:tblLook w:firstRow="1" w:lastRow="0" w:firstColumn="0" w:lastColumn="0" w:noHBand="0" w:noVBand="0" w:val="0020"/>
+        <w:tblCaption w:val="Monthly Inside Airbnb snapshots used (New York City)."/>
+      </w:tblPr>
+      <w:tblGrid>
+        <w:gridCol w:w="3960"/>
+        <w:gridCol w:w="3960"/>
+      </w:tblGrid>
+      <w:tr>
+        <w:trPr>
+          <w:tblHeader w:val="on"/>
+        </w:trPr>
+        <w:tc>
+          <w:tcPr/>
+          <w:p>
+            <w:pPr>
+              <w:pStyle w:val="Compact"/>
+              <w:jc w:val="left"/>
+            </w:pPr>
+            <w:r>
+              <w:t xml:space="preserve">Snapshot</w:t>
+            </w:r>
+          </w:p>
+        </w:tc>
+        <w:tc>
+          <w:tcPr/>
+          <w:p>
+            <w:pPr>
+              <w:pStyle w:val="Compact"/>
+              <w:jc w:val="left"/>
+            </w:pPr>
+            <w:r>
+              <w:t xml:space="preserve">Notes</w:t>
+            </w:r>
+          </w:p>
+        </w:tc>
+      </w:tr>
+      <w:tr>
+        <w:tc>
+          <w:tcPr/>
+          <w:p>
+            <w:pPr>
+              <w:pStyle w:val="Compact"/>
+              <w:jc w:val="left"/>
+            </w:pPr>
+            <w:r>
+              <w:t xml:space="preserve">Jul–Nov 2025</w:t>
+            </w:r>
+          </w:p>
+        </w:tc>
+        <w:tc>
+          <w:tcPr/>
+          <w:p>
+            <w:pPr>
+              <w:pStyle w:val="Compact"/>
+              <w:jc w:val="left"/>
+            </w:pPr>
+            <w:r>
+              <w:t xml:space="preserve">Calendar forward span</w:t>
+            </w:r>
+            <w:r>
+              <w:t xml:space="preserve"> </w:t>
+            </w:r>
+            <m:oMath>
+              <m:r>
+                <m:rPr>
+                  <m:sty m:val="p"/>
+                </m:rPr>
+                <m:t>∼</m:t>
+              </m:r>
+            </m:oMath>
+            <w:r>
+              <w:t xml:space="preserve">365 days; listings price</w:t>
+            </w:r>
+            <w:r>
+              <w:t xml:space="preserve"> </w:t>
+            </w:r>
+            <m:oMath>
+              <m:r>
+                <m:rPr>
+                  <m:sty m:val="p"/>
+                </m:rPr>
+                <m:t>∼</m:t>
+              </m:r>
+            </m:oMath>
+            <w:r>
+              <w:t xml:space="preserve">58–59% populated; calendar price column present but 100% empty</w:t>
+            </w:r>
+          </w:p>
+        </w:tc>
+      </w:tr>
+      <w:tr>
+        <w:tc>
+          <w:tcPr/>
+          <w:p>
+            <w:pPr>
+              <w:pStyle w:val="Compact"/>
+              <w:jc w:val="left"/>
+            </w:pPr>
+            <w:r>
+              <w:t xml:space="preserve">Dec 2025–Feb 2026</w:t>
+            </w:r>
+          </w:p>
+        </w:tc>
+        <w:tc>
+          <w:tcPr/>
+          <w:p>
+            <w:pPr>
+              <w:pStyle w:val="Compact"/>
+              <w:jc w:val="left"/>
+            </w:pPr>
+            <w:r>
+              <w:t xml:space="preserve">Calendar forward span</w:t>
+            </w:r>
+            <w:r>
+              <w:t xml:space="preserve"> </w:t>
+            </w:r>
+            <m:oMath>
+              <m:r>
+                <m:rPr>
+                  <m:sty m:val="p"/>
+                </m:rPr>
+                <m:t>∼</m:t>
+              </m:r>
+            </m:oMath>
+            <w:r>
+              <w:t xml:space="preserve">365–371 days; listings price 100% empty; calendar price column present but 100% empty</w:t>
+            </w:r>
+          </w:p>
+        </w:tc>
+      </w:tr>
+      <w:tr>
+        <w:tc>
+          <w:tcPr/>
+          <w:p>
+            <w:pPr>
+              <w:pStyle w:val="Compact"/>
+              <w:jc w:val="left"/>
+            </w:pPr>
+            <w:r>
+              <w:t xml:space="preserve">Mar–Apr 2026</w:t>
+            </w:r>
+          </w:p>
+        </w:tc>
+        <w:tc>
+          <w:tcPr/>
+          <w:p>
+            <w:pPr>
+              <w:pStyle w:val="Compact"/>
+              <w:jc w:val="left"/>
+            </w:pPr>
+            <w:r>
+              <w:t xml:space="preserve">Calendar forward span</w:t>
+            </w:r>
+            <w:r>
+              <w:t xml:space="preserve"> </w:t>
+            </w:r>
+            <m:oMath>
+              <m:r>
+                <m:rPr>
+                  <m:sty m:val="p"/>
+                </m:rPr>
+                <m:t>∼</m:t>
+              </m:r>
+            </m:oMath>
+            <w:r>
+              <w:t xml:space="preserve">365–366 days; listings price resumes (</w:t>
+            </w:r>
+            <m:oMath>
+              <m:r>
+                <m:rPr>
+                  <m:sty m:val="p"/>
+                </m:rPr>
+                <m:t>∼</m:t>
+              </m:r>
+            </m:oMath>
+            <w:r>
+              <w:t xml:space="preserve">59–60% populated); calendar price column removed entirely</w:t>
+            </w:r>
+          </w:p>
+        </w:tc>
+      </w:tr>
+    </w:tbl>
     <w:bookmarkEnd w:id="20"/>
+    <w:p>
+      <w:pPr>
+        <w:pStyle w:val="BodyText"/>
+        <w:jc w:val="both"/>
+      </w:pPr>
+      <w:r>
+        <w:t xml:space="preserve">Ten consecutive monthly snapshots are available in total (July 2025 through</w:t>
+      </w:r>
+      <w:r>
+        <w:t xml:space="preserve"> </w:t>
+      </w:r>
+      <w:r>
+        <w:t xml:space="preserve">April 2026); the pipeline described here uses the first nine (feature window</w:t>
+      </w:r>
+      <w:r>
+        <w:t xml:space="preserve"> </w:t>
+      </w:r>
+      <w:r>
+        <w:t xml:space="preserve">Jul–Dec 2025, target window Oct 2025–Mar 2026), leaving April 2026 available</w:t>
+      </w:r>
+      <w:r>
+        <w:t xml:space="preserve"> </w:t>
+      </w:r>
+      <w:r>
+        <w:t xml:space="preserve">on disk for a future deeper-history setup.</w:t>
+      </w:r>
+    </w:p>
     <w:bookmarkEnd w:id="21"/>
-    <w:bookmarkStart w:id="52" w:name="sec:method"/>
+    <w:bookmarkEnd w:id="22"/>
+    <w:bookmarkStart w:id="53" w:name="sec:method"/>
     <w:p>
       <w:pPr>
         <w:pStyle w:val="Heading1"/>
@@ -3925,7 +4152,7 @@
         <w:t xml:space="preserve">an explicit optimization problem rather than only described in prose.</w:t>
       </w:r>
     </w:p>
-    <w:bookmarkStart w:id="29" w:name="sec:eda"/>
+    <w:bookmarkStart w:id="30" w:name="sec:eda"/>
     <w:p>
       <w:pPr>
         <w:pStyle w:val="Heading2"/>
@@ -4022,8 +4249,8 @@
       <w:r>
         <w:t xml:space="preserve">snapshots</w:t>
       </w:r>
-      <w:bookmarkStart w:id="22" w:name="sec:targetconstruction"/>
-      <w:bookmarkEnd w:id="22"/>
+      <w:bookmarkStart w:id="23" w:name="sec:targetconstruction"/>
+      <w:bookmarkEnd w:id="23"/>
       <w:r>
         <w:t xml:space="preserve"> </w:t>
       </w:r>
@@ -4064,7 +4291,7 @@
           <w:rPr>
             <w:rStyle w:val="Hyperlink"/>
           </w:rPr>
-          <w:t xml:space="preserve">1</w:t>
+          <w:t xml:space="preserve">2</w:t>
         </w:r>
       </w:hyperlink>
       <w:r>
@@ -4345,7 +4572,7 @@
         <w:t xml:space="preserve">metadata as a predictor.</w:t>
       </w:r>
     </w:p>
-    <w:bookmarkStart w:id="26" w:name="fig:target"/>
+    <w:bookmarkStart w:id="27" w:name="fig:target"/>
     <w:p>
       <w:pPr>
         <w:pStyle w:val="CaptionedFigure"/>
@@ -4359,18 +4586,18 @@
           <wp:inline>
             <wp:extent cx="3017520" cy="1678951"/>
             <wp:effectExtent b="0" l="0" r="0" t="0"/>
-            <wp:docPr descr="" title="" id="24" name="Picture"/>
+            <wp:docPr descr="" title="" id="25" name="Picture"/>
             <a:graphic>
               <a:graphicData uri="http://schemas.openxmlformats.org/drawingml/2006/picture">
                 <pic:pic>
                   <pic:nvPicPr>
-                    <pic:cNvPr descr="fig1_target_dist.png" id="25" name="Picture"/>
+                    <pic:cNvPr descr="fig1_target_dist.png" id="26" name="Picture"/>
                     <pic:cNvPicPr>
                       <a:picLocks noChangeArrowheads="1" noChangeAspect="1"/>
                     </pic:cNvPicPr>
                   </pic:nvPicPr>
                   <pic:blipFill>
-                    <a:blip r:embed="rId23"/>
+                    <a:blip r:embed="rId24"/>
                     <a:stretch>
                       <a:fillRect/>
                     </a:stretch>
@@ -4471,7 +4698,7 @@
         <w:t xml:space="preserve">.</w:t>
       </w:r>
     </w:p>
-    <w:bookmarkEnd w:id="26"/>
+    <w:bookmarkEnd w:id="27"/>
     <w:p>
       <w:pPr>
         <w:pStyle w:val="BodyText"/>
@@ -4485,7 +4712,7 @@
           <w:rPr>
             <w:rStyle w:val="Hyperlink"/>
           </w:rPr>
-          <w:t xml:space="preserve">1</w:t>
+          <w:t xml:space="preserve">2</w:t>
         </w:r>
       </w:hyperlink>
       <w:r>
@@ -4504,7 +4731,13 @@
         <w:t xml:space="preserve">,</w:t>
       </w:r>
       <w:r>
-        <w:t xml:space="preserve">261-listing universe. The mean (16.1) sits far above the median, the</w:t>
+        <w:t xml:space="preserve">261-listing universe, alongside the naive single-snapshot count for</w:t>
+      </w:r>
+      <w:r>
+        <w:t xml:space="preserve"> </w:t>
+      </w:r>
+      <w:r>
+        <w:t xml:space="preserve">comparison. The clean target’s mean (16.1) sits far above its median (1), the</w:t>
       </w:r>
       <w:r>
         <w:t xml:space="preserve"> </w:t>
@@ -4533,13 +4766,36 @@
         <w:t xml:space="preserve"> </w:t>
       </w:r>
       <w:r>
-        <w:t xml:space="preserve">while only 1.7% reach the upper bound. This single statistic is what makes the</w:t>
-      </w:r>
-      <w:r>
-        <w:t xml:space="preserve"> </w:t>
-      </w:r>
-      <w:r>
-        <w:t xml:space="preserve">task a</w:t>
+        <w:t xml:space="preserve">while only 1.7% reach the upper bound; the naive count, by contrast, is</w:t>
+      </w:r>
+      <w:r>
+        <w:t xml:space="preserve"> </w:t>
+      </w:r>
+      <w:r>
+        <w:t xml:space="preserve">left-skewed (skewness</w:t>
+      </w:r>
+      <w:r>
+        <w:t xml:space="preserve"> </w:t>
+      </w:r>
+      <m:oMath>
+        <m:r>
+          <m:t>0.07</m:t>
+        </m:r>
+      </m:oMath>
+      <w:r>
+        <w:t xml:space="preserve">) with a median of 31 and only 32.5% zeros, the</w:t>
+      </w:r>
+      <w:r>
+        <w:t xml:space="preserve"> </w:t>
+      </w:r>
+      <w:r>
+        <w:t xml:space="preserve">signature of host-blocking noise rather than demand. This single statistic is</w:t>
+      </w:r>
+      <w:r>
+        <w:t xml:space="preserve"> </w:t>
+      </w:r>
+      <w:r>
+        <w:t xml:space="preserve">what makes the clean target a</w:t>
       </w:r>
       <w:r>
         <w:t xml:space="preserve"> </w:t>
@@ -4555,19 +4811,19 @@
         <w:t xml:space="preserve"> </w:t>
       </w:r>
       <w:r>
-        <w:t xml:space="preserve">regression problem rather than an ordinary</w:t>
-      </w:r>
-      <w:r>
-        <w:t xml:space="preserve"> </w:t>
-      </w:r>
-      <w:r>
-        <w:t xml:space="preserve">one, and it is the structural reason a least-squares estimator is biased at the</w:t>
-      </w:r>
-      <w:r>
-        <w:t xml:space="preserve"> </w:t>
-      </w:r>
-      <w:r>
-        <w:t xml:space="preserve">extremes (Sections </w:t>
+        <w:t xml:space="preserve">regression problem</w:t>
+      </w:r>
+      <w:r>
+        <w:t xml:space="preserve"> </w:t>
+      </w:r>
+      <w:r>
+        <w:t xml:space="preserve">rather than an ordinary one, and it is the structural reason a least-squares</w:t>
+      </w:r>
+      <w:r>
+        <w:t xml:space="preserve"> </w:t>
+      </w:r>
+      <w:r>
+        <w:t xml:space="preserve">estimator is biased at the extremes (Sections </w:t>
       </w:r>
       <w:hyperlink w:anchor="sec:linearcritique">
         <w:r>
@@ -4592,33 +4848,33 @@
         </w:r>
       </w:hyperlink>
       <w:r>
-        <w:t xml:space="preserve">).</w:t>
-      </w:r>
-      <w:r>
-        <w:t xml:space="preserve"> </w:t>
-      </w:r>
-      <w:r>
-        <w:t xml:space="preserve">Table </w:t>
+        <w:t xml:space="preserve">). Table </w:t>
       </w:r>
       <w:hyperlink w:anchor="tab:missing">
         <w:r>
           <w:rPr>
             <w:rStyle w:val="Hyperlink"/>
           </w:rPr>
-          <w:t xml:space="preserve">2</w:t>
+          <w:t xml:space="preserve">3</w:t>
         </w:r>
       </w:hyperlink>
       <w:r>
         <w:t xml:space="preserve"> </w:t>
       </w:r>
       <w:r>
-        <w:t xml:space="preserve">lists the static columns with the highest missing</w:t>
-      </w:r>
-      <w:r>
-        <w:t xml:space="preserve"> </w:t>
-      </w:r>
-      <w:r>
-        <w:t xml:space="preserve">rates; because these are far from missing-at-random (a missing</w:t>
+        <w:t xml:space="preserve">lists the static columns with</w:t>
+      </w:r>
+      <w:r>
+        <w:t xml:space="preserve"> </w:t>
+      </w:r>
+      <w:r>
+        <w:t xml:space="preserve">the highest missing rates; because these are far from missing-at-random (a</w:t>
+      </w:r>
+      <w:r>
+        <w:t xml:space="preserve"> </w:t>
+      </w:r>
+      <w:r>
+        <w:t xml:space="preserve">missing</w:t>
       </w:r>
       <w:r>
         <w:t xml:space="preserve"> </w:t>
@@ -4633,16 +4889,16 @@
         <w:t xml:space="preserve"> </w:t>
       </w:r>
       <w:r>
-        <w:t xml:space="preserve">typically marks an inactive host), we encode</w:t>
-      </w:r>
-      <w:r>
-        <w:t xml:space="preserve"> </w:t>
-      </w:r>
-      <w:r>
-        <w:t xml:space="preserve">missingness explicitly with indicator columns rather than discarding it.</w:t>
+        <w:t xml:space="preserve">typically marks an inactive host), we</w:t>
+      </w:r>
+      <w:r>
+        <w:t xml:space="preserve"> </w:t>
+      </w:r>
+      <w:r>
+        <w:t xml:space="preserve">encode missingness explicitly with indicator columns rather than discarding it.</w:t>
       </w:r>
     </w:p>
-    <w:bookmarkStart w:id="27" w:name="tab:targetstats"/>
+    <w:bookmarkStart w:id="28" w:name="tab:targetstats"/>
     <w:p>
       <w:pPr>
         <w:pStyle w:val="TableCaption"/>
@@ -4681,7 +4937,7 @@
         <w:rPr>
           <w:sz w:val="16"/>
         </w:rPr>
-        <w:t xml:space="preserve">), clean</w:t>
+        <w:t xml:space="preserve">): naive</w:t>
       </w:r>
       <w:r>
         <w:rPr>
@@ -4693,7 +4949,19 @@
         <w:rPr>
           <w:sz w:val="16"/>
         </w:rPr>
-        <w:t xml:space="preserve">multi-snapshot rule.</w:t>
+        <w:t xml:space="preserve">single-snapshot count vs. the clean multi-snapshot rule used throughout this</w:t>
+      </w:r>
+      <w:r>
+        <w:rPr>
+          <w:sz w:val="16"/>
+        </w:rPr>
+        <w:t xml:space="preserve"> </w:t>
+      </w:r>
+      <w:r>
+        <w:rPr>
+          <w:sz w:val="16"/>
+        </w:rPr>
+        <w:t xml:space="preserve">paper (same listings, same target quarter).</w:t>
       </w:r>
     </w:p>
     <w:tbl>
@@ -4701,11 +4969,12 @@
         <w:tblStyle w:val="Table"/>
         <w:tblW w:type="auto" w:w="0"/>
         <w:tblLook w:firstRow="1" w:lastRow="0" w:firstColumn="0" w:lastColumn="0" w:noHBand="0" w:noVBand="0" w:val="0020"/>
-        <w:tblCaption w:val="Target statistics on the full listing universe (n=36{,}261), clean multi-snapshot rule."/>
+        <w:tblCaption w:val="Target statistics on the full listing universe (n=36{,}261): naive single-snapshot count vs. the clean multi-snapshot rule used throughout this paper (same listings, same target quarter)."/>
       </w:tblPr>
       <w:tblGrid>
-        <w:gridCol w:w="3960"/>
-        <w:gridCol w:w="3960"/>
+        <w:gridCol w:w="2640"/>
+        <w:gridCol w:w="2640"/>
+        <w:gridCol w:w="2640"/>
       </w:tblGrid>
       <w:tr>
         <w:trPr>
@@ -4731,7 +5000,19 @@
               <w:jc w:val="center"/>
             </w:pPr>
             <w:r>
-              <w:t xml:space="preserve">Value</w:t>
+              <w:t xml:space="preserve">Naive</w:t>
+            </w:r>
+          </w:p>
+        </w:tc>
+        <w:tc>
+          <w:tcPr/>
+          <w:p>
+            <w:pPr>
+              <w:pStyle w:val="Compact"/>
+              <w:jc w:val="center"/>
+            </w:pPr>
+            <w:r>
+              <w:t xml:space="preserve">Clean</w:t>
             </w:r>
           </w:p>
         </w:tc>
@@ -4757,6 +5038,18 @@
               <w:jc w:val="center"/>
             </w:pPr>
             <w:r>
+              <w:t xml:space="preserve">44.2</w:t>
+            </w:r>
+          </w:p>
+        </w:tc>
+        <w:tc>
+          <w:tcPr/>
+          <w:p>
+            <w:pPr>
+              <w:pStyle w:val="Compact"/>
+              <w:jc w:val="center"/>
+            </w:pPr>
+            <w:r>
               <w:t xml:space="preserve">16.1</w:t>
             </w:r>
           </w:p>
@@ -4783,6 +5076,18 @@
               <w:jc w:val="center"/>
             </w:pPr>
             <w:r>
+              <w:t xml:space="preserve">31</w:t>
+            </w:r>
+          </w:p>
+        </w:tc>
+        <w:tc>
+          <w:tcPr/>
+          <w:p>
+            <w:pPr>
+              <w:pStyle w:val="Compact"/>
+              <w:jc w:val="center"/>
+            </w:pPr>
+            <w:r>
               <w:t xml:space="preserve">1</w:t>
             </w:r>
           </w:p>
@@ -4809,6 +5114,18 @@
               <w:jc w:val="center"/>
             </w:pPr>
             <w:r>
+              <w:t xml:space="preserve">41.1</w:t>
+            </w:r>
+          </w:p>
+        </w:tc>
+        <w:tc>
+          <w:tcPr/>
+          <w:p>
+            <w:pPr>
+              <w:pStyle w:val="Compact"/>
+              <w:jc w:val="center"/>
+            </w:pPr>
+            <w:r>
               <w:t xml:space="preserve">25.1</w:t>
             </w:r>
           </w:p>
@@ -4824,6 +5141,18 @@
             </w:pPr>
             <w:r>
               <w:t xml:space="preserve">Skewness</w:t>
+            </w:r>
+          </w:p>
+        </w:tc>
+        <w:tc>
+          <w:tcPr/>
+          <w:p>
+            <w:pPr>
+              <w:pStyle w:val="Compact"/>
+              <w:jc w:val="center"/>
+            </w:pPr>
+            <w:r>
+              <w:t xml:space="preserve">0.07</w:t>
             </w:r>
           </w:p>
         </w:tc>
@@ -4878,6 +5207,18 @@
               <w:jc w:val="center"/>
             </w:pPr>
             <w:r>
+              <w:t xml:space="preserve">32.5%</w:t>
+            </w:r>
+          </w:p>
+        </w:tc>
+        <w:tc>
+          <w:tcPr/>
+          <w:p>
+            <w:pPr>
+              <w:pStyle w:val="Compact"/>
+              <w:jc w:val="center"/>
+            </w:pPr>
+            <w:r>
               <w:t xml:space="preserve">49.6%</w:t>
             </w:r>
           </w:p>
@@ -4921,14 +5262,26 @@
               <w:jc w:val="center"/>
             </w:pPr>
             <w:r>
+              <w:t xml:space="preserve">39.2%</w:t>
+            </w:r>
+          </w:p>
+        </w:tc>
+        <w:tc>
+          <w:tcPr/>
+          <w:p>
+            <w:pPr>
+              <w:pStyle w:val="Compact"/>
+              <w:jc w:val="center"/>
+            </w:pPr>
+            <w:r>
               <w:t xml:space="preserve">1.7%</w:t>
             </w:r>
           </w:p>
         </w:tc>
       </w:tr>
     </w:tbl>
-    <w:bookmarkEnd w:id="27"/>
-    <w:bookmarkStart w:id="28" w:name="tab:missing"/>
+    <w:bookmarkEnd w:id="28"/>
+    <w:bookmarkStart w:id="29" w:name="tab:missing"/>
     <w:p>
       <w:pPr>
         <w:pStyle w:val="TableCaption"/>
@@ -5028,6 +5381,64 @@
               <w:rPr>
                 <w:rStyle w:val="VerbatimChar"/>
               </w:rPr>
+              <w:t xml:space="preserve">neighborhood_overview</w:t>
+            </w:r>
+          </w:p>
+        </w:tc>
+        <w:tc>
+          <w:tcPr/>
+          <w:p>
+            <w:pPr>
+              <w:pStyle w:val="Compact"/>
+              <w:jc w:val="center"/>
+            </w:pPr>
+            <w:r>
+              <w:t xml:space="preserve">50.0%</w:t>
+            </w:r>
+          </w:p>
+        </w:tc>
+      </w:tr>
+      <w:tr>
+        <w:tc>
+          <w:tcPr/>
+          <w:p>
+            <w:pPr>
+              <w:pStyle w:val="Compact"/>
+              <w:jc w:val="left"/>
+            </w:pPr>
+            <w:r>
+              <w:rPr>
+                <w:rStyle w:val="VerbatimChar"/>
+              </w:rPr>
+              <w:t xml:space="preserve">host_about</w:t>
+            </w:r>
+          </w:p>
+        </w:tc>
+        <w:tc>
+          <w:tcPr/>
+          <w:p>
+            <w:pPr>
+              <w:pStyle w:val="Compact"/>
+              <w:jc w:val="center"/>
+            </w:pPr>
+            <w:r>
+              <w:t xml:space="preserve">42.7%</w:t>
+            </w:r>
+          </w:p>
+        </w:tc>
+      </w:tr>
+      <w:tr>
+        <w:tc>
+          <w:tcPr/>
+          <w:p>
+            <w:pPr>
+              <w:pStyle w:val="Compact"/>
+              <w:jc w:val="left"/>
+            </w:pPr>
+            <w:r>
+              <w:rPr>
+                <w:rStyle w:val="VerbatimChar"/>
+              </w:rPr>
               <w:t xml:space="preserve">host_response_rate/time</w:t>
             </w:r>
           </w:p>
@@ -5115,6 +5526,35 @@
               <w:rPr>
                 <w:rStyle w:val="VerbatimChar"/>
               </w:rPr>
+              <w:t xml:space="preserve">host_acceptance_rate</w:t>
+            </w:r>
+          </w:p>
+        </w:tc>
+        <w:tc>
+          <w:tcPr/>
+          <w:p>
+            <w:pPr>
+              <w:pStyle w:val="Compact"/>
+              <w:jc w:val="center"/>
+            </w:pPr>
+            <w:r>
+              <w:t xml:space="preserve">40.7%</w:t>
+            </w:r>
+          </w:p>
+        </w:tc>
+      </w:tr>
+      <w:tr>
+        <w:tc>
+          <w:tcPr/>
+          <w:p>
+            <w:pPr>
+              <w:pStyle w:val="Compact"/>
+              <w:jc w:val="left"/>
+            </w:pPr>
+            <w:r>
+              <w:rPr>
+                <w:rStyle w:val="VerbatimChar"/>
+              </w:rPr>
               <w:t xml:space="preserve">review_scores_*</w:t>
             </w:r>
           </w:p>
@@ -5128,14 +5568,43 @@
             </w:pPr>
             <w:r>
               <w:t xml:space="preserve">31.3%</w:t>
+            </w:r>
+          </w:p>
+        </w:tc>
+      </w:tr>
+      <w:tr>
+        <w:tc>
+          <w:tcPr/>
+          <w:p>
+            <w:pPr>
+              <w:pStyle w:val="Compact"/>
+              <w:jc w:val="left"/>
+            </w:pPr>
+            <w:r>
+              <w:rPr>
+                <w:rStyle w:val="VerbatimChar"/>
+              </w:rPr>
+              <w:t xml:space="preserve">host_location</w:t>
+            </w:r>
+          </w:p>
+        </w:tc>
+        <w:tc>
+          <w:tcPr/>
+          <w:p>
+            <w:pPr>
+              <w:pStyle w:val="Compact"/>
+              <w:jc w:val="center"/>
+            </w:pPr>
+            <w:r>
+              <w:t xml:space="preserve">21.7%</w:t>
             </w:r>
           </w:p>
         </w:tc>
       </w:tr>
     </w:tbl>
-    <w:bookmarkEnd w:id="28"/>
     <w:bookmarkEnd w:id="29"/>
-    <w:bookmarkStart w:id="35" w:name="sec:featuregroups"/>
+    <w:bookmarkEnd w:id="30"/>
+    <w:bookmarkStart w:id="36" w:name="sec:featuregroups"/>
     <w:p>
       <w:pPr>
         <w:pStyle w:val="Heading2"/>
@@ -5926,7 +6395,7 @@
           <w:rPr>
             <w:rStyle w:val="Hyperlink"/>
           </w:rPr>
-          <w:t xml:space="preserve">3</w:t>
+          <w:t xml:space="preserve">4</w:t>
         </w:r>
       </w:hyperlink>
       <w:r>
@@ -5977,7 +6446,7 @@
         <w:t xml:space="preserve">larger static-metadata block.</w:t>
       </w:r>
     </w:p>
-    <w:bookmarkStart w:id="30" w:name="tab:featgroups"/>
+    <w:bookmarkStart w:id="31" w:name="tab:featgroups"/>
     <w:p>
       <w:pPr>
         <w:pStyle w:val="TableCaption"/>
@@ -6877,8 +7346,8 @@
         </w:tc>
       </w:tr>
     </w:tbl>
-    <w:bookmarkEnd w:id="30"/>
-    <w:bookmarkStart w:id="34" w:name="fig:corr"/>
+    <w:bookmarkEnd w:id="31"/>
+    <w:bookmarkStart w:id="35" w:name="fig:corr"/>
     <w:p>
       <w:pPr>
         <w:pStyle w:val="CaptionedFigure"/>
@@ -6892,18 +7361,18 @@
           <wp:inline>
             <wp:extent cx="3017520" cy="1887230"/>
             <wp:effectExtent b="0" l="0" r="0" t="0"/>
-            <wp:docPr descr="" title="" id="32" name="Picture"/>
+            <wp:docPr descr="" title="" id="33" name="Picture"/>
             <a:graphic>
               <a:graphicData uri="http://schemas.openxmlformats.org/drawingml/2006/picture">
                 <pic:pic>
                   <pic:nvPicPr>
-                    <pic:cNvPr descr="fig2_top_corr.png" id="33" name="Picture"/>
+                    <pic:cNvPr descr="fig2_top_corr.png" id="34" name="Picture"/>
                     <pic:cNvPicPr>
                       <a:picLocks noChangeArrowheads="1" noChangeAspect="1"/>
                     </pic:cNvPicPr>
                   </pic:nvPicPr>
                   <pic:blipFill>
-                    <a:blip r:embed="rId31"/>
+                    <a:blip r:embed="rId32"/>
                     <a:stretch>
                       <a:fillRect/>
                     </a:stretch>
@@ -6986,9 +7455,9 @@
         <w:t xml:space="preserve">) and recency/price signals dominate over static metadata.</w:t>
       </w:r>
     </w:p>
-    <w:bookmarkEnd w:id="34"/>
     <w:bookmarkEnd w:id="35"/>
-    <w:bookmarkStart w:id="38" w:name="sec:preproc"/>
+    <w:bookmarkEnd w:id="36"/>
+    <w:bookmarkStart w:id="39" w:name="sec:preproc"/>
     <w:p>
       <w:pPr>
         <w:pStyle w:val="Heading2"/>
@@ -7112,7 +7581,7 @@
         <w:t xml:space="preserve">a single smoothed numeric column than from 30 sparse binary ones.</w:t>
       </w:r>
     </w:p>
-    <w:bookmarkStart w:id="36" w:name="target-encoding-formula"/>
+    <w:bookmarkStart w:id="37" w:name="target-encoding-formula"/>
     <w:p>
       <w:pPr>
         <w:pStyle w:val="Heading4"/>
@@ -7702,8 +8171,8 @@
         <w:t xml:space="preserve">.</w:t>
       </w:r>
     </w:p>
-    <w:bookmarkEnd w:id="36"/>
-    <w:bookmarkStart w:id="37" w:name="leakage-free-k-fold-scheme"/>
+    <w:bookmarkEnd w:id="37"/>
+    <w:bookmarkStart w:id="38" w:name="leakage-free-k-fold-scheme"/>
     <w:p>
       <w:pPr>
         <w:pStyle w:val="Heading4"/>
@@ -8128,24 +8597,7 @@
         <w:t xml:space="preserve"> </w:t>
       </w:r>
       <w:r>
-        <w:t xml:space="preserve">is</w:t>
-      </w:r>
-      <w:r>
-        <w:t xml:space="preserve"> </w:t>
-      </w:r>
-      <w:hyperlink w:anchor="eq:smooth">
-        <w:r>
-          <w:rPr>
-            <w:rStyle w:val="Hyperlink"/>
-          </w:rPr>
-          <w:t xml:space="preserve">[eq:smooth]</w:t>
-        </w:r>
-      </w:hyperlink>
-      <w:r>
-        <w:t xml:space="preserve"> </w:t>
-      </w:r>
-      <w:r>
-        <w:t xml:space="preserve">evaluated on</w:t>
+        <w:t xml:space="preserve">is the smoothing formula above evaluated on</w:t>
       </w:r>
       <w:r>
         <w:t xml:space="preserve"> </w:t>
@@ -8256,24 +8708,7 @@
         <w:jc w:val="both"/>
       </w:pPr>
       <w:r>
-        <w:t xml:space="preserve">To make</w:t>
-      </w:r>
-      <w:r>
-        <w:t xml:space="preserve"> </w:t>
-      </w:r>
-      <w:hyperlink w:anchor="eq:smooth">
-        <w:r>
-          <w:rPr>
-            <w:rStyle w:val="Hyperlink"/>
-          </w:rPr>
-          <w:t xml:space="preserve">[eq:smooth]</w:t>
-        </w:r>
-      </w:hyperlink>
-      <w:r>
-        <w:t xml:space="preserve"> </w:t>
-      </w:r>
-      <w:r>
-        <w:t xml:space="preserve">concrete, consider a neighbourhood that appears in</w:t>
+        <w:t xml:space="preserve">To make the smoothing formula concrete, consider a neighbourhood that appears in</w:t>
       </w:r>
       <w:r>
         <w:t xml:space="preserve"> </w:t>
@@ -8678,9 +9113,9 @@
         <w:t xml:space="preserve">fair.</w:t>
       </w:r>
     </w:p>
-    <w:bookmarkEnd w:id="37"/>
     <w:bookmarkEnd w:id="38"/>
-    <w:bookmarkStart w:id="43" w:name="model-selection-and-rationale"/>
+    <w:bookmarkEnd w:id="39"/>
+    <w:bookmarkStart w:id="44" w:name="model-selection-and-rationale"/>
     <w:p>
       <w:pPr>
         <w:pStyle w:val="Heading2"/>
@@ -8712,7 +9147,7 @@
         <w:t xml:space="preserve">them.</w:t>
       </w:r>
     </w:p>
-    <w:bookmarkStart w:id="39" w:name="linear-regression-baseline"/>
+    <w:bookmarkStart w:id="40" w:name="linear-regression-baseline"/>
     <w:p>
       <w:pPr>
         <w:pStyle w:val="Heading3"/>
@@ -8761,8 +9196,8 @@
         <w:t xml:space="preserve">.</w:t>
       </w:r>
     </w:p>
-    <w:bookmarkEnd w:id="39"/>
-    <w:bookmarkStart w:id="40" w:name="random-forest-regressor"/>
+    <w:bookmarkEnd w:id="40"/>
+    <w:bookmarkStart w:id="41" w:name="random-forest-regressor"/>
     <w:p>
       <w:pPr>
         <w:pStyle w:val="Heading3"/>
@@ -8806,8 +9241,8 @@
         <w:t xml:space="preserve">needs little tuning. We use it as a strong non-linear reference point.</w:t>
       </w:r>
     </w:p>
-    <w:bookmarkEnd w:id="40"/>
-    <w:bookmarkStart w:id="41" w:name="Xd131f1ed2848e7c45f8347cf00dd89ee8ef2363"/>
+    <w:bookmarkEnd w:id="41"/>
+    <w:bookmarkStart w:id="42" w:name="Xd131f1ed2848e7c45f8347cf00dd89ee8ef2363"/>
     <w:p>
       <w:pPr>
         <w:pStyle w:val="Heading3"/>
@@ -9485,8 +9920,8 @@
         <w:t xml:space="preserve">.</w:t>
       </w:r>
     </w:p>
-    <w:bookmarkEnd w:id="41"/>
-    <w:bookmarkStart w:id="42" w:name="sec:mlp"/>
+    <w:bookmarkEnd w:id="42"/>
+    <w:bookmarkStart w:id="43" w:name="sec:mlp"/>
     <w:p>
       <w:pPr>
         <w:pStyle w:val="Heading3"/>
@@ -11541,19 +11976,8 @@
       <w:r>
         <w:t xml:space="preserve"> </w:t>
       </w:r>
-      <w:hyperlink w:anchor="eq:bn">
-        <w:r>
-          <w:rPr>
-            <w:rStyle w:val="Hyperlink"/>
-          </w:rPr>
-          <w:t xml:space="preserve">[eq:bn]</w:t>
-        </w:r>
-      </w:hyperlink>
-      <w:r>
-        <w:t xml:space="preserve"> </w:t>
-      </w:r>
-      <w:r>
-        <w:t xml:space="preserve">keeps the pre-activations well scaled across the three hidden</w:t>
+      <w:r>
+        <w:t xml:space="preserve">(defined above) keeps the pre-activations well scaled across the three hidden</w:t>
       </w:r>
       <w:r>
         <w:t xml:space="preserve"> </w:t>
@@ -11599,24 +12023,13 @@
         <w:t xml:space="preserve"> </w:t>
       </w:r>
       <w:r>
-        <w:t xml:space="preserve">weight decay in</w:t>
-      </w:r>
-      <w:r>
-        <w:t xml:space="preserve"> </w:t>
-      </w:r>
-      <w:hyperlink w:anchor="eq:adam">
-        <w:r>
-          <w:rPr>
-            <w:rStyle w:val="Hyperlink"/>
-          </w:rPr>
-          <w:t xml:space="preserve">[eq:adam]</w:t>
-        </w:r>
-      </w:hyperlink>
-      <w:r>
-        <w:t xml:space="preserve"> </w:t>
-      </w:r>
-      <w:r>
-        <w:t xml:space="preserve">regularize a network that would otherwise overfit a 29</w:t>
+        <w:t xml:space="preserve">weight decay in the Adam update</w:t>
+      </w:r>
+      <w:r>
+        <w:t xml:space="preserve"> </w:t>
+      </w:r>
+      <w:r>
+        <w:t xml:space="preserve">above regularize a network that would otherwise overfit a 29</w:t>
       </w:r>
       <w:r>
         <w:t xml:space="preserve">,</w:t>
@@ -11631,9 +12044,9 @@
         <w:t xml:space="preserve">inputs.</w:t>
       </w:r>
     </w:p>
-    <w:bookmarkEnd w:id="42"/>
     <w:bookmarkEnd w:id="43"/>
-    <w:bookmarkStart w:id="47" w:name="sec:tuning"/>
+    <w:bookmarkEnd w:id="44"/>
+    <w:bookmarkStart w:id="48" w:name="sec:tuning"/>
     <w:p>
       <w:pPr>
         <w:pStyle w:val="Heading2"/>
@@ -11798,7 +12211,7 @@
         <w:t xml:space="preserve">option, and it also let us log every configuration we tried.</w:t>
       </w:r>
     </w:p>
-    <w:bookmarkStart w:id="46" w:name="search-objective"/>
+    <w:bookmarkStart w:id="47" w:name="search-objective"/>
     <w:p>
       <w:pPr>
         <w:pStyle w:val="Heading4"/>
@@ -12702,7 +13115,7 @@
           <w:rPr>
             <w:rStyle w:val="Hyperlink"/>
           </w:rPr>
-          <w:t xml:space="preserve">4</w:t>
+          <w:t xml:space="preserve">5</w:t>
         </w:r>
       </w:hyperlink>
       <w:r>
@@ -12850,7 +13263,7 @@
           <w:rPr>
             <w:rStyle w:val="Hyperlink"/>
           </w:rPr>
-          <w:t xml:space="preserve">6</w:t>
+          <w:t xml:space="preserve">7</w:t>
         </w:r>
       </w:hyperlink>
       <w:r>
@@ -12879,7 +13292,7 @@
           <w:rPr>
             <w:rStyle w:val="Hyperlink"/>
           </w:rPr>
-          <w:t xml:space="preserve">9</w:t>
+          <w:t xml:space="preserve">10</w:t>
         </w:r>
       </w:hyperlink>
       <w:r>
@@ -12892,7 +13305,7 @@
         <w:t xml:space="preserve">informal check on how much headroom the search actually finds.</w:t>
       </w:r>
     </w:p>
-    <w:bookmarkStart w:id="44" w:name="tab:search"/>
+    <w:bookmarkStart w:id="45" w:name="tab:search"/>
     <w:p>
       <w:pPr>
         <w:pStyle w:val="TableCaption"/>
@@ -13717,7 +14130,7 @@
         </w:tc>
       </w:tr>
     </w:tbl>
-    <w:bookmarkEnd w:id="44"/>
+    <w:bookmarkEnd w:id="45"/>
     <w:p>
       <w:pPr>
         <w:pStyle w:val="BodyText"/>
@@ -14031,7 +14444,7 @@
           <w:rPr>
             <w:rStyle w:val="Hyperlink"/>
           </w:rPr>
-          <w:t xml:space="preserve">4</w:t>
+          <w:t xml:space="preserve">5</w:t>
         </w:r>
       </w:hyperlink>
       <w:r>
@@ -14181,21 +14594,7 @@
         <w:t xml:space="preserve"> </w:t>
       </w:r>
       <w:r>
-        <w:t xml:space="preserve">by</w:t>
-      </w:r>
-      <w:r>
-        <w:t xml:space="preserve"> </w:t>
-      </w:r>
-      <w:hyperlink w:anchor="eq:earlystop">
-        <w:r>
-          <w:rPr>
-            <w:rStyle w:val="Hyperlink"/>
-          </w:rPr>
-          <w:t xml:space="preserve">[eq:earlystop]</w:t>
-        </w:r>
-      </w:hyperlink>
-      <w:r>
-        <w:t xml:space="preserve">, and record</w:t>
+        <w:t xml:space="preserve">by the early-stopping rule above, and record</w:t>
       </w:r>
       <w:r>
         <w:t xml:space="preserve"> </w:t>
@@ -14572,7 +14971,7 @@
           <w:rPr>
             <w:rStyle w:val="Hyperlink"/>
           </w:rPr>
-          <w:t xml:space="preserve">5</w:t>
+          <w:t xml:space="preserve">6</w:t>
         </w:r>
       </w:hyperlink>
       <w:r>
@@ -14660,7 +15059,7 @@
           <w:rPr>
             <w:rStyle w:val="Hyperlink"/>
           </w:rPr>
-          <w:t xml:space="preserve">9</w:t>
+          <w:t xml:space="preserve">10</w:t>
         </w:r>
       </w:hyperlink>
       <w:r>
@@ -14679,7 +15078,7 @@
         <w:t xml:space="preserve">different local optima.</w:t>
       </w:r>
     </w:p>
-    <w:bookmarkStart w:id="45" w:name="tab:xgbparams"/>
+    <w:bookmarkStart w:id="46" w:name="tab:xgbparams"/>
     <w:p>
       <w:pPr>
         <w:pStyle w:val="TableCaption"/>
@@ -15052,7 +15451,7 @@
         </w:tc>
       </w:tr>
     </w:tbl>
-    <w:bookmarkEnd w:id="45"/>
+    <w:bookmarkEnd w:id="46"/>
     <w:p>
       <w:pPr>
         <w:pStyle w:val="BodyText"/>
@@ -15082,7 +15481,7 @@
           <w:rPr>
             <w:rStyle w:val="Hyperlink"/>
           </w:rPr>
-          <w:t xml:space="preserve">9</w:t>
+          <w:t xml:space="preserve">10</w:t>
         </w:r>
       </w:hyperlink>
       <w:r>
@@ -15154,9 +15553,9 @@
         <w:t xml:space="preserve">).</w:t>
       </w:r>
     </w:p>
-    <w:bookmarkEnd w:id="46"/>
     <w:bookmarkEnd w:id="47"/>
-    <w:bookmarkStart w:id="48" w:name="sec:blend"/>
+    <w:bookmarkEnd w:id="48"/>
+    <w:bookmarkStart w:id="49" w:name="sec:blend"/>
     <w:p>
       <w:pPr>
         <w:pStyle w:val="Heading2"/>
@@ -15723,41 +16122,13 @@
         <w:jc w:val="both"/>
       </w:pPr>
       <w:r>
-        <w:t xml:space="preserve">The equality constraint </w:t>
-      </w:r>
-      <w:hyperlink w:anchor="eq:blendeq">
-        <w:r>
-          <w:rPr>
-            <w:rStyle w:val="Hyperlink"/>
-          </w:rPr>
-          <w:t xml:space="preserve">[eq:blendeq]</w:t>
-        </w:r>
-      </w:hyperlink>
-      <w:r>
-        <w:t xml:space="preserve"> </w:t>
-      </w:r>
-      <w:r>
-        <w:t xml:space="preserve">and the box</w:t>
-      </w:r>
-      <w:r>
-        <w:t xml:space="preserve"> </w:t>
-      </w:r>
-      <w:r>
-        <w:t xml:space="preserve">bounds </w:t>
-      </w:r>
-      <w:hyperlink w:anchor="eq:blendbox">
-        <w:r>
-          <w:rPr>
-            <w:rStyle w:val="Hyperlink"/>
-          </w:rPr>
-          <w:t xml:space="preserve">[eq:blendbox]</w:t>
-        </w:r>
-      </w:hyperlink>
-      <w:r>
-        <w:t xml:space="preserve"> </w:t>
-      </w:r>
-      <w:r>
-        <w:t xml:space="preserve">make the solution a</w:t>
+        <w:t xml:space="preserve">The equality constraint above and the box</w:t>
+      </w:r>
+      <w:r>
+        <w:t xml:space="preserve"> </w:t>
+      </w:r>
+      <w:r>
+        <w:t xml:space="preserve">bounds above make the solution a</w:t>
       </w:r>
       <w:r>
         <w:t xml:space="preserve"> </w:t>
@@ -15782,30 +16153,8 @@
         <w:t xml:space="preserve"> </w:t>
       </w:r>
       <w:r>
-        <w:t xml:space="preserve">from receiving a runaway weight. We solve</w:t>
-      </w:r>
-      <w:r>
-        <w:t xml:space="preserve"> </w:t>
-      </w:r>
-      <w:hyperlink w:anchor="eq:blendobj">
-        <w:r>
-          <w:rPr>
-            <w:rStyle w:val="Hyperlink"/>
-          </w:rPr>
-          <w:t xml:space="preserve">[eq:blendobj]</w:t>
-        </w:r>
-      </w:hyperlink>
-      <w:r>
-        <w:t xml:space="preserve">–</w:t>
-      </w:r>
-      <w:hyperlink w:anchor="eq:blendbox">
-        <w:r>
-          <w:rPr>
-            <w:rStyle w:val="Hyperlink"/>
-          </w:rPr>
-          <w:t xml:space="preserve">[eq:blendbox]</w:t>
-        </w:r>
-      </w:hyperlink>
+        <w:t xml:space="preserve">from receiving a runaway weight. We solve this constrained problem</w:t>
+      </w:r>
       <w:r>
         <w:t xml:space="preserve"> </w:t>
       </w:r>
@@ -15973,19 +16322,8 @@
       <w:r>
         <w:t xml:space="preserve"> </w:t>
       </w:r>
-      <w:hyperlink w:anchor="eq:blendeq">
-        <w:r>
-          <w:rPr>
-            <w:rStyle w:val="Hyperlink"/>
-          </w:rPr>
-          <w:t xml:space="preserve">[eq:blendeq]</w:t>
-        </w:r>
-      </w:hyperlink>
-      <w:r>
-        <w:t xml:space="preserve"> </w:t>
-      </w:r>
-      <w:r>
-        <w:t xml:space="preserve">still holds exactly. We also ran a randomized search directly</w:t>
+      <w:r>
+        <w:t xml:space="preserve">the weights still sum to one exactly. We also ran a randomized search directly</w:t>
       </w:r>
       <w:r>
         <w:t xml:space="preserve"> </w:t>
@@ -16144,7 +16482,7 @@
           <w:rPr>
             <w:rStyle w:val="Hyperlink"/>
           </w:rPr>
-          <w:t xml:space="preserve">8</w:t>
+          <w:t xml:space="preserve">9</w:t>
         </w:r>
       </w:hyperlink>
       <w:r>
@@ -16922,8 +17260,8 @@
         <w:t xml:space="preserve">.</w:t>
       </w:r>
     </w:p>
-    <w:bookmarkEnd w:id="48"/>
-    <w:bookmarkStart w:id="49" w:name="experimental-design-and-evaluation"/>
+    <w:bookmarkEnd w:id="49"/>
+    <w:bookmarkStart w:id="50" w:name="experimental-design-and-evaluation"/>
     <w:p>
       <w:pPr>
         <w:pStyle w:val="Heading2"/>
@@ -17073,16 +17411,8 @@
       <w:r>
         <w:t xml:space="preserve"> </w:t>
       </w:r>
-      <w:hyperlink w:anchor="eq:kfoldte">
-        <w:r>
-          <w:rPr>
-            <w:rStyle w:val="Hyperlink"/>
-          </w:rPr>
-          <w:t xml:space="preserve">[eq:kfoldte]</w:t>
-        </w:r>
-      </w:hyperlink>
-      <w:r>
-        <w:t xml:space="preserve">. As a last step we clip predictions to</w:t>
+      <w:r>
+        <w:t xml:space="preserve">the target-encoding formula above. As a last step we clip predictions to</w:t>
       </w:r>
       <w:r>
         <w:t xml:space="preserve"> </w:t>
@@ -17129,8 +17459,8 @@
         <w:t xml:space="preserve">to bound the loss contributed by any stray extrapolation.</w:t>
       </w:r>
     </w:p>
-    <w:bookmarkEnd w:id="49"/>
-    <w:bookmarkStart w:id="50" w:name="sec:cost"/>
+    <w:bookmarkEnd w:id="50"/>
+    <w:bookmarkStart w:id="51" w:name="sec:cost"/>
     <w:p>
       <w:pPr>
         <w:pStyle w:val="Heading2"/>
@@ -17311,8 +17641,8 @@
         <w:t xml:space="preserve">).</w:t>
       </w:r>
     </w:p>
-    <w:bookmarkEnd w:id="50"/>
-    <w:bookmarkStart w:id="51" w:name="sec:repro"/>
+    <w:bookmarkEnd w:id="51"/>
+    <w:bookmarkStart w:id="52" w:name="sec:repro"/>
     <w:p>
       <w:pPr>
         <w:pStyle w:val="Heading2"/>
@@ -17588,9 +17918,9 @@
         <w:t xml:space="preserve">recomputed without retraining.</w:t>
       </w:r>
     </w:p>
-    <w:bookmarkEnd w:id="51"/>
     <w:bookmarkEnd w:id="52"/>
-    <w:bookmarkStart w:id="86" w:name="sec:results"/>
+    <w:bookmarkEnd w:id="53"/>
+    <w:bookmarkStart w:id="87" w:name="sec:results"/>
     <w:p>
       <w:pPr>
         <w:pStyle w:val="Heading1"/>
@@ -17620,7 +17950,7 @@
           <w:rPr>
             <w:rStyle w:val="Hyperlink"/>
           </w:rPr>
-          <w:t xml:space="preserve">6</w:t>
+          <w:t xml:space="preserve">7</w:t>
         </w:r>
       </w:hyperlink>
       <w:r>
@@ -17705,7 +18035,7 @@
         <w:t xml:space="preserve">for blending closely-correlated tree ensembles.</w:t>
       </w:r>
     </w:p>
-    <w:bookmarkStart w:id="53" w:name="tab:cv"/>
+    <w:bookmarkStart w:id="54" w:name="tab:cv"/>
     <w:p>
       <w:pPr>
         <w:pStyle w:val="TableCaption"/>
@@ -18324,8 +18654,8 @@
         </w:tc>
       </w:tr>
     </w:tbl>
-    <w:bookmarkEnd w:id="53"/>
-    <w:bookmarkStart w:id="57" w:name="fig:baseline"/>
+    <w:bookmarkEnd w:id="54"/>
+    <w:bookmarkStart w:id="58" w:name="fig:baseline"/>
     <w:p>
       <w:pPr>
         <w:pStyle w:val="CaptionedFigure"/>
@@ -18339,18 +18669,18 @@
           <wp:inline>
             <wp:extent cx="3017520" cy="1765288"/>
             <wp:effectExtent b="0" l="0" r="0" t="0"/>
-            <wp:docPr descr="" title="" id="55" name="Picture"/>
+            <wp:docPr descr="" title="" id="56" name="Picture"/>
             <a:graphic>
               <a:graphicData uri="http://schemas.openxmlformats.org/drawingml/2006/picture">
                 <pic:pic>
                   <pic:nvPicPr>
-                    <pic:cNvPr descr="fig3_baseline_cv.png" id="56" name="Picture"/>
+                    <pic:cNvPr descr="fig3_baseline_cv.png" id="57" name="Picture"/>
                     <pic:cNvPicPr>
                       <a:picLocks noChangeArrowheads="1" noChangeAspect="1"/>
                     </pic:cNvPicPr>
                   </pic:nvPicPr>
                   <pic:blipFill>
-                    <a:blip r:embed="rId54"/>
+                    <a:blip r:embed="rId55"/>
                     <a:stretch>
                       <a:fillRect/>
                     </a:stretch>
@@ -18425,8 +18755,8 @@
         <w:t xml:space="preserve">trail well behind.</w:t>
       </w:r>
     </w:p>
-    <w:bookmarkEnd w:id="57"/>
-    <w:bookmarkStart w:id="59" w:name="sec:ablation"/>
+    <w:bookmarkEnd w:id="58"/>
+    <w:bookmarkStart w:id="60" w:name="sec:ablation"/>
     <w:p>
       <w:pPr>
         <w:pStyle w:val="Heading2"/>
@@ -18474,7 +18804,7 @@
           <w:rPr>
             <w:rStyle w:val="Hyperlink"/>
           </w:rPr>
-          <w:t xml:space="preserve">7</w:t>
+          <w:t xml:space="preserve">8</w:t>
         </w:r>
       </w:hyperlink>
       <w:r>
@@ -18663,7 +18993,7 @@
         <w:t xml:space="preserve">blend recovers a genuine, if small, additional gain.</w:t>
       </w:r>
     </w:p>
-    <w:bookmarkStart w:id="58" w:name="tab:ablation"/>
+    <w:bookmarkStart w:id="59" w:name="tab:ablation"/>
     <w:p>
       <w:pPr>
         <w:pStyle w:val="TableCaption"/>
@@ -19121,9 +19451,9 @@
         </w:tc>
       </w:tr>
     </w:tbl>
-    <w:bookmarkEnd w:id="58"/>
     <w:bookmarkEnd w:id="59"/>
-    <w:bookmarkStart w:id="64" w:name="why-the-methods-behaved-as-they-did"/>
+    <w:bookmarkEnd w:id="60"/>
+    <w:bookmarkStart w:id="65" w:name="why-the-methods-behaved-as-they-did"/>
     <w:p>
       <w:pPr>
         <w:pStyle w:val="Heading2"/>
@@ -19321,41 +19651,13 @@
         <w:t xml:space="preserve"> </w:t>
       </w:r>
       <w:r>
-        <w:t xml:space="preserve">regularization and early stopping</w:t>
-      </w:r>
-      <w:r>
-        <w:t xml:space="preserve"> </w:t>
-      </w:r>
-      <w:hyperlink w:anchor="eq:xgbobj">
-        <w:r>
-          <w:rPr>
-            <w:rStyle w:val="Hyperlink"/>
-          </w:rPr>
-          <w:t xml:space="preserve">[eq:xgbobj]</w:t>
-        </w:r>
-      </w:hyperlink>
-      <w:r>
-        <w:t xml:space="preserve">–</w:t>
-      </w:r>
-      <w:hyperlink w:anchor="eq:earlystop">
-        <w:r>
-          <w:rPr>
-            <w:rStyle w:val="Hyperlink"/>
-          </w:rPr>
-          <w:t xml:space="preserve">[eq:earlystop]</w:t>
-        </w:r>
-      </w:hyperlink>
-      <w:r>
-        <w:t xml:space="preserve"> </w:t>
-      </w:r>
-      <w:r>
-        <w:t xml:space="preserve">that</w:t>
-      </w:r>
-      <w:r>
-        <w:t xml:space="preserve"> </w:t>
-      </w:r>
-      <w:r>
-        <w:t xml:space="preserve">keep the corresponding variance in check, which is why they sit at the bottom</w:t>
+        <w:t xml:space="preserve">regularization and early stopping (the regularized objective and early-stopping</w:t>
+      </w:r>
+      <w:r>
+        <w:t xml:space="preserve"> </w:t>
+      </w:r>
+      <w:r>
+        <w:t xml:space="preserve">rule defined earlier) that keep the corresponding variance in check, which is why they sit at the bottom</w:t>
       </w:r>
       <w:r>
         <w:t xml:space="preserve"> </w:t>
@@ -19421,7 +19723,7 @@
         <w:t xml:space="preserve">even the best single model.</w:t>
       </w:r>
     </w:p>
-    <w:bookmarkStart w:id="63" w:name="fig:importance"/>
+    <w:bookmarkStart w:id="64" w:name="fig:importance"/>
     <w:p>
       <w:pPr>
         <w:pStyle w:val="CaptionedFigure"/>
@@ -19435,18 +19737,18 @@
           <wp:inline>
             <wp:extent cx="3017520" cy="1863332"/>
             <wp:effectExtent b="0" l="0" r="0" t="0"/>
-            <wp:docPr descr="" title="" id="61" name="Picture"/>
+            <wp:docPr descr="" title="" id="62" name="Picture"/>
             <a:graphic>
               <a:graphicData uri="http://schemas.openxmlformats.org/drawingml/2006/picture">
                 <pic:pic>
                   <pic:nvPicPr>
-                    <pic:cNvPr descr="fig4_xgb_importance.png" id="62" name="Picture"/>
+                    <pic:cNvPr descr="fig4_xgb_importance.png" id="63" name="Picture"/>
                     <pic:cNvPicPr>
                       <a:picLocks noChangeArrowheads="1" noChangeAspect="1"/>
                     </pic:cNvPicPr>
                   </pic:nvPicPr>
                   <pic:blipFill>
-                    <a:blip r:embed="rId60"/>
+                    <a:blip r:embed="rId61"/>
                     <a:stretch>
                       <a:fillRect/>
                     </a:stretch>
@@ -19511,7 +19813,7 @@
         <w:t xml:space="preserve">.</w:t>
       </w:r>
     </w:p>
-    <w:bookmarkEnd w:id="63"/>
+    <w:bookmarkEnd w:id="64"/>
     <w:p>
       <w:pPr>
         <w:pStyle w:val="BodyText"/>
@@ -19618,8 +19920,8 @@
         <w:t xml:space="preserve">single-history 2016 dataset used in our earlier study.</w:t>
       </w:r>
     </w:p>
-    <w:bookmarkEnd w:id="64"/>
-    <w:bookmarkStart w:id="70" w:name="X527baf0b06dc091d6fbfa9dd76bd5c2ffccca74"/>
+    <w:bookmarkEnd w:id="65"/>
+    <w:bookmarkStart w:id="71" w:name="X527baf0b06dc091d6fbfa9dd76bd5c2ffccca74"/>
     <w:p>
       <w:pPr>
         <w:pStyle w:val="Heading2"/>
@@ -19745,7 +20047,7 @@
           <w:rPr>
             <w:rStyle w:val="Hyperlink"/>
           </w:rPr>
-          <w:t xml:space="preserve">8</w:t>
+          <w:t xml:space="preserve">9</w:t>
         </w:r>
       </w:hyperlink>
       <w:r>
@@ -19761,7 +20063,7 @@
         <w:t xml:space="preserve">weights.</w:t>
       </w:r>
     </w:p>
-    <w:bookmarkStart w:id="68" w:name="fig:blend"/>
+    <w:bookmarkStart w:id="69" w:name="fig:blend"/>
     <w:p>
       <w:pPr>
         <w:pStyle w:val="CaptionedFigure"/>
@@ -19775,18 +20077,18 @@
           <wp:inline>
             <wp:extent cx="3017520" cy="1704462"/>
             <wp:effectExtent b="0" l="0" r="0" t="0"/>
-            <wp:docPr descr="" title="" id="66" name="Picture"/>
+            <wp:docPr descr="" title="" id="67" name="Picture"/>
             <a:graphic>
               <a:graphicData uri="http://schemas.openxmlformats.org/drawingml/2006/picture">
                 <pic:pic>
                   <pic:nvPicPr>
-                    <pic:cNvPr descr="fig5_blend.png" id="67" name="Picture"/>
+                    <pic:cNvPr descr="fig5_blend.png" id="68" name="Picture"/>
                     <pic:cNvPicPr>
                       <a:picLocks noChangeArrowheads="1" noChangeAspect="1"/>
                     </pic:cNvPicPr>
                   </pic:nvPicPr>
                   <pic:blipFill>
-                    <a:blip r:embed="rId65"/>
+                    <a:blip r:embed="rId66"/>
                     <a:stretch>
                       <a:fillRect/>
                     </a:stretch>
@@ -19837,8 +20139,8 @@
         <w:t xml:space="preserve">(SLSQP) blends. The weighted blend is the best configuration.</w:t>
       </w:r>
     </w:p>
-    <w:bookmarkEnd w:id="68"/>
-    <w:bookmarkStart w:id="69" w:name="tab:weights"/>
+    <w:bookmarkEnd w:id="69"/>
+    <w:bookmarkStart w:id="70" w:name="tab:weights"/>
     <w:p>
       <w:pPr>
         <w:pStyle w:val="TableCaption"/>
@@ -19860,28 +20162,14 @@
         <w:rPr>
           <w:sz w:val="16"/>
         </w:rPr>
-        <w:t xml:space="preserve">nine models (problem </w:t>
-      </w:r>
-      <w:hyperlink w:anchor="eq:blendobj">
+        <w:t xml:space="preserve">nine models (the constrained blend problem in Section </w:t>
+      </w:r>
+      <w:hyperlink w:anchor="sec:blend">
         <w:r>
           <w:rPr>
             <w:rStyle w:val="Hyperlink"/>
           </w:rPr>
-          <w:t xml:space="preserve">[eq:blendobj]</w:t>
-        </w:r>
-      </w:hyperlink>
-      <w:r>
-        <w:rPr>
-          <w:sz w:val="16"/>
-        </w:rPr>
-        <w:t xml:space="preserve">–</w:t>
-      </w:r>
-      <w:hyperlink w:anchor="eq:blendbox">
-        <w:r>
-          <w:rPr>
-            <w:rStyle w:val="Hyperlink"/>
-          </w:rPr>
-          <w:t xml:space="preserve">[eq:blendbox]</w:t>
+          <w:t xml:space="preserve">4.6</w:t>
         </w:r>
       </w:hyperlink>
       <w:r>
@@ -19896,7 +20184,7 @@
         <w:tblStyle w:val="Table"/>
         <w:tblW w:type="auto" w:w="0"/>
         <w:tblLook w:firstRow="1" w:lastRow="0" w:firstColumn="0" w:lastColumn="0" w:noHBand="0" w:noVBand="0" w:val="0020"/>
-        <w:tblCaption w:val="Optimal blend weights chosen by SLSQP on the OOF predictions of all nine models (problem [eq:blendobj]–[eq:blendbox])."/>
+        <w:tblCaption w:val="Optimal blend weights chosen by SLSQP on the OOF predictions of all nine models (the constrained blend problem in Section 4.6)."/>
       </w:tblPr>
       <w:tblGrid>
         <w:gridCol w:w="3960"/>
@@ -20183,9 +20471,9 @@
         </w:tc>
       </w:tr>
     </w:tbl>
-    <w:bookmarkEnd w:id="69"/>
     <w:bookmarkEnd w:id="70"/>
-    <w:bookmarkStart w:id="72" w:name="sec:complementarity"/>
+    <w:bookmarkEnd w:id="71"/>
+    <w:bookmarkStart w:id="73" w:name="sec:complementarity"/>
     <w:p>
       <w:pPr>
         <w:pStyle w:val="Heading2"/>
@@ -20236,21 +20524,7 @@
         <w:t xml:space="preserve"> </w:t>
       </w:r>
       <w:r>
-        <w:t xml:space="preserve">error. Table </w:t>
-      </w:r>
-      <w:hyperlink w:anchor="tab:errcorr">
-        <w:r>
-          <w:rPr>
-            <w:rStyle w:val="Hyperlink"/>
-          </w:rPr>
-          <w:t xml:space="preserve">[tab:errcorr]</w:t>
-        </w:r>
-      </w:hyperlink>
-      <w:r>
-        <w:t xml:space="preserve"> </w:t>
-      </w:r>
-      <w:r>
-        <w:t xml:space="preserve">reports the Pearson correlation of the per-row</w:t>
+        <w:t xml:space="preserve">error. The correlation table below reports the Pearson correlation of the per-row</w:t>
       </w:r>
       <w:r>
         <w:t xml:space="preserve"> </w:t>
@@ -20294,69 +20568,6 @@
         <w:t xml:space="preserve">zero (Table </w:t>
       </w:r>
       <w:hyperlink w:anchor="tab:weights">
-        <w:r>
-          <w:rPr>
-            <w:rStyle w:val="Hyperlink"/>
-          </w:rPr>
-          <w:t xml:space="preserve">8</w:t>
-        </w:r>
-      </w:hyperlink>
-      <w:r>
-        <w:t xml:space="preserve">) despite XGBoost v2 individually outscoring</w:t>
-      </w:r>
-      <w:r>
-        <w:t xml:space="preserve"> </w:t>
-      </w:r>
-      <w:r>
-        <w:t xml:space="preserve">several models that do receive weight—it simply duplicates signal already</w:t>
-      </w:r>
-      <w:r>
-        <w:t xml:space="preserve"> </w:t>
-      </w:r>
-      <w:r>
-        <w:t xml:space="preserve">covered by the main XGBoost and v3. The MLP and Linear Regression are the least</w:t>
-      </w:r>
-      <w:r>
-        <w:t xml:space="preserve"> </w:t>
-      </w:r>
-      <w:r>
-        <w:t xml:space="preserve">correlated with the tree ensembles (correlations of</w:t>
-      </w:r>
-      <w:r>
-        <w:t xml:space="preserve"> </w:t>
-      </w:r>
-      <m:oMath>
-        <m:r>
-          <m:t>0.86</m:t>
-        </m:r>
-      </m:oMath>
-      <w:r>
-        <w:t xml:space="preserve">–</w:t>
-      </w:r>
-      <m:oMath>
-        <m:r>
-          <m:t>0.93</m:t>
-        </m:r>
-      </m:oMath>
-      <w:r>
-        <w:t xml:space="preserve"> </w:t>
-      </w:r>
-      <w:r>
-        <w:t xml:space="preserve">with the</w:t>
-      </w:r>
-      <w:r>
-        <w:t xml:space="preserve"> </w:t>
-      </w:r>
-      <w:r>
-        <w:t xml:space="preserve">others), so although they are individually much weaker</w:t>
-      </w:r>
-      <w:r>
-        <w:t xml:space="preserve"> </w:t>
-      </w:r>
-      <w:r>
-        <w:t xml:space="preserve">(Table </w:t>
-      </w:r>
-      <w:hyperlink w:anchor="tab:metrics">
         <w:r>
           <w:rPr>
             <w:rStyle w:val="Hyperlink"/>
@@ -20365,6 +20576,69 @@
         </w:r>
       </w:hyperlink>
       <w:r>
+        <w:t xml:space="preserve">) despite XGBoost v2 individually outscoring</w:t>
+      </w:r>
+      <w:r>
+        <w:t xml:space="preserve"> </w:t>
+      </w:r>
+      <w:r>
+        <w:t xml:space="preserve">several models that do receive weight—it simply duplicates signal already</w:t>
+      </w:r>
+      <w:r>
+        <w:t xml:space="preserve"> </w:t>
+      </w:r>
+      <w:r>
+        <w:t xml:space="preserve">covered by the main XGBoost and v3. The MLP and Linear Regression are the least</w:t>
+      </w:r>
+      <w:r>
+        <w:t xml:space="preserve"> </w:t>
+      </w:r>
+      <w:r>
+        <w:t xml:space="preserve">correlated with the tree ensembles (correlations of</w:t>
+      </w:r>
+      <w:r>
+        <w:t xml:space="preserve"> </w:t>
+      </w:r>
+      <m:oMath>
+        <m:r>
+          <m:t>0.86</m:t>
+        </m:r>
+      </m:oMath>
+      <w:r>
+        <w:t xml:space="preserve">–</w:t>
+      </w:r>
+      <m:oMath>
+        <m:r>
+          <m:t>0.93</m:t>
+        </m:r>
+      </m:oMath>
+      <w:r>
+        <w:t xml:space="preserve"> </w:t>
+      </w:r>
+      <w:r>
+        <w:t xml:space="preserve">with the</w:t>
+      </w:r>
+      <w:r>
+        <w:t xml:space="preserve"> </w:t>
+      </w:r>
+      <w:r>
+        <w:t xml:space="preserve">others), so although they are individually much weaker</w:t>
+      </w:r>
+      <w:r>
+        <w:t xml:space="preserve"> </w:t>
+      </w:r>
+      <w:r>
+        <w:t xml:space="preserve">(Table </w:t>
+      </w:r>
+      <w:hyperlink w:anchor="tab:metrics">
+        <w:r>
+          <w:rPr>
+            <w:rStyle w:val="Hyperlink"/>
+          </w:rPr>
+          <w:t xml:space="preserve">10</w:t>
+        </w:r>
+      </w:hyperlink>
+      <w:r>
         <w:t xml:space="preserve">), the MLP still carries enough independent signal to</w:t>
       </w:r>
       <w:r>
@@ -20390,7 +20664,7 @@
           <w:rPr>
             <w:rStyle w:val="Hyperlink"/>
           </w:rPr>
-          <w:t xml:space="preserve">8</w:t>
+          <w:t xml:space="preserve">9</w:t>
         </w:r>
       </w:hyperlink>
       <w:r>
@@ -20422,7 +20696,7 @@
           <w:rPr>
             <w:rStyle w:val="Hyperlink"/>
           </w:rPr>
-          <w:t xml:space="preserve">9</w:t>
+          <w:t xml:space="preserve">10</w:t>
         </w:r>
       </w:hyperlink>
       <w:r>
@@ -20502,7 +20776,7 @@
         <w:t xml:space="preserve">cost of median accuracy.</w:t>
       </w:r>
     </w:p>
-    <w:bookmarkStart w:id="71" w:name="tab:metrics"/>
+    <w:bookmarkStart w:id="72" w:name="tab:metrics"/>
     <w:p>
       <w:pPr>
         <w:pStyle w:val="TableCaption"/>
@@ -21153,7 +21427,7 @@
         </w:tc>
       </w:tr>
     </w:tbl>
-    <w:bookmarkEnd w:id="71"/>
+    <w:bookmarkEnd w:id="72"/>
     <w:tbl>
       <w:tblPr>
         <w:tblStyle w:val="Table"/>
@@ -22248,8 +22522,8 @@
         </w:tc>
       </w:tr>
     </w:tbl>
-    <w:bookmarkEnd w:id="72"/>
-    <w:bookmarkStart w:id="73" w:name="sec:significance"/>
+    <w:bookmarkEnd w:id="73"/>
+    <w:bookmarkStart w:id="74" w:name="sec:significance"/>
     <w:p>
       <w:pPr>
         <w:pStyle w:val="Heading2"/>
@@ -23045,7 +23319,7 @@
           <w:rPr>
             <w:rStyle w:val="Hyperlink"/>
           </w:rPr>
-          <w:t xml:space="preserve">9</w:t>
+          <w:t xml:space="preserve">10</w:t>
         </w:r>
       </w:hyperlink>
       <w:r>
@@ -23167,8 +23441,8 @@
         <w:t xml:space="preserve">is what our compute budget allowed.</w:t>
       </w:r>
     </w:p>
-    <w:bookmarkEnd w:id="73"/>
-    <w:bookmarkStart w:id="82" w:name="sec:residuals"/>
+    <w:bookmarkEnd w:id="74"/>
+    <w:bookmarkStart w:id="83" w:name="sec:residuals"/>
     <w:p>
       <w:pPr>
         <w:pStyle w:val="Heading2"/>
@@ -23388,7 +23662,7 @@
         <w:t xml:space="preserve">confirming non-Gaussian residuals.</w:t>
       </w:r>
     </w:p>
-    <w:bookmarkStart w:id="77" w:name="fig:residuals"/>
+    <w:bookmarkStart w:id="78" w:name="fig:residuals"/>
     <w:p>
       <w:pPr>
         <w:pStyle w:val="CaptionedFigure"/>
@@ -23402,18 +23676,18 @@
           <wp:inline>
             <wp:extent cx="3017520" cy="2250787"/>
             <wp:effectExtent b="0" l="0" r="0" t="0"/>
-            <wp:docPr descr="" title="" id="75" name="Picture"/>
+            <wp:docPr descr="" title="" id="76" name="Picture"/>
             <a:graphic>
               <a:graphicData uri="http://schemas.openxmlformats.org/drawingml/2006/picture">
                 <pic:pic>
                   <pic:nvPicPr>
-                    <pic:cNvPr descr="fig6_residuals.png" id="76" name="Picture"/>
+                    <pic:cNvPr descr="fig6_residuals.png" id="77" name="Picture"/>
                     <pic:cNvPicPr>
                       <a:picLocks noChangeArrowheads="1" noChangeAspect="1"/>
                     </pic:cNvPicPr>
                   </pic:nvPicPr>
                   <pic:blipFill>
-                    <a:blip r:embed="rId74"/>
+                    <a:blip r:embed="rId75"/>
                     <a:stretch>
                       <a:fillRect/>
                     </a:stretch>
@@ -23476,7 +23750,7 @@
         <w:t xml:space="preserve">and upper-bound bands highlighted, (c) residual histogram, (d) normal Q-Q plot.</w:t>
       </w:r>
     </w:p>
-    <w:bookmarkEnd w:id="77"/>
+    <w:bookmarkEnd w:id="78"/>
     <w:p>
       <w:pPr>
         <w:pStyle w:val="BodyText"/>
@@ -23964,7 +24238,7 @@
         <w:t xml:space="preserve">two-stage hurdle model we implement next.</w:t>
       </w:r>
     </w:p>
-    <w:bookmarkStart w:id="81" w:name="fig:residualbins"/>
+    <w:bookmarkStart w:id="82" w:name="fig:residualbins"/>
     <w:p>
       <w:pPr>
         <w:pStyle w:val="CaptionedFigure"/>
@@ -23978,18 +24252,18 @@
           <wp:inline>
             <wp:extent cx="3017520" cy="1803964"/>
             <wp:effectExtent b="0" l="0" r="0" t="0"/>
-            <wp:docPr descr="" title="" id="79" name="Picture"/>
+            <wp:docPr descr="" title="" id="80" name="Picture"/>
             <a:graphic>
               <a:graphicData uri="http://schemas.openxmlformats.org/drawingml/2006/picture">
                 <pic:pic>
                   <pic:nvPicPr>
-                    <pic:cNvPr descr="fig7_residual_bins.png" id="80" name="Picture"/>
+                    <pic:cNvPr descr="fig7_residual_bins.png" id="81" name="Picture"/>
                     <pic:cNvPicPr>
                       <a:picLocks noChangeArrowheads="1" noChangeAspect="1"/>
                     </pic:cNvPicPr>
                   </pic:nvPicPr>
                   <pic:blipFill>
-                    <a:blip r:embed="rId78"/>
+                    <a:blip r:embed="rId79"/>
                     <a:stretch>
                       <a:fillRect/>
                     </a:stretch>
@@ -24091,9 +24365,9 @@
         <w:t xml:space="preserve">target.</w:t>
       </w:r>
     </w:p>
-    <w:bookmarkEnd w:id="81"/>
     <w:bookmarkEnd w:id="82"/>
-    <w:bookmarkStart w:id="84" w:name="sec:hurdle-impl"/>
+    <w:bookmarkEnd w:id="83"/>
+    <w:bookmarkStart w:id="85" w:name="sec:hurdle-impl"/>
     <w:p>
       <w:pPr>
         <w:pStyle w:val="Heading2"/>
@@ -24875,7 +25149,7 @@
           <w:rPr>
             <w:rStyle w:val="Hyperlink"/>
           </w:rPr>
-          <w:t xml:space="preserve">10</w:t>
+          <w:t xml:space="preserve">11</w:t>
         </w:r>
       </w:hyperlink>
       <w:r>
@@ -24988,7 +25262,7 @@
         <w:t xml:space="preserve">.</w:t>
       </w:r>
     </w:p>
-    <w:bookmarkStart w:id="83" w:name="tab:hurdle"/>
+    <w:bookmarkStart w:id="84" w:name="tab:hurdle"/>
     <w:p>
       <w:pPr>
         <w:pStyle w:val="TableCaption"/>
@@ -25315,9 +25589,9 @@
         </w:tc>
       </w:tr>
     </w:tbl>
-    <w:bookmarkEnd w:id="83"/>
     <w:bookmarkEnd w:id="84"/>
-    <w:bookmarkStart w:id="85" w:name="sec:threats"/>
+    <w:bookmarkEnd w:id="85"/>
+    <w:bookmarkStart w:id="86" w:name="sec:threats"/>
     <w:p>
       <w:pPr>
         <w:pStyle w:val="Heading2"/>
@@ -25453,25 +25727,89 @@
         <w:t xml:space="preserve"> </w:t>
       </w:r>
       <w:r>
-        <w:t xml:space="preserve">City) and a single quarter (Q1 2026); the learned price and seasonality</w:t>
-      </w:r>
-      <w:r>
-        <w:t xml:space="preserve"> </w:t>
-      </w:r>
-      <w:r>
-        <w:t xml:space="preserve">effects need not transfer to other cities or years, and the heavy reliance on</w:t>
-      </w:r>
-      <w:r>
-        <w:t xml:space="preserve"> </w:t>
-      </w:r>
-      <w:r>
-        <w:t xml:space="preserve">H2-2025 calendar-volatility features means the model would degrade for</w:t>
-      </w:r>
-      <w:r>
-        <w:t xml:space="preserve"> </w:t>
-      </w:r>
-      <w:r>
-        <w:t xml:space="preserve">brand-new listings with no six-month history.</w:t>
+        <w:t xml:space="preserve">City); the learned price and seasonality effects need not transfer to other</w:t>
+      </w:r>
+      <w:r>
+        <w:t xml:space="preserve"> </w:t>
+      </w:r>
+      <w:r>
+        <w:t xml:space="preserve">cities, and the heavy reliance on calendar-volatility features means the</w:t>
+      </w:r>
+      <w:r>
+        <w:t xml:space="preserve"> </w:t>
+      </w:r>
+      <w:r>
+        <w:t xml:space="preserve">model would degrade for brand-new listings with no multi-month history.</w:t>
+      </w:r>
+      <w:r>
+        <w:t xml:space="preserve"> </w:t>
+      </w:r>
+      <w:r>
+        <w:t xml:space="preserve">Temporal generalization within this market was checked directly</w:t>
+      </w:r>
+      <w:r>
+        <w:t xml:space="preserve"> </w:t>
+      </w:r>
+      <w:r>
+        <w:t xml:space="preserve">(Section </w:t>
+      </w:r>
+      <w:hyperlink w:anchor="sec:robustness">
+        <w:r>
+          <w:rPr>
+            <w:rStyle w:val="Hyperlink"/>
+          </w:rPr>
+          <w:t xml:space="preserve">6.1</w:t>
+        </w:r>
+      </w:hyperlink>
+      <w:r>
+        <w:t xml:space="preserve">): we re-ran the same pipeline, with no</w:t>
+      </w:r>
+      <w:r>
+        <w:t xml:space="preserve"> </w:t>
+      </w:r>
+      <w:r>
+        <w:t xml:space="preserve">per-setup re-tuning, on two additional history/target configurations (Q4</w:t>
+      </w:r>
+      <w:r>
+        <w:t xml:space="preserve"> </w:t>
+      </w:r>
+      <w:r>
+        <w:t xml:space="preserve">2025 and Feb–Apr 2026), and held-out</w:t>
+      </w:r>
+      <w:r>
+        <w:t xml:space="preserve"> </w:t>
+      </w:r>
+      <m:oMath>
+        <m:sSup>
+          <m:e>
+            <m:r>
+              <m:t>R</m:t>
+            </m:r>
+          </m:e>
+          <m:sup>
+            <m:r>
+              <m:t>2</m:t>
+            </m:r>
+          </m:sup>
+        </m:sSup>
+      </m:oMath>
+      <w:r>
+        <w:t xml:space="preserve"> </w:t>
+      </w:r>
+      <w:r>
+        <w:t xml:space="preserve">stayed in the same 0.54–0.62</w:t>
+      </w:r>
+      <w:r>
+        <w:t xml:space="preserve"> </w:t>
+      </w:r>
+      <w:r>
+        <w:t xml:space="preserve">range as the primary Q1 2026 setup, so this result is not a one-quarter</w:t>
+      </w:r>
+      <w:r>
+        <w:t xml:space="preserve"> </w:t>
+      </w:r>
+      <w:r>
+        <w:t xml:space="preserve">artefact.</w:t>
       </w:r>
       <w:r>
         <w:t xml:space="preserve"> </w:t>
@@ -25601,9 +25939,9 @@
         <w:t xml:space="preserve">a way that our fixed train/test split cannot detect.</w:t>
       </w:r>
     </w:p>
-    <w:bookmarkEnd w:id="85"/>
     <w:bookmarkEnd w:id="86"/>
-    <w:bookmarkStart w:id="94" w:name="sec:changes"/>
+    <w:bookmarkEnd w:id="87"/>
+    <w:bookmarkStart w:id="106" w:name="sec:changes"/>
     <w:p>
       <w:pPr>
         <w:pStyle w:val="Heading1"/>
@@ -25659,7 +25997,7 @@
         <w:t xml:space="preserve">capability of the new dataset.</w:t>
       </w:r>
     </w:p>
-    <w:bookmarkStart w:id="87" w:name="new-a-clean-multi-snapshot-target"/>
+    <w:bookmarkStart w:id="88" w:name="new-a-clean-multi-snapshot-target"/>
     <w:p>
       <w:pPr>
         <w:pStyle w:val="Heading4"/>
@@ -25743,29 +26081,6 @@
       </w:r>
       <w:r>
         <w:t xml:space="preserve">genuinely booked (Section </w:t>
-      </w:r>
-      <w:hyperlink w:anchor="sec:targetconstruction">
-        <w:r>
-          <w:rPr>
-            <w:rStyle w:val="Hyperlink"/>
-          </w:rPr>
-          <w:t xml:space="preserve">[sec:targetconstruction]</w:t>
-        </w:r>
-      </w:hyperlink>
-      <w:r>
-        <w:t xml:space="preserve">), which was not a</w:t>
-      </w:r>
-      <w:r>
-        <w:t xml:space="preserve"> </w:t>
-      </w:r>
-      <w:r>
-        <w:t xml:space="preserve">possibility with the original single-snapshot data and materially changed the</w:t>
-      </w:r>
-      <w:r>
-        <w:t xml:space="preserve"> </w:t>
-      </w:r>
-      <w:r>
-        <w:t xml:space="preserve">target’s distribution (Section </w:t>
       </w:r>
       <w:hyperlink w:anchor="sec:eda">
         <w:r>
@@ -25776,11 +26091,34 @@
         </w:r>
       </w:hyperlink>
       <w:r>
+        <w:t xml:space="preserve">), which was not a</w:t>
+      </w:r>
+      <w:r>
+        <w:t xml:space="preserve"> </w:t>
+      </w:r>
+      <w:r>
+        <w:t xml:space="preserve">possibility with the original single-snapshot data and materially changed the</w:t>
+      </w:r>
+      <w:r>
+        <w:t xml:space="preserve"> </w:t>
+      </w:r>
+      <w:r>
+        <w:t xml:space="preserve">target’s distribution (Section </w:t>
+      </w:r>
+      <w:hyperlink w:anchor="sec:eda">
+        <w:r>
+          <w:rPr>
+            <w:rStyle w:val="Hyperlink"/>
+          </w:rPr>
+          <w:t xml:space="preserve">4.1</w:t>
+        </w:r>
+      </w:hyperlink>
+      <w:r>
         <w:t xml:space="preserve">).</w:t>
       </w:r>
     </w:p>
-    <w:bookmarkEnd w:id="87"/>
-    <w:bookmarkStart w:id="88" w:name="new-cross-snapshot-calendar-volatility"/>
+    <w:bookmarkEnd w:id="88"/>
+    <w:bookmarkStart w:id="89" w:name="new-cross-snapshot-calendar-volatility"/>
     <w:p>
       <w:pPr>
         <w:pStyle w:val="Heading4"/>
@@ -25884,8 +26222,8 @@
         <w:t xml:space="preserve">).</w:t>
       </w:r>
     </w:p>
-    <w:bookmarkEnd w:id="88"/>
-    <w:bookmarkStart w:id="89" w:name="X445d069ebfc9fa467dc3f8420bc497feb2c5f08"/>
+    <w:bookmarkEnd w:id="89"/>
+    <w:bookmarkStart w:id="90" w:name="X445d069ebfc9fa467dc3f8420bc497feb2c5f08"/>
     <w:p>
       <w:pPr>
         <w:pStyle w:val="Heading4"/>
@@ -25958,8 +26296,8 @@
         <w:t xml:space="preserve">fixed the boundary for us.</w:t>
       </w:r>
     </w:p>
-    <w:bookmarkEnd w:id="89"/>
-    <w:bookmarkStart w:id="90" w:name="X30823172212fa33de0906b393c0b9f2a55aa710"/>
+    <w:bookmarkEnd w:id="90"/>
+    <w:bookmarkStart w:id="91" w:name="X30823172212fa33de0906b393c0b9f2a55aa710"/>
     <w:p>
       <w:pPr>
         <w:pStyle w:val="Heading4"/>
@@ -26163,8 +26501,8 @@
         <w:t xml:space="preserve">).</w:t>
       </w:r>
     </w:p>
-    <w:bookmarkEnd w:id="90"/>
-    <w:bookmarkStart w:id="91" w:name="Xc6ee56640edc5feab9a6518e74faf13c0fcf34c"/>
+    <w:bookmarkEnd w:id="91"/>
+    <w:bookmarkStart w:id="92" w:name="Xc6ee56640edc5feab9a6518e74faf13c0fcf34c"/>
     <w:p>
       <w:pPr>
         <w:pStyle w:val="Heading4"/>
@@ -26235,8 +26573,8 @@
         <w:t xml:space="preserve">column.</w:t>
       </w:r>
     </w:p>
-    <w:bookmarkEnd w:id="91"/>
-    <w:bookmarkStart w:id="92" w:name="X952a32d48b81e20d75e0a5fe5b5fe5ab48e2a82"/>
+    <w:bookmarkEnd w:id="92"/>
+    <w:bookmarkStart w:id="93" w:name="X952a32d48b81e20d75e0a5fe5b5fe5ab48e2a82"/>
     <w:p>
       <w:pPr>
         <w:pStyle w:val="Heading4"/>
@@ -26339,8 +26677,8 @@
         <w:t xml:space="preserve">flattening it into engineered aggregates at feature-engineering time.</w:t>
       </w:r>
     </w:p>
-    <w:bookmarkEnd w:id="92"/>
-    <w:bookmarkStart w:id="93" w:name="Xd854d68df9831d5e658a19f4da571ce762b484d"/>
+    <w:bookmarkEnd w:id="93"/>
+    <w:bookmarkStart w:id="94" w:name="Xd854d68df9831d5e658a19f4da571ce762b484d"/>
     <w:p>
       <w:pPr>
         <w:pStyle w:val="Heading4"/>
@@ -26476,9 +26814,1514 @@
         <w:t xml:space="preserve">).</w:t>
       </w:r>
     </w:p>
-    <w:bookmarkEnd w:id="93"/>
     <w:bookmarkEnd w:id="94"/>
-    <w:bookmarkStart w:id="95" w:name="sec:concl"/>
+    <w:bookmarkStart w:id="105" w:name="sec:robustness"/>
+    <w:p>
+      <w:pPr>
+        <w:pStyle w:val="Heading2"/>
+        <w:jc w:val="left"/>
+      </w:pPr>
+      <w:r>
+        <w:rPr>
+          <w:rFonts w:ascii="Times New Roman" w:hAnsi="Times New Roman"/>
+          <w:b w:val="0"/>
+          <w:i/>
+          <w:smallCaps w:val="0"/>
+          <w:sz w:val="20"/>
+        </w:rPr>
+        <w:t>A. Cross-Period Robustness</w:t>
+      </w:r>
+    </w:p>
+    <w:p>
+      <w:pPr>
+        <w:pStyle w:val="FirstParagraph"/>
+        <w:jc w:val="both"/>
+      </w:pPr>
+      <w:r>
+        <w:t xml:space="preserve">Everything reported so far uses a single history/target configuration — we</w:t>
+      </w:r>
+      <w:r>
+        <w:t xml:space="preserve"> </w:t>
+      </w:r>
+      <w:r>
+        <w:t xml:space="preserve">call it Setup B — July–December 2025 history predicting Q1 2026. To check</w:t>
+      </w:r>
+      <w:r>
+        <w:t xml:space="preserve"> </w:t>
+      </w:r>
+      <w:r>
+        <w:t xml:space="preserve">that this is not a one-quarter result, we re-ran the identical pipeline (the</w:t>
+      </w:r>
+      <w:r>
+        <w:t xml:space="preserve"> </w:t>
+      </w:r>
+      <w:r>
+        <w:t xml:space="preserve">clean multi-snapshot target rule, the same five-model roster with</w:t>
+      </w:r>
+      <w:r>
+        <w:t xml:space="preserve"> </w:t>
+      </w:r>
+      <w:r>
+        <w:t xml:space="preserve">hyperparameters reused unchanged from Setup B, and the same SLSQP blend) on</w:t>
+      </w:r>
+      <w:r>
+        <w:t xml:space="preserve"> </w:t>
+      </w:r>
+      <w:r>
+        <w:t xml:space="preserve">two additional configurations: Setup A (July–September 2025 history</w:t>
+      </w:r>
+      <w:r>
+        <w:t xml:space="preserve"> </w:t>
+      </w:r>
+      <w:r>
+        <w:t xml:space="preserve">predicting Q4 2025, the shallowest-history case) and Setup C (July</w:t>
+      </w:r>
+      <w:r>
+        <w:t xml:space="preserve"> </w:t>
+      </w:r>
+      <w:r>
+        <w:t xml:space="preserve">2025–January 2026 history predicting February–April 2026, the</w:t>
+      </w:r>
+      <w:r>
+        <w:t xml:space="preserve"> </w:t>
+      </w:r>
+      <w:r>
+        <w:t xml:space="preserve">deepest-history case). Table </w:t>
+      </w:r>
+      <w:hyperlink w:anchor="tab:setups">
+        <w:r>
+          <w:rPr>
+            <w:rStyle w:val="Hyperlink"/>
+          </w:rPr>
+          <w:t xml:space="preserve">12</w:t>
+        </w:r>
+      </w:hyperlink>
+      <w:r>
+        <w:t xml:space="preserve"> </w:t>
+      </w:r>
+      <w:r>
+        <w:t xml:space="preserve">summarises the three</w:t>
+      </w:r>
+      <w:r>
+        <w:t xml:space="preserve"> </w:t>
+      </w:r>
+      <w:r>
+        <w:t xml:space="preserve">configurations, and Table </w:t>
+      </w:r>
+      <w:hyperlink w:anchor="tab:targetstats3">
+        <w:r>
+          <w:rPr>
+            <w:rStyle w:val="Hyperlink"/>
+          </w:rPr>
+          <w:t xml:space="preserve">13</w:t>
+        </w:r>
+      </w:hyperlink>
+      <w:r>
+        <w:t xml:space="preserve"> </w:t>
+      </w:r>
+      <w:r>
+        <w:t xml:space="preserve">their target distributions,</w:t>
+      </w:r>
+      <w:r>
+        <w:t xml:space="preserve"> </w:t>
+      </w:r>
+      <w:r>
+        <w:t xml:space="preserve">each built from the identical clean multi-snapshot rule</w:t>
+      </w:r>
+      <w:r>
+        <w:t xml:space="preserve"> </w:t>
+      </w:r>
+      <w:r>
+        <w:t xml:space="preserve">(Section </w:t>
+      </w:r>
+      <w:hyperlink w:anchor="sec:eda">
+        <w:r>
+          <w:rPr>
+            <w:rStyle w:val="Hyperlink"/>
+          </w:rPr>
+          <w:t xml:space="preserve">4.1</w:t>
+        </w:r>
+      </w:hyperlink>
+      <w:r>
+        <w:t xml:space="preserve">) applied to that setup’s own snapshots.</w:t>
+      </w:r>
+    </w:p>
+    <w:bookmarkStart w:id="95" w:name="tab:setups"/>
+    <w:p>
+      <w:pPr>
+        <w:pStyle w:val="TableCaption"/>
+        <w:jc w:val="center"/>
+      </w:pPr>
+      <w:r>
+        <w:rPr>
+          <w:sz w:val="16"/>
+        </w:rPr>
+        <w:t xml:space="preserve">Prediction setups (history window</w:t>
+      </w:r>
+      <w:r>
+        <w:rPr>
+          <w:sz w:val="16"/>
+        </w:rPr>
+        <w:t xml:space="preserve"> </w:t>
+      </w:r>
+      <m:oMath>
+        <m:r>
+          <m:rPr>
+            <m:sty m:val="p"/>
+          </m:rPr>
+          <m:t>→</m:t>
+        </m:r>
+      </m:oMath>
+      <w:r>
+        <w:rPr>
+          <w:sz w:val="16"/>
+        </w:rPr>
+        <w:t xml:space="preserve"> </w:t>
+      </w:r>
+      <w:r>
+        <w:rPr>
+          <w:sz w:val="16"/>
+        </w:rPr>
+        <w:t xml:space="preserve">target quarter).</w:t>
+      </w:r>
+    </w:p>
+    <w:tbl>
+      <w:tblPr>
+        <w:tblStyle w:val="Table"/>
+        <w:tblW w:type="auto" w:w="0"/>
+        <w:tblLook w:firstRow="1" w:lastRow="0" w:firstColumn="0" w:lastColumn="0" w:noHBand="0" w:noVBand="0" w:val="0020"/>
+        <w:tblCaption w:val="Prediction setups (history window \to target quarter)."/>
+      </w:tblPr>
+      <w:tblGrid>
+        <w:gridCol w:w="1980"/>
+        <w:gridCol w:w="1980"/>
+        <w:gridCol w:w="1980"/>
+        <w:gridCol w:w="1980"/>
+      </w:tblGrid>
+      <w:tr>
+        <w:trPr>
+          <w:tblHeader w:val="on"/>
+        </w:trPr>
+        <w:tc>
+          <w:tcPr/>
+          <w:p>
+            <w:pPr>
+              <w:pStyle w:val="Compact"/>
+              <w:jc w:val="left"/>
+            </w:pPr>
+            <w:r>
+              <w:t xml:space="preserve">Setup</w:t>
+            </w:r>
+          </w:p>
+        </w:tc>
+        <w:tc>
+          <w:tcPr/>
+          <w:p>
+            <w:pPr>
+              <w:pStyle w:val="Compact"/>
+              <w:jc w:val="center"/>
+            </w:pPr>
+            <w:r>
+              <w:t xml:space="preserve">History</w:t>
+            </w:r>
+          </w:p>
+        </w:tc>
+        <w:tc>
+          <w:tcPr/>
+          <w:p>
+            <w:pPr>
+              <w:pStyle w:val="Compact"/>
+              <w:jc w:val="center"/>
+            </w:pPr>
+            <w:r>
+              <w:t xml:space="preserve">Target quarter</w:t>
+            </w:r>
+          </w:p>
+        </w:tc>
+        <w:tc>
+          <w:tcPr/>
+          <w:p>
+            <w:pPr>
+              <w:pStyle w:val="Compact"/>
+              <w:jc w:val="center"/>
+            </w:pPr>
+            <w:r>
+              <w:t xml:space="preserve">Listings</w:t>
+            </w:r>
+          </w:p>
+        </w:tc>
+      </w:tr>
+      <w:tr>
+        <w:tc>
+          <w:tcPr/>
+          <w:p>
+            <w:pPr>
+              <w:pStyle w:val="Compact"/>
+              <w:jc w:val="left"/>
+            </w:pPr>
+            <w:r>
+              <w:t xml:space="preserve">A</w:t>
+            </w:r>
+          </w:p>
+        </w:tc>
+        <w:tc>
+          <w:tcPr/>
+          <w:p>
+            <w:pPr>
+              <w:pStyle w:val="Compact"/>
+              <w:jc w:val="center"/>
+            </w:pPr>
+            <w:r>
+              <w:t xml:space="preserve">Jul–Sep 2025 (3 mo)</w:t>
+            </w:r>
+          </w:p>
+        </w:tc>
+        <w:tc>
+          <w:tcPr/>
+          <w:p>
+            <w:pPr>
+              <w:pStyle w:val="Compact"/>
+              <w:jc w:val="center"/>
+            </w:pPr>
+            <w:r>
+              <w:t xml:space="preserve">Q4 2025</w:t>
+            </w:r>
+          </w:p>
+        </w:tc>
+        <w:tc>
+          <w:tcPr/>
+          <w:p>
+            <w:pPr>
+              <w:pStyle w:val="Compact"/>
+              <w:jc w:val="center"/>
+            </w:pPr>
+            <w:r>
+              <w:t xml:space="preserve">36</w:t>
+            </w:r>
+            <w:r>
+              <w:t xml:space="preserve">,</w:t>
+            </w:r>
+            <w:r>
+              <w:t xml:space="preserve">178</w:t>
+            </w:r>
+          </w:p>
+        </w:tc>
+      </w:tr>
+      <w:tr>
+        <w:tc>
+          <w:tcPr/>
+          <w:p>
+            <w:pPr>
+              <w:pStyle w:val="Compact"/>
+              <w:jc w:val="left"/>
+            </w:pPr>
+            <w:r>
+              <w:t xml:space="preserve">B (primary)</w:t>
+            </w:r>
+          </w:p>
+        </w:tc>
+        <w:tc>
+          <w:tcPr/>
+          <w:p>
+            <w:pPr>
+              <w:pStyle w:val="Compact"/>
+              <w:jc w:val="center"/>
+            </w:pPr>
+            <w:r>
+              <w:t xml:space="preserve">Jul–Dec 2025 (6 mo)</w:t>
+            </w:r>
+          </w:p>
+        </w:tc>
+        <w:tc>
+          <w:tcPr/>
+          <w:p>
+            <w:pPr>
+              <w:pStyle w:val="Compact"/>
+              <w:jc w:val="center"/>
+            </w:pPr>
+            <w:r>
+              <w:t xml:space="preserve">Q1 2026</w:t>
+            </w:r>
+          </w:p>
+        </w:tc>
+        <w:tc>
+          <w:tcPr/>
+          <w:p>
+            <w:pPr>
+              <w:pStyle w:val="Compact"/>
+              <w:jc w:val="center"/>
+            </w:pPr>
+            <w:r>
+              <w:t xml:space="preserve">36</w:t>
+            </w:r>
+            <w:r>
+              <w:t xml:space="preserve">,</w:t>
+            </w:r>
+            <w:r>
+              <w:t xml:space="preserve">261</w:t>
+            </w:r>
+          </w:p>
+        </w:tc>
+      </w:tr>
+      <w:tr>
+        <w:tc>
+          <w:tcPr/>
+          <w:p>
+            <w:pPr>
+              <w:pStyle w:val="Compact"/>
+              <w:jc w:val="left"/>
+            </w:pPr>
+            <w:r>
+              <w:t xml:space="preserve">C</w:t>
+            </w:r>
+          </w:p>
+        </w:tc>
+        <w:tc>
+          <w:tcPr/>
+          <w:p>
+            <w:pPr>
+              <w:pStyle w:val="Compact"/>
+              <w:jc w:val="center"/>
+            </w:pPr>
+            <w:r>
+              <w:t xml:space="preserve">Jul 2025–Jan 2026 (7 mo)</w:t>
+            </w:r>
+          </w:p>
+        </w:tc>
+        <w:tc>
+          <w:tcPr/>
+          <w:p>
+            <w:pPr>
+              <w:pStyle w:val="Compact"/>
+              <w:jc w:val="center"/>
+            </w:pPr>
+            <w:r>
+              <w:t xml:space="preserve">Feb–Apr 2026</w:t>
+            </w:r>
+          </w:p>
+        </w:tc>
+        <w:tc>
+          <w:tcPr/>
+          <w:p>
+            <w:pPr>
+              <w:pStyle w:val="Compact"/>
+              <w:jc w:val="center"/>
+            </w:pPr>
+            <w:r>
+              <w:t xml:space="preserve">36</w:t>
+            </w:r>
+            <w:r>
+              <w:t xml:space="preserve">,</w:t>
+            </w:r>
+            <w:r>
+              <w:t xml:space="preserve">282</w:t>
+            </w:r>
+          </w:p>
+        </w:tc>
+      </w:tr>
+    </w:tbl>
+    <w:bookmarkEnd w:id="95"/>
+    <w:bookmarkStart w:id="96" w:name="tab:targetstats3"/>
+    <w:p>
+      <w:pPr>
+        <w:pStyle w:val="TableCaption"/>
+        <w:jc w:val="center"/>
+      </w:pPr>
+      <w:r>
+        <w:rPr>
+          <w:sz w:val="16"/>
+        </w:rPr>
+        <w:t xml:space="preserve">Clean multi-snapshot target statistics by setup.</w:t>
+      </w:r>
+    </w:p>
+    <w:tbl>
+      <w:tblPr>
+        <w:tblStyle w:val="Table"/>
+        <w:tblW w:type="auto" w:w="0"/>
+        <w:tblLook w:firstRow="1" w:lastRow="0" w:firstColumn="0" w:lastColumn="0" w:noHBand="0" w:noVBand="0" w:val="0020"/>
+        <w:tblCaption w:val="Clean multi-snapshot target statistics by setup."/>
+      </w:tblPr>
+      <w:tblGrid>
+        <w:gridCol w:w="1320"/>
+        <w:gridCol w:w="1320"/>
+        <w:gridCol w:w="1320"/>
+        <w:gridCol w:w="1320"/>
+        <w:gridCol w:w="1320"/>
+        <w:gridCol w:w="1320"/>
+      </w:tblGrid>
+      <w:tr>
+        <w:trPr>
+          <w:tblHeader w:val="on"/>
+        </w:trPr>
+        <w:tc>
+          <w:tcPr/>
+          <w:p>
+            <w:pPr>
+              <w:pStyle w:val="Compact"/>
+              <w:jc w:val="left"/>
+            </w:pPr>
+            <w:r>
+              <w:t xml:space="preserve">Setup</w:t>
+            </w:r>
+          </w:p>
+        </w:tc>
+        <w:tc>
+          <w:tcPr/>
+          <w:p>
+            <w:pPr>
+              <w:pStyle w:val="Compact"/>
+              <w:jc w:val="center"/>
+            </w:pPr>
+            <m:oMath>
+              <m:r>
+                <m:t>n</m:t>
+              </m:r>
+            </m:oMath>
+          </w:p>
+        </w:tc>
+        <w:tc>
+          <w:tcPr/>
+          <w:p>
+            <w:pPr>
+              <w:pStyle w:val="Compact"/>
+              <w:jc w:val="center"/>
+            </w:pPr>
+            <w:r>
+              <w:t xml:space="preserve">Mean</w:t>
+            </w:r>
+          </w:p>
+        </w:tc>
+        <w:tc>
+          <w:tcPr/>
+          <w:p>
+            <w:pPr>
+              <w:pStyle w:val="Compact"/>
+              <w:jc w:val="center"/>
+            </w:pPr>
+            <w:r>
+              <w:t xml:space="preserve">Median</w:t>
+            </w:r>
+          </w:p>
+        </w:tc>
+        <w:tc>
+          <w:tcPr/>
+          <w:p>
+            <w:pPr>
+              <w:pStyle w:val="Compact"/>
+              <w:jc w:val="center"/>
+            </w:pPr>
+            <w:r>
+              <w:t xml:space="preserve">Std</w:t>
+            </w:r>
+          </w:p>
+        </w:tc>
+        <w:tc>
+          <w:tcPr/>
+          <w:p>
+            <w:pPr>
+              <w:pStyle w:val="Compact"/>
+              <w:jc w:val="center"/>
+            </w:pPr>
+            <w:r>
+              <w:t xml:space="preserve">% zero</w:t>
+            </w:r>
+          </w:p>
+        </w:tc>
+      </w:tr>
+      <w:tr>
+        <w:tc>
+          <w:tcPr/>
+          <w:p>
+            <w:pPr>
+              <w:pStyle w:val="Compact"/>
+              <w:jc w:val="left"/>
+            </w:pPr>
+            <w:r>
+              <w:t xml:space="preserve">A</w:t>
+            </w:r>
+          </w:p>
+        </w:tc>
+        <w:tc>
+          <w:tcPr/>
+          <w:p>
+            <w:pPr>
+              <w:pStyle w:val="Compact"/>
+              <w:jc w:val="center"/>
+            </w:pPr>
+            <w:r>
+              <w:t xml:space="preserve">36</w:t>
+            </w:r>
+            <w:r>
+              <w:t xml:space="preserve">,</w:t>
+            </w:r>
+            <w:r>
+              <w:t xml:space="preserve">178</w:t>
+            </w:r>
+          </w:p>
+        </w:tc>
+        <w:tc>
+          <w:tcPr/>
+          <w:p>
+            <w:pPr>
+              <w:pStyle w:val="Compact"/>
+              <w:jc w:val="center"/>
+            </w:pPr>
+            <w:r>
+              <w:t xml:space="preserve">21.5</w:t>
+            </w:r>
+          </w:p>
+        </w:tc>
+        <w:tc>
+          <w:tcPr/>
+          <w:p>
+            <w:pPr>
+              <w:pStyle w:val="Compact"/>
+              <w:jc w:val="center"/>
+            </w:pPr>
+            <w:r>
+              <w:t xml:space="preserve">2</w:t>
+            </w:r>
+          </w:p>
+        </w:tc>
+        <w:tc>
+          <w:tcPr/>
+          <w:p>
+            <w:pPr>
+              <w:pStyle w:val="Compact"/>
+              <w:jc w:val="center"/>
+            </w:pPr>
+            <w:r>
+              <w:t xml:space="preserve">29.5</w:t>
+            </w:r>
+          </w:p>
+        </w:tc>
+        <w:tc>
+          <w:tcPr/>
+          <w:p>
+            <w:pPr>
+              <w:pStyle w:val="Compact"/>
+              <w:jc w:val="center"/>
+            </w:pPr>
+            <w:r>
+              <w:t xml:space="preserve">47.7%</w:t>
+            </w:r>
+          </w:p>
+        </w:tc>
+      </w:tr>
+      <w:tr>
+        <w:tc>
+          <w:tcPr/>
+          <w:p>
+            <w:pPr>
+              <w:pStyle w:val="Compact"/>
+              <w:jc w:val="left"/>
+            </w:pPr>
+            <w:r>
+              <w:t xml:space="preserve">B</w:t>
+            </w:r>
+          </w:p>
+        </w:tc>
+        <w:tc>
+          <w:tcPr/>
+          <w:p>
+            <w:pPr>
+              <w:pStyle w:val="Compact"/>
+              <w:jc w:val="center"/>
+            </w:pPr>
+            <w:r>
+              <w:t xml:space="preserve">36</w:t>
+            </w:r>
+            <w:r>
+              <w:t xml:space="preserve">,</w:t>
+            </w:r>
+            <w:r>
+              <w:t xml:space="preserve">261</w:t>
+            </w:r>
+          </w:p>
+        </w:tc>
+        <w:tc>
+          <w:tcPr/>
+          <w:p>
+            <w:pPr>
+              <w:pStyle w:val="Compact"/>
+              <w:jc w:val="center"/>
+            </w:pPr>
+            <w:r>
+              <w:t xml:space="preserve">16.1</w:t>
+            </w:r>
+          </w:p>
+        </w:tc>
+        <w:tc>
+          <w:tcPr/>
+          <w:p>
+            <w:pPr>
+              <w:pStyle w:val="Compact"/>
+              <w:jc w:val="center"/>
+            </w:pPr>
+            <w:r>
+              <w:t xml:space="preserve">1</w:t>
+            </w:r>
+          </w:p>
+        </w:tc>
+        <w:tc>
+          <w:tcPr/>
+          <w:p>
+            <w:pPr>
+              <w:pStyle w:val="Compact"/>
+              <w:jc w:val="center"/>
+            </w:pPr>
+            <w:r>
+              <w:t xml:space="preserve">25.1</w:t>
+            </w:r>
+          </w:p>
+        </w:tc>
+        <w:tc>
+          <w:tcPr/>
+          <w:p>
+            <w:pPr>
+              <w:pStyle w:val="Compact"/>
+              <w:jc w:val="center"/>
+            </w:pPr>
+            <w:r>
+              <w:t xml:space="preserve">49.6%</w:t>
+            </w:r>
+          </w:p>
+        </w:tc>
+      </w:tr>
+      <w:tr>
+        <w:tc>
+          <w:tcPr/>
+          <w:p>
+            <w:pPr>
+              <w:pStyle w:val="Compact"/>
+              <w:jc w:val="left"/>
+            </w:pPr>
+            <w:r>
+              <w:t xml:space="preserve">C</w:t>
+            </w:r>
+          </w:p>
+        </w:tc>
+        <w:tc>
+          <w:tcPr/>
+          <w:p>
+            <w:pPr>
+              <w:pStyle w:val="Compact"/>
+              <w:jc w:val="center"/>
+            </w:pPr>
+            <w:r>
+              <w:t xml:space="preserve">36</w:t>
+            </w:r>
+            <w:r>
+              <w:t xml:space="preserve">,</w:t>
+            </w:r>
+            <w:r>
+              <w:t xml:space="preserve">282</w:t>
+            </w:r>
+          </w:p>
+        </w:tc>
+        <w:tc>
+          <w:tcPr/>
+          <w:p>
+            <w:pPr>
+              <w:pStyle w:val="Compact"/>
+              <w:jc w:val="center"/>
+            </w:pPr>
+            <w:r>
+              <w:t xml:space="preserve">17.9</w:t>
+            </w:r>
+          </w:p>
+        </w:tc>
+        <w:tc>
+          <w:tcPr/>
+          <w:p>
+            <w:pPr>
+              <w:pStyle w:val="Compact"/>
+              <w:jc w:val="center"/>
+            </w:pPr>
+            <w:r>
+              <w:t xml:space="preserve">1</w:t>
+            </w:r>
+          </w:p>
+        </w:tc>
+        <w:tc>
+          <w:tcPr/>
+          <w:p>
+            <w:pPr>
+              <w:pStyle w:val="Compact"/>
+              <w:jc w:val="center"/>
+            </w:pPr>
+            <w:r>
+              <w:t xml:space="preserve">26.4</w:t>
+            </w:r>
+          </w:p>
+        </w:tc>
+        <w:tc>
+          <w:tcPr/>
+          <w:p>
+            <w:pPr>
+              <w:pStyle w:val="Compact"/>
+              <w:jc w:val="center"/>
+            </w:pPr>
+            <w:r>
+              <w:t xml:space="preserve">48.6%</w:t>
+            </w:r>
+          </w:p>
+        </w:tc>
+      </w:tr>
+    </w:tbl>
+    <w:bookmarkEnd w:id="96"/>
+    <w:p>
+      <w:pPr>
+        <w:pStyle w:val="BodyText"/>
+        <w:jc w:val="both"/>
+      </w:pPr>
+      <w:r>
+        <w:t xml:space="preserve">Figure </w:t>
+      </w:r>
+      <w:hyperlink w:anchor="fig:robustness">
+        <w:r>
+          <w:rPr>
+            <w:rStyle w:val="Hyperlink"/>
+          </w:rPr>
+          <w:t xml:space="preserve">8</w:t>
+        </w:r>
+      </w:hyperlink>
+      <w:r>
+        <w:t xml:space="preserve"> </w:t>
+      </w:r>
+      <w:r>
+        <w:t xml:space="preserve">reports the held-out test</w:t>
+      </w:r>
+      <w:r>
+        <w:t xml:space="preserve"> </w:t>
+      </w:r>
+      <m:oMath>
+        <m:sSup>
+          <m:e>
+            <m:r>
+              <m:t>R</m:t>
+            </m:r>
+          </m:e>
+          <m:sup>
+            <m:r>
+              <m:t>2</m:t>
+            </m:r>
+          </m:sup>
+        </m:sSup>
+      </m:oMath>
+      <w:r>
+        <w:t xml:space="preserve"> </w:t>
+      </w:r>
+      <w:r>
+        <w:t xml:space="preserve">of the SLSQP blend</w:t>
+      </w:r>
+      <w:r>
+        <w:t xml:space="preserve"> </w:t>
+      </w:r>
+      <w:r>
+        <w:t xml:space="preserve">for all three setups; Figure </w:t>
+      </w:r>
+      <w:hyperlink w:anchor="fig:robustnessmodels">
+        <w:r>
+          <w:rPr>
+            <w:rStyle w:val="Hyperlink"/>
+          </w:rPr>
+          <w:t xml:space="preserve">9</w:t>
+        </w:r>
+      </w:hyperlink>
+      <w:r>
+        <w:t xml:space="preserve"> </w:t>
+      </w:r>
+      <w:r>
+        <w:t xml:space="preserve">breaks this down by</w:t>
+      </w:r>
+      <w:r>
+        <w:t xml:space="preserve"> </w:t>
+      </w:r>
+      <w:r>
+        <w:t xml:space="preserve">individual model. The blend’s held-out</w:t>
+      </w:r>
+      <w:r>
+        <w:t xml:space="preserve"> </w:t>
+      </w:r>
+      <m:oMath>
+        <m:sSup>
+          <m:e>
+            <m:r>
+              <m:t>R</m:t>
+            </m:r>
+          </m:e>
+          <m:sup>
+            <m:r>
+              <m:t>2</m:t>
+            </m:r>
+          </m:sup>
+        </m:sSup>
+      </m:oMath>
+      <w:r>
+        <w:t xml:space="preserve"> </w:t>
+      </w:r>
+      <w:r>
+        <w:t xml:space="preserve">is 0.622 (Setup A), 0.536 (Setup</w:t>
+      </w:r>
+      <w:r>
+        <w:t xml:space="preserve"> </w:t>
+      </w:r>
+      <w:r>
+        <w:t xml:space="preserve">B), and 0.567 (Setup C): the accuracy is not a one-quarter artefact, and the</w:t>
+      </w:r>
+      <w:r>
+        <w:t xml:space="preserve"> </w:t>
+      </w:r>
+      <w:r>
+        <w:t xml:space="preserve">same model ranking (blend</w:t>
+      </w:r>
+      <w:r>
+        <w:t xml:space="preserve"> </w:t>
+      </w:r>
+      <m:oMath>
+        <m:r>
+          <m:rPr>
+            <m:sty m:val="p"/>
+          </m:rPr>
+          <m:t>&gt;</m:t>
+        </m:r>
+      </m:oMath>
+      <w:r>
+        <w:t xml:space="preserve"> </w:t>
+      </w:r>
+      <w:r>
+        <w:t xml:space="preserve">CatBoost</w:t>
+      </w:r>
+      <w:r>
+        <w:t xml:space="preserve"> </w:t>
+      </w:r>
+      <m:oMath>
+        <m:r>
+          <m:rPr>
+            <m:sty m:val="p"/>
+          </m:rPr>
+          <m:t>≈</m:t>
+        </m:r>
+      </m:oMath>
+      <w:r>
+        <w:t xml:space="preserve"> </w:t>
+      </w:r>
+      <w:r>
+        <w:t xml:space="preserve">LightGBM</w:t>
+      </w:r>
+      <w:r>
+        <w:t xml:space="preserve"> </w:t>
+      </w:r>
+      <m:oMath>
+        <m:r>
+          <m:rPr>
+            <m:sty m:val="p"/>
+          </m:rPr>
+          <m:t>≈</m:t>
+        </m:r>
+      </m:oMath>
+      <w:r>
+        <w:t xml:space="preserve"> </w:t>
+      </w:r>
+      <w:r>
+        <w:t xml:space="preserve">XGBoost</w:t>
+      </w:r>
+      <w:r>
+        <w:t xml:space="preserve"> </w:t>
+      </w:r>
+      <m:oMath>
+        <m:r>
+          <m:rPr>
+            <m:sty m:val="p"/>
+          </m:rPr>
+          <m:t>&gt;</m:t>
+        </m:r>
+      </m:oMath>
+      <w:r>
+        <w:t xml:space="preserve"> </w:t>
+      </w:r>
+      <w:r>
+        <w:t xml:space="preserve">Random Forest</w:t>
+      </w:r>
+      <w:r>
+        <w:t xml:space="preserve"> </w:t>
+      </w:r>
+      <m:oMath>
+        <m:r>
+          <m:rPr>
+            <m:sty m:val="p"/>
+          </m:rPr>
+          <m:t>≫</m:t>
+        </m:r>
+      </m:oMath>
+      <w:r>
+        <w:t xml:space="preserve"> </w:t>
+      </w:r>
+      <w:r>
+        <w:t xml:space="preserve">Linear Regression) holds in every period.</w:t>
+      </w:r>
+    </w:p>
+    <w:bookmarkStart w:id="100" w:name="fig:robustness"/>
+    <w:p>
+      <w:pPr>
+        <w:pStyle w:val="CaptionedFigure"/>
+        <w:jc w:val="center"/>
+      </w:pPr>
+      <w:r>
+        <w:rPr>
+          <w:sz w:val="16"/>
+        </w:rPr>
+        <w:drawing>
+          <wp:inline>
+            <wp:extent cx="3017520" cy="1918384"/>
+            <wp:effectExtent b="0" l="0" r="0" t="0"/>
+            <wp:docPr descr="" title="" id="98" name="Picture"/>
+            <a:graphic>
+              <a:graphicData uri="http://schemas.openxmlformats.org/drawingml/2006/picture">
+                <pic:pic>
+                  <pic:nvPicPr>
+                    <pic:cNvPr descr="fig8_cross_period_robustness.png" id="99" name="Picture"/>
+                    <pic:cNvPicPr>
+                      <a:picLocks noChangeArrowheads="1" noChangeAspect="1"/>
+                    </pic:cNvPicPr>
+                  </pic:nvPicPr>
+                  <pic:blipFill>
+                    <a:blip r:embed="rId97"/>
+                    <a:stretch>
+                      <a:fillRect/>
+                    </a:stretch>
+                  </pic:blipFill>
+                  <pic:spPr bwMode="auto">
+                    <a:xfrm>
+                      <a:off x="0" y="0"/>
+                      <a:ext cx="3017520" cy="1918384"/>
+                    </a:xfrm>
+                    <a:prstGeom prst="rect">
+                      <a:avLst/>
+                    </a:prstGeom>
+                    <a:noFill/>
+                    <a:ln w="9525">
+                      <a:noFill/>
+                      <a:headEnd/>
+                      <a:tailEnd/>
+                    </a:ln>
+                  </pic:spPr>
+                </pic:pic>
+              </a:graphicData>
+            </a:graphic>
+          </wp:inline>
+        </w:drawing>
+      </w:r>
+    </w:p>
+    <w:p>
+      <w:pPr>
+        <w:pStyle w:val="ImageCaption"/>
+        <w:jc w:val="center"/>
+      </w:pPr>
+      <w:r>
+        <w:rPr>
+          <w:sz w:val="16"/>
+        </w:rPr>
+        <w:t xml:space="preserve">Cross-period robustness: held-out test</w:t>
+      </w:r>
+      <w:r>
+        <w:rPr>
+          <w:sz w:val="16"/>
+        </w:rPr>
+        <w:t xml:space="preserve"> </w:t>
+      </w:r>
+      <m:oMath>
+        <m:sSup>
+          <m:e>
+            <m:r>
+              <m:t>R</m:t>
+            </m:r>
+          </m:e>
+          <m:sup>
+            <m:r>
+              <m:t>2</m:t>
+            </m:r>
+          </m:sup>
+        </m:sSup>
+      </m:oMath>
+      <w:r>
+        <w:rPr>
+          <w:sz w:val="16"/>
+        </w:rPr>
+        <w:t xml:space="preserve"> </w:t>
+      </w:r>
+      <w:r>
+        <w:rPr>
+          <w:sz w:val="16"/>
+        </w:rPr>
+        <w:t xml:space="preserve">of the SLSQP blend for</w:t>
+      </w:r>
+      <w:r>
+        <w:rPr>
+          <w:sz w:val="16"/>
+        </w:rPr>
+        <w:t xml:space="preserve"> </w:t>
+      </w:r>
+      <w:r>
+        <w:rPr>
+          <w:sz w:val="16"/>
+        </w:rPr>
+        <w:t xml:space="preserve">each of the three setups.</w:t>
+      </w:r>
+    </w:p>
+    <w:bookmarkEnd w:id="100"/>
+    <w:bookmarkStart w:id="104" w:name="fig:robustnessmodels"/>
+    <w:p>
+      <w:pPr>
+        <w:pStyle w:val="CaptionedFigure"/>
+        <w:jc w:val="center"/>
+      </w:pPr>
+      <w:r>
+        <w:rPr>
+          <w:sz w:val="16"/>
+        </w:rPr>
+        <w:drawing>
+          <wp:inline>
+            <wp:extent cx="3017520" cy="950586"/>
+            <wp:effectExtent b="0" l="0" r="0" t="0"/>
+            <wp:docPr descr="" title="" id="102" name="Picture"/>
+            <a:graphic>
+              <a:graphicData uri="http://schemas.openxmlformats.org/drawingml/2006/picture">
+                <pic:pic>
+                  <pic:nvPicPr>
+                    <pic:cNvPr descr="fig9_model_comparison_all_setups.png" id="103" name="Picture"/>
+                    <pic:cNvPicPr>
+                      <a:picLocks noChangeArrowheads="1" noChangeAspect="1"/>
+                    </pic:cNvPicPr>
+                  </pic:nvPicPr>
+                  <pic:blipFill>
+                    <a:blip r:embed="rId101"/>
+                    <a:stretch>
+                      <a:fillRect/>
+                    </a:stretch>
+                  </pic:blipFill>
+                  <pic:spPr bwMode="auto">
+                    <a:xfrm>
+                      <a:off x="0" y="0"/>
+                      <a:ext cx="3017520" cy="950586"/>
+                    </a:xfrm>
+                    <a:prstGeom prst="rect">
+                      <a:avLst/>
+                    </a:prstGeom>
+                    <a:noFill/>
+                    <a:ln w="9525">
+                      <a:noFill/>
+                      <a:headEnd/>
+                      <a:tailEnd/>
+                    </a:ln>
+                  </pic:spPr>
+                </pic:pic>
+              </a:graphicData>
+            </a:graphic>
+          </wp:inline>
+        </w:drawing>
+      </w:r>
+    </w:p>
+    <w:p>
+      <w:pPr>
+        <w:pStyle w:val="ImageCaption"/>
+        <w:jc w:val="center"/>
+      </w:pPr>
+      <w:r>
+        <w:rPr>
+          <w:sz w:val="16"/>
+        </w:rPr>
+        <w:t xml:space="preserve">Held-out test</w:t>
+      </w:r>
+      <w:r>
+        <w:rPr>
+          <w:sz w:val="16"/>
+        </w:rPr>
+        <w:t xml:space="preserve"> </w:t>
+      </w:r>
+      <m:oMath>
+        <m:sSup>
+          <m:e>
+            <m:r>
+              <m:t>R</m:t>
+            </m:r>
+          </m:e>
+          <m:sup>
+            <m:r>
+              <m:t>2</m:t>
+            </m:r>
+          </m:sup>
+        </m:sSup>
+      </m:oMath>
+      <w:r>
+        <w:rPr>
+          <w:sz w:val="16"/>
+        </w:rPr>
+        <w:t xml:space="preserve"> </w:t>
+      </w:r>
+      <w:r>
+        <w:rPr>
+          <w:sz w:val="16"/>
+        </w:rPr>
+        <w:t xml:space="preserve">for every model, all three setups.</w:t>
+      </w:r>
+    </w:p>
+    <w:bookmarkEnd w:id="104"/>
+    <w:p>
+      <w:pPr>
+        <w:pStyle w:val="BodyText"/>
+        <w:jc w:val="both"/>
+      </w:pPr>
+      <w:r>
+        <w:t xml:space="preserve">We also re-tested two further findings from Setup B on Setups A and C, with</w:t>
+      </w:r>
+      <w:r>
+        <w:t xml:space="preserve"> </w:t>
+      </w:r>
+      <w:r>
+        <w:t xml:space="preserve">all hyperparameters reused unchanged (no per-setup re-tuning). First, the</w:t>
+      </w:r>
+      <w:r>
+        <w:t xml:space="preserve"> </w:t>
+      </w:r>
+      <w:r>
+        <w:t xml:space="preserve">hurdle model (Section </w:t>
+      </w:r>
+      <w:hyperlink w:anchor="sec:hurdle-impl">
+        <w:r>
+          <w:rPr>
+            <w:rStyle w:val="Hyperlink"/>
+          </w:rPr>
+          <w:t xml:space="preserve">5.7</w:t>
+        </w:r>
+      </w:hyperlink>
+      <w:r>
+        <w:t xml:space="preserve">) did not improve on a single</w:t>
+      </w:r>
+      <w:r>
+        <w:t xml:space="preserve"> </w:t>
+      </w:r>
+      <w:r>
+        <w:t xml:space="preserve">XGBoost model in either new setup (MSE</w:t>
+      </w:r>
+      <w:r>
+        <w:t xml:space="preserve"> </w:t>
+      </w:r>
+      <m:oMath>
+        <m:r>
+          <m:rPr>
+            <m:sty m:val="p"/>
+          </m:rPr>
+          <m:t>+</m:t>
+        </m:r>
+        <m:r>
+          <m:t>4.15</m:t>
+        </m:r>
+      </m:oMath>
+      <w:r>
+        <w:t xml:space="preserve"> </w:t>
+      </w:r>
+      <w:r>
+        <w:t xml:space="preserve">for Setup A,</w:t>
+      </w:r>
+      <w:r>
+        <w:t xml:space="preserve"> </w:t>
+      </w:r>
+      <m:oMath>
+        <m:r>
+          <m:rPr>
+            <m:sty m:val="p"/>
+          </m:rPr>
+          <m:t>+</m:t>
+        </m:r>
+        <m:r>
+          <m:t>3.56</m:t>
+        </m:r>
+      </m:oMath>
+      <w:r>
+        <w:t xml:space="preserve"> </w:t>
+      </w:r>
+      <w:r>
+        <w:t xml:space="preserve">for Setup</w:t>
+      </w:r>
+      <w:r>
+        <w:t xml:space="preserve"> </w:t>
+      </w:r>
+      <w:r>
+        <w:t xml:space="preserve">C), matching Setup B’s own borderline result. Second, we ran a direct</w:t>
+      </w:r>
+      <w:r>
+        <w:t xml:space="preserve"> </w:t>
+      </w:r>
+      <w:r>
+        <w:t xml:space="preserve">naive-vs-clean-target comparison (fitting the identical model on both target</w:t>
+      </w:r>
+      <w:r>
+        <w:t xml:space="preserve"> </w:t>
+      </w:r>
+      <w:r>
+        <w:t xml:space="preserve">definitions) for the first time on this project: it does</w:t>
+      </w:r>
+      <w:r>
+        <w:t xml:space="preserve"> </w:t>
+      </w:r>
+      <w:r>
+        <w:rPr>
+          <w:i/>
+          <w:iCs/>
+        </w:rPr>
+        <w:t xml:space="preserve">not</w:t>
+      </w:r>
+      <w:r>
+        <w:t xml:space="preserve"> </w:t>
+      </w:r>
+      <w:r>
+        <w:t xml:space="preserve">show the</w:t>
+      </w:r>
+      <w:r>
+        <w:t xml:space="preserve"> </w:t>
+      </w:r>
+      <w:r>
+        <w:t xml:space="preserve">clean target achieving a better</w:t>
+      </w:r>
+      <w:r>
+        <w:t xml:space="preserve"> </w:t>
+      </w:r>
+      <m:oMath>
+        <m:sSup>
+          <m:e>
+            <m:r>
+              <m:t>R</m:t>
+            </m:r>
+          </m:e>
+          <m:sup>
+            <m:r>
+              <m:t>2</m:t>
+            </m:r>
+          </m:sup>
+        </m:sSup>
+      </m:oMath>
+      <w:r>
+        <w:t xml:space="preserve"> </w:t>
+      </w:r>
+      <w:r>
+        <w:t xml:space="preserve">or MSE than the naive target on either</w:t>
+      </w:r>
+      <w:r>
+        <w:t xml:space="preserve"> </w:t>
+      </w:r>
+      <w:r>
+        <w:t xml:space="preserve">new setup — the naive target’s</w:t>
+      </w:r>
+      <w:r>
+        <w:t xml:space="preserve"> </w:t>
+      </w:r>
+      <m:oMath>
+        <m:sSup>
+          <m:e>
+            <m:r>
+              <m:t>R</m:t>
+            </m:r>
+          </m:e>
+          <m:sup>
+            <m:r>
+              <m:t>2</m:t>
+            </m:r>
+          </m:sup>
+        </m:sSup>
+      </m:oMath>
+      <w:r>
+        <w:t xml:space="preserve"> </w:t>
+      </w:r>
+      <w:r>
+        <w:t xml:space="preserve">is mechanically inflated by its own</w:t>
+      </w:r>
+      <w:r>
+        <w:t xml:space="preserve"> </w:t>
+      </w:r>
+      <w:r>
+        <w:t xml:space="preserve">higher variance (</w:t>
+      </w:r>
+      <m:oMath>
+        <m:sSup>
+          <m:e>
+            <m:r>
+              <m:t>R</m:t>
+            </m:r>
+          </m:e>
+          <m:sup>
+            <m:r>
+              <m:t>2</m:t>
+            </m:r>
+          </m:sup>
+        </m:sSup>
+        <m:r>
+          <m:rPr>
+            <m:sty m:val="p"/>
+          </m:rPr>
+          <m:t>=</m:t>
+        </m:r>
+        <m:r>
+          <m:t>1</m:t>
+        </m:r>
+        <m:r>
+          <m:rPr>
+            <m:sty m:val="p"/>
+          </m:rPr>
+          <m:t>−</m:t>
+        </m:r>
+        <m:r>
+          <m:rPr>
+            <m:sty m:val="p"/>
+          </m:rPr>
+          <m:t>M</m:t>
+        </m:r>
+        <m:r>
+          <m:rPr>
+            <m:sty m:val="p"/>
+          </m:rPr>
+          <m:t>S</m:t>
+        </m:r>
+        <m:r>
+          <m:rPr>
+            <m:sty m:val="p"/>
+          </m:rPr>
+          <m:t>E</m:t>
+        </m:r>
+        <m:r>
+          <m:rPr>
+            <m:sty m:val="p"/>
+          </m:rPr>
+          <m:t>/</m:t>
+        </m:r>
+        <m:r>
+          <m:rPr>
+            <m:sty m:val="p"/>
+          </m:rPr>
+          <m:t>V</m:t>
+        </m:r>
+        <m:r>
+          <m:rPr>
+            <m:sty m:val="p"/>
+          </m:rPr>
+          <m:t>a</m:t>
+        </m:r>
+        <m:r>
+          <m:rPr>
+            <m:sty m:val="p"/>
+          </m:rPr>
+          <m:t>r</m:t>
+        </m:r>
+        <m:r>
+          <m:rPr>
+            <m:sty m:val="p"/>
+          </m:rPr>
+          <m:t>(</m:t>
+        </m:r>
+        <m:r>
+          <m:t>y</m:t>
+        </m:r>
+        <m:r>
+          <m:rPr>
+            <m:sty m:val="p"/>
+          </m:rPr>
+          <m:t>)</m:t>
+        </m:r>
+      </m:oMath>
+      <w:r>
+        <w:t xml:space="preserve">; the naive target has</w:t>
+      </w:r>
+      <w:r>
+        <w:t xml:space="preserve"> </w:t>
+      </w:r>
+      <m:oMath>
+        <m:r>
+          <m:t>1.9</m:t>
+        </m:r>
+      </m:oMath>
+      <w:r>
+        <w:t xml:space="preserve">–</w:t>
+      </w:r>
+      <m:oMath>
+        <m:r>
+          <m:t>2.3</m:t>
+        </m:r>
+        <m:r>
+          <m:rPr>
+            <m:sty m:val="p"/>
+          </m:rPr>
+          <m:t>×</m:t>
+        </m:r>
+      </m:oMath>
+      <w:r>
+        <w:t xml:space="preserve"> </w:t>
+      </w:r>
+      <w:r>
+        <w:t xml:space="preserve">the clean target’s variance). We do not read this as</w:t>
+      </w:r>
+      <w:r>
+        <w:t xml:space="preserve"> </w:t>
+      </w:r>
+      <w:r>
+        <w:t xml:space="preserve">evidence against the clean-target design: our justification for it was always</w:t>
+      </w:r>
+      <w:r>
+        <w:t xml:space="preserve"> </w:t>
+      </w:r>
+      <w:r>
+        <w:t xml:space="preserve">a construct-validity argument (the clean rule isolates a real</w:t>
+      </w:r>
+      <w:r>
+        <w:t xml:space="preserve"> </w:t>
+      </w:r>
+      <w:r>
+        <w:t xml:space="preserve">available</w:t>
+      </w:r>
+      <m:oMath>
+        <m:r>
+          <m:rPr>
+            <m:sty m:val="p"/>
+          </m:rPr>
+          <m:t>→</m:t>
+        </m:r>
+      </m:oMath>
+      <w:r>
+        <w:t xml:space="preserve">booked transition, whereas the naive count conflates that with</w:t>
+      </w:r>
+      <w:r>
+        <w:t xml:space="preserve"> </w:t>
+      </w:r>
+      <w:r>
+        <w:t xml:space="preserve">host-blocking, Section </w:t>
+      </w:r>
+      <w:hyperlink w:anchor="sec:eda">
+        <w:r>
+          <w:rPr>
+            <w:rStyle w:val="Hyperlink"/>
+          </w:rPr>
+          <w:t xml:space="preserve">4.1</w:t>
+        </w:r>
+      </w:hyperlink>
+      <w:r>
+        <w:t xml:space="preserve">), not a claim that it would score better</w:t>
+      </w:r>
+      <w:r>
+        <w:t xml:space="preserve"> </w:t>
+      </w:r>
+      <w:r>
+        <w:t xml:space="preserve">by these metrics, and this result is a useful reminder to state that argument</w:t>
+      </w:r>
+      <w:r>
+        <w:t xml:space="preserve"> </w:t>
+      </w:r>
+      <w:r>
+        <w:t xml:space="preserve">precisely rather than oversell it as an error-reduction technique.</w:t>
+      </w:r>
+    </w:p>
+    <w:bookmarkEnd w:id="105"/>
+    <w:bookmarkEnd w:id="106"/>
+    <w:bookmarkStart w:id="107" w:name="sec:concl"/>
     <w:p>
       <w:pPr>
         <w:pStyle w:val="Heading1"/>
@@ -26636,7 +28479,7 @@
           <w:rPr>
             <w:rStyle w:val="Hyperlink"/>
           </w:rPr>
-          <w:t xml:space="preserve">7</w:t>
+          <w:t xml:space="preserve">8</w:t>
         </w:r>
       </w:hyperlink>
       <w:r>
@@ -26850,86 +28693,89 @@
         <w:t xml:space="preserve"> </w:t>
       </w:r>
       <w:r>
-        <w:t xml:space="preserve">spirit as the additive smoothing already in</w:t>
-      </w:r>
-      <w:r>
-        <w:t xml:space="preserve"> </w:t>
-      </w:r>
-      <w:hyperlink w:anchor="eq:smooth">
+        <w:t xml:space="preserve">spirit as the additive smoothing formula already used for target encoding. Third, with a</w:t>
+      </w:r>
+      <w:r>
+        <w:t xml:space="preserve"> </w:t>
+      </w:r>
+      <w:r>
+        <w:t xml:space="preserve">larger compute budget we would tune the MLP more carefully; the</w:t>
+      </w:r>
+      <w:r>
+        <w:t xml:space="preserve"> </w:t>
+      </w:r>
+      <w:r>
+        <w:t xml:space="preserve">error-correlation analysis earlier (Section </w:t>
+      </w:r>
+      <w:hyperlink w:anchor="sec:complementarity">
         <w:r>
           <w:rPr>
             <w:rStyle w:val="Hyperlink"/>
           </w:rPr>
-          <w:t xml:space="preserve">[eq:smooth]</w:t>
+          <w:t xml:space="preserve">5.4</w:t>
         </w:r>
       </w:hyperlink>
       <w:r>
-        <w:t xml:space="preserve">. Third, with a</w:t>
-      </w:r>
-      <w:r>
-        <w:t xml:space="preserve"> </w:t>
-      </w:r>
-      <w:r>
-        <w:t xml:space="preserve">larger compute budget we would tune the MLP more carefully; the</w:t>
-      </w:r>
-      <w:r>
-        <w:t xml:space="preserve"> </w:t>
-      </w:r>
-      <w:r>
-        <w:t xml:space="preserve">error-correlation analysis (Table </w:t>
-      </w:r>
-      <w:hyperlink w:anchor="tab:errcorr">
+        <w:t xml:space="preserve">) showed it is the least</w:t>
+      </w:r>
+      <w:r>
+        <w:t xml:space="preserve"> </w:t>
+      </w:r>
+      <w:r>
+        <w:t xml:space="preserve">correlated model with the tree ensembles, so a stronger MLP is a promising way</w:t>
+      </w:r>
+      <w:r>
+        <w:t xml:space="preserve"> </w:t>
+      </w:r>
+      <w:r>
+        <w:t xml:space="preserve">to raise the weight the blend is willing to give it. Finally, the cross-period</w:t>
+      </w:r>
+      <w:r>
+        <w:t xml:space="preserve"> </w:t>
+      </w:r>
+      <w:r>
+        <w:t xml:space="preserve">check (Section </w:t>
+      </w:r>
+      <w:hyperlink w:anchor="sec:robustness">
         <w:r>
           <w:rPr>
             <w:rStyle w:val="Hyperlink"/>
           </w:rPr>
-          <w:t xml:space="preserve">[tab:errcorr]</w:t>
+          <w:t xml:space="preserve">6.1</w:t>
         </w:r>
       </w:hyperlink>
       <w:r>
-        <w:t xml:space="preserve">) showed it is the least</w:t>
-      </w:r>
-      <w:r>
-        <w:t xml:space="preserve"> </w:t>
-      </w:r>
-      <w:r>
-        <w:t xml:space="preserve">correlated model with the tree ensembles, so a stronger MLP is a promising way</w:t>
-      </w:r>
-      <w:r>
-        <w:t xml:space="preserve"> </w:t>
-      </w:r>
-      <w:r>
-        <w:t xml:space="preserve">to raise the weight the blend is willing to give it. Finally, and unlike the</w:t>
-      </w:r>
-      <w:r>
-        <w:t xml:space="preserve"> </w:t>
-      </w:r>
-      <w:r>
-        <w:t xml:space="preserve">original fixed-snapshot study, this pipeline can be re-run against later Inside</w:t>
-      </w:r>
-      <w:r>
-        <w:t xml:space="preserve"> </w:t>
-      </w:r>
-      <w:r>
-        <w:t xml:space="preserve">Airbnb scrapes as they are published: validating it against a subsequent</w:t>
-      </w:r>
-      <w:r>
-        <w:t xml:space="preserve"> </w:t>
-      </w:r>
-      <w:r>
-        <w:t xml:space="preserve">quarter (e.g. predicting Q2 2026 once that window closes) would be a direct,</w:t>
-      </w:r>
-      <w:r>
-        <w:t xml:space="preserve"> </w:t>
-      </w:r>
-      <w:r>
-        <w:t xml:space="preserve">non-simulated test of the external-validity concerns raised in</w:t>
-      </w:r>
-      <w:r>
-        <w:t xml:space="preserve"> </w:t>
-      </w:r>
-      <w:r>
-        <w:t xml:space="preserve">Section </w:t>
+        <w:t xml:space="preserve">) used quarters already present in the ten</w:t>
+      </w:r>
+      <w:r>
+        <w:t xml:space="preserve"> </w:t>
+      </w:r>
+      <w:r>
+        <w:t xml:space="preserve">available snapshots; unlike the original fixed-snapshot study, this pipeline</w:t>
+      </w:r>
+      <w:r>
+        <w:t xml:space="preserve"> </w:t>
+      </w:r>
+      <w:r>
+        <w:t xml:space="preserve">can also be re-run against later Inside Airbnb scrapes as they are published,</w:t>
+      </w:r>
+      <w:r>
+        <w:t xml:space="preserve"> </w:t>
+      </w:r>
+      <w:r>
+        <w:t xml:space="preserve">so validating it against a genuinely new quarter (e.g. predicting Q3 2026</w:t>
+      </w:r>
+      <w:r>
+        <w:t xml:space="preserve"> </w:t>
+      </w:r>
+      <w:r>
+        <w:t xml:space="preserve">once that window closes) would be a stronger, non-backtested test of the same</w:t>
+      </w:r>
+      <w:r>
+        <w:t xml:space="preserve"> </w:t>
+      </w:r>
+      <w:r>
+        <w:t xml:space="preserve">external-validity concerns raised in Section </w:t>
       </w:r>
       <w:hyperlink w:anchor="sec:threats">
         <w:r>
@@ -27031,8 +28877,8 @@
         <w:t xml:space="preserve">kind.</w:t>
       </w:r>
     </w:p>
-    <w:bookmarkEnd w:id="95"/>
-    <w:bookmarkStart w:id="96" w:name="acknowledgment"/>
+    <w:bookmarkEnd w:id="107"/>
+    <w:bookmarkStart w:id="108" w:name="acknowledgment"/>
     <w:p>
       <w:pPr>
         <w:pStyle w:val="Heading1"/>
@@ -27053,12 +28899,6 @@
       <w:pPr>
         <w:pStyle w:val="FirstParagraph"/>
         <w:jc w:val="both"/>
-        <w:sectPr>
-          <w:type w:val="continuous"/>
-          <w:pgSz w:w="12240" w:h="15840"/>
-          <w:pgMar w:top="1080" w:right="900" w:bottom="1440" w:left="900" w:header="720" w:footer="720" w:gutter="0"/>
-          <w:cols w:num="2" w:space="360" w:equalWidth="1"/>
-        </w:sectPr>
       </w:pPr>
       <w:r>
         <w:t xml:space="preserve">We thank Abdullah Gül University (AGU) for supporting this work, and the</w:t>
@@ -27085,8 +28925,8 @@
         <w:t xml:space="preserve">.</w:t>
       </w:r>
     </w:p>
-    <w:bookmarkEnd w:id="96"/>
-    <w:bookmarkStart w:id="138" w:name="app:allfeatures_table"/>
+    <w:bookmarkEnd w:id="108"/>
+    <w:bookmarkStart w:id="151" w:name="app:allfeatures_table"/>
     <w:p>
       <w:pPr>
         <w:pStyle w:val="Heading1"/>
@@ -27186,19 +29026,42 @@
         <w:t xml:space="preserve">any other missing column.</w:t>
       </w:r>
     </w:p>
+    <w:bookmarkStart w:id="109" w:name="tab:allfeatures_list"/>
+    <w:p>
+      <w:pPr>
+        <w:pStyle w:val="TableCaption"/>
+        <w:jc w:val="center"/>
+      </w:pPr>
+      <w:r>
+        <w:rPr>
+          <w:sz w:val="16"/>
+        </w:rPr>
+        <w:t xml:space="preserve">Detailed list of all 208 columns in the processed feature matrix</w:t>
+      </w:r>
+      <w:r>
+        <w:rPr>
+          <w:sz w:val="16"/>
+        </w:rPr>
+        <w:t xml:space="preserve"> </w:t>
+      </w:r>
+      <w:r>
+        <w:rPr>
+          <w:sz w:val="16"/>
+        </w:rPr>
+        <w:t xml:space="preserve">(identifier, target, and 206 features).</w:t>
+      </w:r>
+    </w:p>
     <w:tbl>
       <w:tblPr>
         <w:tblStyle w:val="Table"/>
         <w:tblLook w:firstRow="1" w:lastRow="0" w:firstColumn="0" w:lastColumn="0" w:noHBand="0" w:noVBand="0" w:val="0020"/>
-        <w:tblW w:w="10080" w:type="dxa"/>
+        <w:tblCaption w:val="Detailed list of all 208 columns in the processed feature matrix (identifier, target, and 206 features)."/>
+        <w:tblW w:w="4536" w:type="dxa"/>
+        <w:tblLayout w:type="fixed"/>
       </w:tblPr>
       <w:tblGrid>
-        <w:gridCol w:w="1680"/>
-        <w:gridCol w:w="1680"/>
-        <w:gridCol w:w="1680"/>
-        <w:gridCol w:w="1680"/>
-        <w:gridCol w:w="1680"/>
-        <w:gridCol w:w="1680"/>
+        <w:gridCol w:w="3384"/>
+        <w:gridCol w:w="1152"/>
       </w:tblGrid>
       <w:tr>
         <w:trPr>
@@ -27206,7 +29069,7 @@
         </w:trPr>
         <w:tc>
           <w:tcPr>
-            <w:tcW w:type="dxa" w:w="1680"/>
+            <w:tcW w:type="dxa" w:w="3384"/>
           </w:tcPr>
           <w:p>
             <w:pPr>
@@ -27220,63 +29083,7 @@
         </w:tc>
         <w:tc>
           <w:tcPr>
-            <w:tcW w:type="dxa" w:w="1680"/>
-          </w:tcPr>
-          <w:p>
-            <w:pPr>
-              <w:pStyle w:val="Compact"/>
-              <w:jc w:val="left"/>
-            </w:pPr>
-            <w:r>
-              <w:t xml:space="preserve">Type</w:t>
-            </w:r>
-          </w:p>
-        </w:tc>
-        <w:tc>
-          <w:tcPr>
-            <w:tcW w:type="dxa" w:w="1680"/>
-          </w:tcPr>
-          <w:p>
-            <w:pPr>
-              <w:pStyle w:val="Compact"/>
-              <w:jc w:val="left"/>
-            </w:pPr>
-            <w:r>
-              <w:t xml:space="preserve">Feature Name</w:t>
-            </w:r>
-          </w:p>
-        </w:tc>
-        <w:tc>
-          <w:tcPr>
-            <w:tcW w:type="dxa" w:w="1680"/>
-          </w:tcPr>
-          <w:p>
-            <w:pPr>
-              <w:pStyle w:val="Compact"/>
-              <w:jc w:val="left"/>
-            </w:pPr>
-            <w:r>
-              <w:t xml:space="preserve">Type</w:t>
-            </w:r>
-          </w:p>
-        </w:tc>
-        <w:tc>
-          <w:tcPr>
-            <w:tcW w:type="dxa" w:w="1680"/>
-          </w:tcPr>
-          <w:p>
-            <w:pPr>
-              <w:pStyle w:val="Compact"/>
-              <w:jc w:val="left"/>
-            </w:pPr>
-            <w:r>
-              <w:t xml:space="preserve">Feature Name</w:t>
-            </w:r>
-          </w:p>
-        </w:tc>
-        <w:tc>
-          <w:tcPr>
-            <w:tcW w:type="dxa" w:w="1680"/>
+            <w:tcW w:type="dxa" w:w="1152"/>
           </w:tcPr>
           <w:p>
             <w:pPr>
@@ -27292,7 +29099,75 @@
       <w:tr>
         <w:tc>
           <w:tcPr>
-            <w:tcW w:type="dxa" w:w="1680"/>
+            <w:tcW w:type="dxa" w:w="1152"/>
+            <w:gridSpan w:val="2"/>
+          </w:tcPr>
+          <w:p>
+            <w:pPr>
+              <w:pStyle w:val="Compact"/>
+              <w:jc w:val="center"/>
+            </w:pPr>
+            <w:r>
+              <w:t xml:space="preserve">Table  – continued from previous page</w:t>
+            </w:r>
+          </w:p>
+        </w:tc>
+      </w:tr>
+      <w:tr>
+        <w:tc>
+          <w:tcPr>
+            <w:tcW w:type="dxa" w:w="3384"/>
+          </w:tcPr>
+          <w:p>
+            <w:pPr>
+              <w:pStyle w:val="Compact"/>
+              <w:jc w:val="left"/>
+            </w:pPr>
+            <w:r>
+              <w:t xml:space="preserve">Feature Name</w:t>
+            </w:r>
+          </w:p>
+        </w:tc>
+        <w:tc>
+          <w:tcPr>
+            <w:tcW w:type="dxa" w:w="1152"/>
+          </w:tcPr>
+          <w:p>
+            <w:pPr>
+              <w:pStyle w:val="Compact"/>
+              <w:jc w:val="left"/>
+            </w:pPr>
+            <w:r>
+              <w:t xml:space="preserve">Type</w:t>
+            </w:r>
+          </w:p>
+        </w:tc>
+      </w:tr>
+      <w:tr>
+        <w:tc>
+          <w:tcPr>
+            <w:tcW w:type="dxa" w:w="1152"/>
+            <w:gridSpan w:val="2"/>
+          </w:tcPr>
+          <w:p>
+            <w:pPr>
+              <w:pStyle w:val="Compact"/>
+              <w:jc w:val="right"/>
+            </w:pPr>
+            <w:r>
+              <w:rPr>
+                <w:i/>
+                <w:iCs/>
+              </w:rPr>
+              <w:t xml:space="preserve">Continued on next page</w:t>
+            </w:r>
+          </w:p>
+        </w:tc>
+      </w:tr>
+      <w:tr>
+        <w:tc>
+          <w:tcPr>
+            <w:tcW w:type="dxa" w:w="3384"/>
           </w:tcPr>
           <w:p>
             <w:pPr>
@@ -27309,7 +29184,7 @@
         </w:tc>
         <w:tc>
           <w:tcPr>
-            <w:tcW w:type="dxa" w:w="1680"/>
+            <w:tcW w:type="dxa" w:w="1152"/>
           </w:tcPr>
           <w:p>
             <w:pPr>
@@ -27321,9 +29196,11 @@
             </w:r>
           </w:p>
         </w:tc>
-        <w:tc>
-          <w:tcPr>
-            <w:tcW w:type="dxa" w:w="1680"/>
+      </w:tr>
+      <w:tr>
+        <w:tc>
+          <w:tcPr>
+            <w:tcW w:type="dxa" w:w="3384"/>
           </w:tcPr>
           <w:p>
             <w:pPr>
@@ -27340,7 +29217,7 @@
         </w:tc>
         <w:tc>
           <w:tcPr>
-            <w:tcW w:type="dxa" w:w="1680"/>
+            <w:tcW w:type="dxa" w:w="1152"/>
           </w:tcPr>
           <w:p>
             <w:pPr>
@@ -27352,9 +29229,11 @@
             </w:r>
           </w:p>
         </w:tc>
-        <w:tc>
-          <w:tcPr>
-            <w:tcW w:type="dxa" w:w="1680"/>
+      </w:tr>
+      <w:tr>
+        <w:tc>
+          <w:tcPr>
+            <w:tcW w:type="dxa" w:w="3384"/>
           </w:tcPr>
           <w:p>
             <w:pPr>
@@ -27371,7 +29250,7 @@
         </w:tc>
         <w:tc>
           <w:tcPr>
-            <w:tcW w:type="dxa" w:w="1680"/>
+            <w:tcW w:type="dxa" w:w="1152"/>
           </w:tcPr>
           <w:p>
             <w:pPr>
@@ -27387,7 +29266,7 @@
       <w:tr>
         <w:tc>
           <w:tcPr>
-            <w:tcW w:type="dxa" w:w="1680"/>
+            <w:tcW w:type="dxa" w:w="3384"/>
           </w:tcPr>
           <w:p>
             <w:pPr>
@@ -27404,7 +29283,7 @@
         </w:tc>
         <w:tc>
           <w:tcPr>
-            <w:tcW w:type="dxa" w:w="1680"/>
+            <w:tcW w:type="dxa" w:w="1152"/>
           </w:tcPr>
           <w:p>
             <w:pPr>
@@ -27416,9 +29295,11 @@
             </w:r>
           </w:p>
         </w:tc>
-        <w:tc>
-          <w:tcPr>
-            <w:tcW w:type="dxa" w:w="1680"/>
+      </w:tr>
+      <w:tr>
+        <w:tc>
+          <w:tcPr>
+            <w:tcW w:type="dxa" w:w="3384"/>
           </w:tcPr>
           <w:p>
             <w:pPr>
@@ -27435,7 +29316,7 @@
         </w:tc>
         <w:tc>
           <w:tcPr>
-            <w:tcW w:type="dxa" w:w="1680"/>
+            <w:tcW w:type="dxa" w:w="1152"/>
           </w:tcPr>
           <w:p>
             <w:pPr>
@@ -27447,9 +29328,11 @@
             </w:r>
           </w:p>
         </w:tc>
-        <w:tc>
-          <w:tcPr>
-            <w:tcW w:type="dxa" w:w="1680"/>
+      </w:tr>
+      <w:tr>
+        <w:tc>
+          <w:tcPr>
+            <w:tcW w:type="dxa" w:w="3384"/>
           </w:tcPr>
           <w:p>
             <w:pPr>
@@ -27466,7 +29349,7 @@
         </w:tc>
         <w:tc>
           <w:tcPr>
-            <w:tcW w:type="dxa" w:w="1680"/>
+            <w:tcW w:type="dxa" w:w="1152"/>
           </w:tcPr>
           <w:p>
             <w:pPr>
@@ -27482,7 +29365,7 @@
       <w:tr>
         <w:tc>
           <w:tcPr>
-            <w:tcW w:type="dxa" w:w="1680"/>
+            <w:tcW w:type="dxa" w:w="3384"/>
           </w:tcPr>
           <w:p>
             <w:pPr>
@@ -27499,7 +29382,7 @@
         </w:tc>
         <w:tc>
           <w:tcPr>
-            <w:tcW w:type="dxa" w:w="1680"/>
+            <w:tcW w:type="dxa" w:w="1152"/>
           </w:tcPr>
           <w:p>
             <w:pPr>
@@ -27511,9 +29394,11 @@
             </w:r>
           </w:p>
         </w:tc>
-        <w:tc>
-          <w:tcPr>
-            <w:tcW w:type="dxa" w:w="1680"/>
+      </w:tr>
+      <w:tr>
+        <w:tc>
+          <w:tcPr>
+            <w:tcW w:type="dxa" w:w="3384"/>
           </w:tcPr>
           <w:p>
             <w:pPr>
@@ -27530,7 +29415,7 @@
         </w:tc>
         <w:tc>
           <w:tcPr>
-            <w:tcW w:type="dxa" w:w="1680"/>
+            <w:tcW w:type="dxa" w:w="1152"/>
           </w:tcPr>
           <w:p>
             <w:pPr>
@@ -27542,9 +29427,11 @@
             </w:r>
           </w:p>
         </w:tc>
-        <w:tc>
-          <w:tcPr>
-            <w:tcW w:type="dxa" w:w="1680"/>
+      </w:tr>
+      <w:tr>
+        <w:tc>
+          <w:tcPr>
+            <w:tcW w:type="dxa" w:w="3384"/>
           </w:tcPr>
           <w:p>
             <w:pPr>
@@ -27561,7 +29448,7 @@
         </w:tc>
         <w:tc>
           <w:tcPr>
-            <w:tcW w:type="dxa" w:w="1680"/>
+            <w:tcW w:type="dxa" w:w="1152"/>
           </w:tcPr>
           <w:p>
             <w:pPr>
@@ -27577,7 +29464,7 @@
       <w:tr>
         <w:tc>
           <w:tcPr>
-            <w:tcW w:type="dxa" w:w="1680"/>
+            <w:tcW w:type="dxa" w:w="3384"/>
           </w:tcPr>
           <w:p>
             <w:pPr>
@@ -27594,7 +29481,7 @@
         </w:tc>
         <w:tc>
           <w:tcPr>
-            <w:tcW w:type="dxa" w:w="1680"/>
+            <w:tcW w:type="dxa" w:w="1152"/>
           </w:tcPr>
           <w:p>
             <w:pPr>
@@ -27606,9 +29493,11 @@
             </w:r>
           </w:p>
         </w:tc>
-        <w:tc>
-          <w:tcPr>
-            <w:tcW w:type="dxa" w:w="1680"/>
+      </w:tr>
+      <w:tr>
+        <w:tc>
+          <w:tcPr>
+            <w:tcW w:type="dxa" w:w="3384"/>
           </w:tcPr>
           <w:p>
             <w:pPr>
@@ -27625,7 +29514,7 @@
         </w:tc>
         <w:tc>
           <w:tcPr>
-            <w:tcW w:type="dxa" w:w="1680"/>
+            <w:tcW w:type="dxa" w:w="1152"/>
           </w:tcPr>
           <w:p>
             <w:pPr>
@@ -27637,9 +29526,11 @@
             </w:r>
           </w:p>
         </w:tc>
-        <w:tc>
-          <w:tcPr>
-            <w:tcW w:type="dxa" w:w="1680"/>
+      </w:tr>
+      <w:tr>
+        <w:tc>
+          <w:tcPr>
+            <w:tcW w:type="dxa" w:w="3384"/>
           </w:tcPr>
           <w:p>
             <w:pPr>
@@ -27656,7 +29547,7 @@
         </w:tc>
         <w:tc>
           <w:tcPr>
-            <w:tcW w:type="dxa" w:w="1680"/>
+            <w:tcW w:type="dxa" w:w="1152"/>
           </w:tcPr>
           <w:p>
             <w:pPr>
@@ -27672,7 +29563,7 @@
       <w:tr>
         <w:tc>
           <w:tcPr>
-            <w:tcW w:type="dxa" w:w="1680"/>
+            <w:tcW w:type="dxa" w:w="3384"/>
           </w:tcPr>
           <w:p>
             <w:pPr>
@@ -27689,7 +29580,7 @@
         </w:tc>
         <w:tc>
           <w:tcPr>
-            <w:tcW w:type="dxa" w:w="1680"/>
+            <w:tcW w:type="dxa" w:w="1152"/>
           </w:tcPr>
           <w:p>
             <w:pPr>
@@ -27701,9 +29592,11 @@
             </w:r>
           </w:p>
         </w:tc>
-        <w:tc>
-          <w:tcPr>
-            <w:tcW w:type="dxa" w:w="1680"/>
+      </w:tr>
+      <w:tr>
+        <w:tc>
+          <w:tcPr>
+            <w:tcW w:type="dxa" w:w="3384"/>
           </w:tcPr>
           <w:p>
             <w:pPr>
@@ -27720,7 +29613,7 @@
         </w:tc>
         <w:tc>
           <w:tcPr>
-            <w:tcW w:type="dxa" w:w="1680"/>
+            <w:tcW w:type="dxa" w:w="1152"/>
           </w:tcPr>
           <w:p>
             <w:pPr>
@@ -27732,9 +29625,11 @@
             </w:r>
           </w:p>
         </w:tc>
-        <w:tc>
-          <w:tcPr>
-            <w:tcW w:type="dxa" w:w="1680"/>
+      </w:tr>
+      <w:tr>
+        <w:tc>
+          <w:tcPr>
+            <w:tcW w:type="dxa" w:w="3384"/>
           </w:tcPr>
           <w:p>
             <w:pPr>
@@ -27751,7 +29646,7 @@
         </w:tc>
         <w:tc>
           <w:tcPr>
-            <w:tcW w:type="dxa" w:w="1680"/>
+            <w:tcW w:type="dxa" w:w="1152"/>
           </w:tcPr>
           <w:p>
             <w:pPr>
@@ -27767,7 +29662,7 @@
       <w:tr>
         <w:tc>
           <w:tcPr>
-            <w:tcW w:type="dxa" w:w="1680"/>
+            <w:tcW w:type="dxa" w:w="3384"/>
           </w:tcPr>
           <w:p>
             <w:pPr>
@@ -27784,7 +29679,7 @@
         </w:tc>
         <w:tc>
           <w:tcPr>
-            <w:tcW w:type="dxa" w:w="1680"/>
+            <w:tcW w:type="dxa" w:w="1152"/>
           </w:tcPr>
           <w:p>
             <w:pPr>
@@ -27796,9 +29691,11 @@
             </w:r>
           </w:p>
         </w:tc>
-        <w:tc>
-          <w:tcPr>
-            <w:tcW w:type="dxa" w:w="1680"/>
+      </w:tr>
+      <w:tr>
+        <w:tc>
+          <w:tcPr>
+            <w:tcW w:type="dxa" w:w="3384"/>
           </w:tcPr>
           <w:p>
             <w:pPr>
@@ -27815,7 +29712,7 @@
         </w:tc>
         <w:tc>
           <w:tcPr>
-            <w:tcW w:type="dxa" w:w="1680"/>
+            <w:tcW w:type="dxa" w:w="1152"/>
           </w:tcPr>
           <w:p>
             <w:pPr>
@@ -27827,9 +29724,11 @@
             </w:r>
           </w:p>
         </w:tc>
-        <w:tc>
-          <w:tcPr>
-            <w:tcW w:type="dxa" w:w="1680"/>
+      </w:tr>
+      <w:tr>
+        <w:tc>
+          <w:tcPr>
+            <w:tcW w:type="dxa" w:w="3384"/>
           </w:tcPr>
           <w:p>
             <w:pPr>
@@ -27846,7 +29745,7 @@
         </w:tc>
         <w:tc>
           <w:tcPr>
-            <w:tcW w:type="dxa" w:w="1680"/>
+            <w:tcW w:type="dxa" w:w="1152"/>
           </w:tcPr>
           <w:p>
             <w:pPr>
@@ -27862,7 +29761,7 @@
       <w:tr>
         <w:tc>
           <w:tcPr>
-            <w:tcW w:type="dxa" w:w="1680"/>
+            <w:tcW w:type="dxa" w:w="3384"/>
           </w:tcPr>
           <w:p>
             <w:pPr>
@@ -27879,7 +29778,7 @@
         </w:tc>
         <w:tc>
           <w:tcPr>
-            <w:tcW w:type="dxa" w:w="1680"/>
+            <w:tcW w:type="dxa" w:w="1152"/>
           </w:tcPr>
           <w:p>
             <w:pPr>
@@ -27891,9 +29790,11 @@
             </w:r>
           </w:p>
         </w:tc>
-        <w:tc>
-          <w:tcPr>
-            <w:tcW w:type="dxa" w:w="1680"/>
+      </w:tr>
+      <w:tr>
+        <w:tc>
+          <w:tcPr>
+            <w:tcW w:type="dxa" w:w="3384"/>
           </w:tcPr>
           <w:p>
             <w:pPr>
@@ -27910,7 +29811,7 @@
         </w:tc>
         <w:tc>
           <w:tcPr>
-            <w:tcW w:type="dxa" w:w="1680"/>
+            <w:tcW w:type="dxa" w:w="1152"/>
           </w:tcPr>
           <w:p>
             <w:pPr>
@@ -27922,9 +29823,11 @@
             </w:r>
           </w:p>
         </w:tc>
-        <w:tc>
-          <w:tcPr>
-            <w:tcW w:type="dxa" w:w="1680"/>
+      </w:tr>
+      <w:tr>
+        <w:tc>
+          <w:tcPr>
+            <w:tcW w:type="dxa" w:w="3384"/>
           </w:tcPr>
           <w:p>
             <w:pPr>
@@ -27941,7 +29844,7 @@
         </w:tc>
         <w:tc>
           <w:tcPr>
-            <w:tcW w:type="dxa" w:w="1680"/>
+            <w:tcW w:type="dxa" w:w="1152"/>
           </w:tcPr>
           <w:p>
             <w:pPr>
@@ -27957,7 +29860,7 @@
       <w:tr>
         <w:tc>
           <w:tcPr>
-            <w:tcW w:type="dxa" w:w="1680"/>
+            <w:tcW w:type="dxa" w:w="3384"/>
           </w:tcPr>
           <w:p>
             <w:pPr>
@@ -27974,7 +29877,7 @@
         </w:tc>
         <w:tc>
           <w:tcPr>
-            <w:tcW w:type="dxa" w:w="1680"/>
+            <w:tcW w:type="dxa" w:w="1152"/>
           </w:tcPr>
           <w:p>
             <w:pPr>
@@ -27986,9 +29889,11 @@
             </w:r>
           </w:p>
         </w:tc>
-        <w:tc>
-          <w:tcPr>
-            <w:tcW w:type="dxa" w:w="1680"/>
+      </w:tr>
+      <w:tr>
+        <w:tc>
+          <w:tcPr>
+            <w:tcW w:type="dxa" w:w="3384"/>
           </w:tcPr>
           <w:p>
             <w:pPr>
@@ -28005,7 +29910,7 @@
         </w:tc>
         <w:tc>
           <w:tcPr>
-            <w:tcW w:type="dxa" w:w="1680"/>
+            <w:tcW w:type="dxa" w:w="1152"/>
           </w:tcPr>
           <w:p>
             <w:pPr>
@@ -28017,9 +29922,11 @@
             </w:r>
           </w:p>
         </w:tc>
-        <w:tc>
-          <w:tcPr>
-            <w:tcW w:type="dxa" w:w="1680"/>
+      </w:tr>
+      <w:tr>
+        <w:tc>
+          <w:tcPr>
+            <w:tcW w:type="dxa" w:w="3384"/>
           </w:tcPr>
           <w:p>
             <w:pPr>
@@ -28036,7 +29943,7 @@
         </w:tc>
         <w:tc>
           <w:tcPr>
-            <w:tcW w:type="dxa" w:w="1680"/>
+            <w:tcW w:type="dxa" w:w="1152"/>
           </w:tcPr>
           <w:p>
             <w:pPr>
@@ -28052,7 +29959,7 @@
       <w:tr>
         <w:tc>
           <w:tcPr>
-            <w:tcW w:type="dxa" w:w="1680"/>
+            <w:tcW w:type="dxa" w:w="3384"/>
           </w:tcPr>
           <w:p>
             <w:pPr>
@@ -28069,7 +29976,7 @@
         </w:tc>
         <w:tc>
           <w:tcPr>
-            <w:tcW w:type="dxa" w:w="1680"/>
+            <w:tcW w:type="dxa" w:w="1152"/>
           </w:tcPr>
           <w:p>
             <w:pPr>
@@ -28081,9 +29988,11 @@
             </w:r>
           </w:p>
         </w:tc>
-        <w:tc>
-          <w:tcPr>
-            <w:tcW w:type="dxa" w:w="1680"/>
+      </w:tr>
+      <w:tr>
+        <w:tc>
+          <w:tcPr>
+            <w:tcW w:type="dxa" w:w="3384"/>
           </w:tcPr>
           <w:p>
             <w:pPr>
@@ -28100,7 +30009,7 @@
         </w:tc>
         <w:tc>
           <w:tcPr>
-            <w:tcW w:type="dxa" w:w="1680"/>
+            <w:tcW w:type="dxa" w:w="1152"/>
           </w:tcPr>
           <w:p>
             <w:pPr>
@@ -28112,9 +30021,11 @@
             </w:r>
           </w:p>
         </w:tc>
-        <w:tc>
-          <w:tcPr>
-            <w:tcW w:type="dxa" w:w="1680"/>
+      </w:tr>
+      <w:tr>
+        <w:tc>
+          <w:tcPr>
+            <w:tcW w:type="dxa" w:w="3384"/>
           </w:tcPr>
           <w:p>
             <w:pPr>
@@ -28131,7 +30042,7 @@
         </w:tc>
         <w:tc>
           <w:tcPr>
-            <w:tcW w:type="dxa" w:w="1680"/>
+            <w:tcW w:type="dxa" w:w="1152"/>
           </w:tcPr>
           <w:p>
             <w:pPr>
@@ -28147,7 +30058,7 @@
       <w:tr>
         <w:tc>
           <w:tcPr>
-            <w:tcW w:type="dxa" w:w="1680"/>
+            <w:tcW w:type="dxa" w:w="3384"/>
           </w:tcPr>
           <w:p>
             <w:pPr>
@@ -28164,7 +30075,7 @@
         </w:tc>
         <w:tc>
           <w:tcPr>
-            <w:tcW w:type="dxa" w:w="1680"/>
+            <w:tcW w:type="dxa" w:w="1152"/>
           </w:tcPr>
           <w:p>
             <w:pPr>
@@ -28176,9 +30087,11 @@
             </w:r>
           </w:p>
         </w:tc>
-        <w:tc>
-          <w:tcPr>
-            <w:tcW w:type="dxa" w:w="1680"/>
+      </w:tr>
+      <w:tr>
+        <w:tc>
+          <w:tcPr>
+            <w:tcW w:type="dxa" w:w="3384"/>
           </w:tcPr>
           <w:p>
             <w:pPr>
@@ -28195,7 +30108,7 @@
         </w:tc>
         <w:tc>
           <w:tcPr>
-            <w:tcW w:type="dxa" w:w="1680"/>
+            <w:tcW w:type="dxa" w:w="1152"/>
           </w:tcPr>
           <w:p>
             <w:pPr>
@@ -28207,9 +30120,11 @@
             </w:r>
           </w:p>
         </w:tc>
-        <w:tc>
-          <w:tcPr>
-            <w:tcW w:type="dxa" w:w="1680"/>
+      </w:tr>
+      <w:tr>
+        <w:tc>
+          <w:tcPr>
+            <w:tcW w:type="dxa" w:w="3384"/>
           </w:tcPr>
           <w:p>
             <w:pPr>
@@ -28226,7 +30141,7 @@
         </w:tc>
         <w:tc>
           <w:tcPr>
-            <w:tcW w:type="dxa" w:w="1680"/>
+            <w:tcW w:type="dxa" w:w="1152"/>
           </w:tcPr>
           <w:p>
             <w:pPr>
@@ -28242,7 +30157,7 @@
       <w:tr>
         <w:tc>
           <w:tcPr>
-            <w:tcW w:type="dxa" w:w="1680"/>
+            <w:tcW w:type="dxa" w:w="3384"/>
           </w:tcPr>
           <w:p>
             <w:pPr>
@@ -28259,7 +30174,7 @@
         </w:tc>
         <w:tc>
           <w:tcPr>
-            <w:tcW w:type="dxa" w:w="1680"/>
+            <w:tcW w:type="dxa" w:w="1152"/>
           </w:tcPr>
           <w:p>
             <w:pPr>
@@ -28271,9 +30186,11 @@
             </w:r>
           </w:p>
         </w:tc>
-        <w:tc>
-          <w:tcPr>
-            <w:tcW w:type="dxa" w:w="1680"/>
+      </w:tr>
+      <w:tr>
+        <w:tc>
+          <w:tcPr>
+            <w:tcW w:type="dxa" w:w="3384"/>
           </w:tcPr>
           <w:p>
             <w:pPr>
@@ -28290,7 +30207,7 @@
         </w:tc>
         <w:tc>
           <w:tcPr>
-            <w:tcW w:type="dxa" w:w="1680"/>
+            <w:tcW w:type="dxa" w:w="1152"/>
           </w:tcPr>
           <w:p>
             <w:pPr>
@@ -28302,9 +30219,11 @@
             </w:r>
           </w:p>
         </w:tc>
-        <w:tc>
-          <w:tcPr>
-            <w:tcW w:type="dxa" w:w="1680"/>
+      </w:tr>
+      <w:tr>
+        <w:tc>
+          <w:tcPr>
+            <w:tcW w:type="dxa" w:w="3384"/>
           </w:tcPr>
           <w:p>
             <w:pPr>
@@ -28321,7 +30240,7 @@
         </w:tc>
         <w:tc>
           <w:tcPr>
-            <w:tcW w:type="dxa" w:w="1680"/>
+            <w:tcW w:type="dxa" w:w="1152"/>
           </w:tcPr>
           <w:p>
             <w:pPr>
@@ -28337,7 +30256,7 @@
       <w:tr>
         <w:tc>
           <w:tcPr>
-            <w:tcW w:type="dxa" w:w="1680"/>
+            <w:tcW w:type="dxa" w:w="3384"/>
           </w:tcPr>
           <w:p>
             <w:pPr>
@@ -28354,7 +30273,7 @@
         </w:tc>
         <w:tc>
           <w:tcPr>
-            <w:tcW w:type="dxa" w:w="1680"/>
+            <w:tcW w:type="dxa" w:w="1152"/>
           </w:tcPr>
           <w:p>
             <w:pPr>
@@ -28366,9 +30285,11 @@
             </w:r>
           </w:p>
         </w:tc>
-        <w:tc>
-          <w:tcPr>
-            <w:tcW w:type="dxa" w:w="1680"/>
+      </w:tr>
+      <w:tr>
+        <w:tc>
+          <w:tcPr>
+            <w:tcW w:type="dxa" w:w="3384"/>
           </w:tcPr>
           <w:p>
             <w:pPr>
@@ -28385,7 +30306,7 @@
         </w:tc>
         <w:tc>
           <w:tcPr>
-            <w:tcW w:type="dxa" w:w="1680"/>
+            <w:tcW w:type="dxa" w:w="1152"/>
           </w:tcPr>
           <w:p>
             <w:pPr>
@@ -28397,9 +30318,11 @@
             </w:r>
           </w:p>
         </w:tc>
-        <w:tc>
-          <w:tcPr>
-            <w:tcW w:type="dxa" w:w="1680"/>
+      </w:tr>
+      <w:tr>
+        <w:tc>
+          <w:tcPr>
+            <w:tcW w:type="dxa" w:w="3384"/>
           </w:tcPr>
           <w:p>
             <w:pPr>
@@ -28416,7 +30339,7 @@
         </w:tc>
         <w:tc>
           <w:tcPr>
-            <w:tcW w:type="dxa" w:w="1680"/>
+            <w:tcW w:type="dxa" w:w="1152"/>
           </w:tcPr>
           <w:p>
             <w:pPr>
@@ -28432,7 +30355,7 @@
       <w:tr>
         <w:tc>
           <w:tcPr>
-            <w:tcW w:type="dxa" w:w="1680"/>
+            <w:tcW w:type="dxa" w:w="3384"/>
           </w:tcPr>
           <w:p>
             <w:pPr>
@@ -28449,7 +30372,7 @@
         </w:tc>
         <w:tc>
           <w:tcPr>
-            <w:tcW w:type="dxa" w:w="1680"/>
+            <w:tcW w:type="dxa" w:w="1152"/>
           </w:tcPr>
           <w:p>
             <w:pPr>
@@ -28461,9 +30384,11 @@
             </w:r>
           </w:p>
         </w:tc>
-        <w:tc>
-          <w:tcPr>
-            <w:tcW w:type="dxa" w:w="1680"/>
+      </w:tr>
+      <w:tr>
+        <w:tc>
+          <w:tcPr>
+            <w:tcW w:type="dxa" w:w="3384"/>
           </w:tcPr>
           <w:p>
             <w:pPr>
@@ -28480,7 +30405,7 @@
         </w:tc>
         <w:tc>
           <w:tcPr>
-            <w:tcW w:type="dxa" w:w="1680"/>
+            <w:tcW w:type="dxa" w:w="1152"/>
           </w:tcPr>
           <w:p>
             <w:pPr>
@@ -28492,9 +30417,11 @@
             </w:r>
           </w:p>
         </w:tc>
-        <w:tc>
-          <w:tcPr>
-            <w:tcW w:type="dxa" w:w="1680"/>
+      </w:tr>
+      <w:tr>
+        <w:tc>
+          <w:tcPr>
+            <w:tcW w:type="dxa" w:w="3384"/>
           </w:tcPr>
           <w:p>
             <w:pPr>
@@ -28511,7 +30438,7 @@
         </w:tc>
         <w:tc>
           <w:tcPr>
-            <w:tcW w:type="dxa" w:w="1680"/>
+            <w:tcW w:type="dxa" w:w="1152"/>
           </w:tcPr>
           <w:p>
             <w:pPr>
@@ -28527,7 +30454,7 @@
       <w:tr>
         <w:tc>
           <w:tcPr>
-            <w:tcW w:type="dxa" w:w="1680"/>
+            <w:tcW w:type="dxa" w:w="3384"/>
           </w:tcPr>
           <w:p>
             <w:pPr>
@@ -28544,7 +30471,7 @@
         </w:tc>
         <w:tc>
           <w:tcPr>
-            <w:tcW w:type="dxa" w:w="1680"/>
+            <w:tcW w:type="dxa" w:w="1152"/>
           </w:tcPr>
           <w:p>
             <w:pPr>
@@ -28556,9 +30483,11 @@
             </w:r>
           </w:p>
         </w:tc>
-        <w:tc>
-          <w:tcPr>
-            <w:tcW w:type="dxa" w:w="1680"/>
+      </w:tr>
+      <w:tr>
+        <w:tc>
+          <w:tcPr>
+            <w:tcW w:type="dxa" w:w="3384"/>
           </w:tcPr>
           <w:p>
             <w:pPr>
@@ -28575,7 +30504,7 @@
         </w:tc>
         <w:tc>
           <w:tcPr>
-            <w:tcW w:type="dxa" w:w="1680"/>
+            <w:tcW w:type="dxa" w:w="1152"/>
           </w:tcPr>
           <w:p>
             <w:pPr>
@@ -28587,9 +30516,11 @@
             </w:r>
           </w:p>
         </w:tc>
-        <w:tc>
-          <w:tcPr>
-            <w:tcW w:type="dxa" w:w="1680"/>
+      </w:tr>
+      <w:tr>
+        <w:tc>
+          <w:tcPr>
+            <w:tcW w:type="dxa" w:w="3384"/>
           </w:tcPr>
           <w:p>
             <w:pPr>
@@ -28606,7 +30537,7 @@
         </w:tc>
         <w:tc>
           <w:tcPr>
-            <w:tcW w:type="dxa" w:w="1680"/>
+            <w:tcW w:type="dxa" w:w="1152"/>
           </w:tcPr>
           <w:p>
             <w:pPr>
@@ -28622,7 +30553,7 @@
       <w:tr>
         <w:tc>
           <w:tcPr>
-            <w:tcW w:type="dxa" w:w="1680"/>
+            <w:tcW w:type="dxa" w:w="3384"/>
           </w:tcPr>
           <w:p>
             <w:pPr>
@@ -28639,7 +30570,7 @@
         </w:tc>
         <w:tc>
           <w:tcPr>
-            <w:tcW w:type="dxa" w:w="1680"/>
+            <w:tcW w:type="dxa" w:w="1152"/>
           </w:tcPr>
           <w:p>
             <w:pPr>
@@ -28651,9 +30582,11 @@
             </w:r>
           </w:p>
         </w:tc>
-        <w:tc>
-          <w:tcPr>
-            <w:tcW w:type="dxa" w:w="1680"/>
+      </w:tr>
+      <w:tr>
+        <w:tc>
+          <w:tcPr>
+            <w:tcW w:type="dxa" w:w="3384"/>
           </w:tcPr>
           <w:p>
             <w:pPr>
@@ -28670,7 +30603,7 @@
         </w:tc>
         <w:tc>
           <w:tcPr>
-            <w:tcW w:type="dxa" w:w="1680"/>
+            <w:tcW w:type="dxa" w:w="1152"/>
           </w:tcPr>
           <w:p>
             <w:pPr>
@@ -28682,9 +30615,11 @@
             </w:r>
           </w:p>
         </w:tc>
-        <w:tc>
-          <w:tcPr>
-            <w:tcW w:type="dxa" w:w="1680"/>
+      </w:tr>
+      <w:tr>
+        <w:tc>
+          <w:tcPr>
+            <w:tcW w:type="dxa" w:w="3384"/>
           </w:tcPr>
           <w:p>
             <w:pPr>
@@ -28701,7 +30636,7 @@
         </w:tc>
         <w:tc>
           <w:tcPr>
-            <w:tcW w:type="dxa" w:w="1680"/>
+            <w:tcW w:type="dxa" w:w="1152"/>
           </w:tcPr>
           <w:p>
             <w:pPr>
@@ -28717,7 +30652,7 @@
       <w:tr>
         <w:tc>
           <w:tcPr>
-            <w:tcW w:type="dxa" w:w="1680"/>
+            <w:tcW w:type="dxa" w:w="3384"/>
           </w:tcPr>
           <w:p>
             <w:pPr>
@@ -28734,7 +30669,7 @@
         </w:tc>
         <w:tc>
           <w:tcPr>
-            <w:tcW w:type="dxa" w:w="1680"/>
+            <w:tcW w:type="dxa" w:w="1152"/>
           </w:tcPr>
           <w:p>
             <w:pPr>
@@ -28746,9 +30681,11 @@
             </w:r>
           </w:p>
         </w:tc>
-        <w:tc>
-          <w:tcPr>
-            <w:tcW w:type="dxa" w:w="1680"/>
+      </w:tr>
+      <w:tr>
+        <w:tc>
+          <w:tcPr>
+            <w:tcW w:type="dxa" w:w="3384"/>
           </w:tcPr>
           <w:p>
             <w:pPr>
@@ -28765,7 +30702,7 @@
         </w:tc>
         <w:tc>
           <w:tcPr>
-            <w:tcW w:type="dxa" w:w="1680"/>
+            <w:tcW w:type="dxa" w:w="1152"/>
           </w:tcPr>
           <w:p>
             <w:pPr>
@@ -28777,9 +30714,11 @@
             </w:r>
           </w:p>
         </w:tc>
-        <w:tc>
-          <w:tcPr>
-            <w:tcW w:type="dxa" w:w="1680"/>
+      </w:tr>
+      <w:tr>
+        <w:tc>
+          <w:tcPr>
+            <w:tcW w:type="dxa" w:w="3384"/>
           </w:tcPr>
           <w:p>
             <w:pPr>
@@ -28796,7 +30735,7 @@
         </w:tc>
         <w:tc>
           <w:tcPr>
-            <w:tcW w:type="dxa" w:w="1680"/>
+            <w:tcW w:type="dxa" w:w="1152"/>
           </w:tcPr>
           <w:p>
             <w:pPr>
@@ -28812,7 +30751,7 @@
       <w:tr>
         <w:tc>
           <w:tcPr>
-            <w:tcW w:type="dxa" w:w="1680"/>
+            <w:tcW w:type="dxa" w:w="3384"/>
           </w:tcPr>
           <w:p>
             <w:pPr>
@@ -28829,7 +30768,7 @@
         </w:tc>
         <w:tc>
           <w:tcPr>
-            <w:tcW w:type="dxa" w:w="1680"/>
+            <w:tcW w:type="dxa" w:w="1152"/>
           </w:tcPr>
           <w:p>
             <w:pPr>
@@ -28841,9 +30780,11 @@
             </w:r>
           </w:p>
         </w:tc>
-        <w:tc>
-          <w:tcPr>
-            <w:tcW w:type="dxa" w:w="1680"/>
+      </w:tr>
+      <w:tr>
+        <w:tc>
+          <w:tcPr>
+            <w:tcW w:type="dxa" w:w="3384"/>
           </w:tcPr>
           <w:p>
             <w:pPr>
@@ -28860,7 +30801,7 @@
         </w:tc>
         <w:tc>
           <w:tcPr>
-            <w:tcW w:type="dxa" w:w="1680"/>
+            <w:tcW w:type="dxa" w:w="1152"/>
           </w:tcPr>
           <w:p>
             <w:pPr>
@@ -28872,9 +30813,11 @@
             </w:r>
           </w:p>
         </w:tc>
-        <w:tc>
-          <w:tcPr>
-            <w:tcW w:type="dxa" w:w="1680"/>
+      </w:tr>
+      <w:tr>
+        <w:tc>
+          <w:tcPr>
+            <w:tcW w:type="dxa" w:w="3384"/>
           </w:tcPr>
           <w:p>
             <w:pPr>
@@ -28891,7 +30834,7 @@
         </w:tc>
         <w:tc>
           <w:tcPr>
-            <w:tcW w:type="dxa" w:w="1680"/>
+            <w:tcW w:type="dxa" w:w="1152"/>
           </w:tcPr>
           <w:p>
             <w:pPr>
@@ -28907,7 +30850,7 @@
       <w:tr>
         <w:tc>
           <w:tcPr>
-            <w:tcW w:type="dxa" w:w="1680"/>
+            <w:tcW w:type="dxa" w:w="3384"/>
           </w:tcPr>
           <w:p>
             <w:pPr>
@@ -28924,7 +30867,7 @@
         </w:tc>
         <w:tc>
           <w:tcPr>
-            <w:tcW w:type="dxa" w:w="1680"/>
+            <w:tcW w:type="dxa" w:w="1152"/>
           </w:tcPr>
           <w:p>
             <w:pPr>
@@ -28936,9 +30879,11 @@
             </w:r>
           </w:p>
         </w:tc>
-        <w:tc>
-          <w:tcPr>
-            <w:tcW w:type="dxa" w:w="1680"/>
+      </w:tr>
+      <w:tr>
+        <w:tc>
+          <w:tcPr>
+            <w:tcW w:type="dxa" w:w="3384"/>
           </w:tcPr>
           <w:p>
             <w:pPr>
@@ -28955,7 +30900,7 @@
         </w:tc>
         <w:tc>
           <w:tcPr>
-            <w:tcW w:type="dxa" w:w="1680"/>
+            <w:tcW w:type="dxa" w:w="1152"/>
           </w:tcPr>
           <w:p>
             <w:pPr>
@@ -28967,9 +30912,11 @@
             </w:r>
           </w:p>
         </w:tc>
-        <w:tc>
-          <w:tcPr>
-            <w:tcW w:type="dxa" w:w="1680"/>
+      </w:tr>
+      <w:tr>
+        <w:tc>
+          <w:tcPr>
+            <w:tcW w:type="dxa" w:w="3384"/>
           </w:tcPr>
           <w:p>
             <w:pPr>
@@ -28986,7 +30933,7 @@
         </w:tc>
         <w:tc>
           <w:tcPr>
-            <w:tcW w:type="dxa" w:w="1680"/>
+            <w:tcW w:type="dxa" w:w="1152"/>
           </w:tcPr>
           <w:p>
             <w:pPr>
@@ -29002,7 +30949,7 @@
       <w:tr>
         <w:tc>
           <w:tcPr>
-            <w:tcW w:type="dxa" w:w="1680"/>
+            <w:tcW w:type="dxa" w:w="3384"/>
           </w:tcPr>
           <w:p>
             <w:pPr>
@@ -29019,7 +30966,7 @@
         </w:tc>
         <w:tc>
           <w:tcPr>
-            <w:tcW w:type="dxa" w:w="1680"/>
+            <w:tcW w:type="dxa" w:w="1152"/>
           </w:tcPr>
           <w:p>
             <w:pPr>
@@ -29031,9 +30978,11 @@
             </w:r>
           </w:p>
         </w:tc>
-        <w:tc>
-          <w:tcPr>
-            <w:tcW w:type="dxa" w:w="1680"/>
+      </w:tr>
+      <w:tr>
+        <w:tc>
+          <w:tcPr>
+            <w:tcW w:type="dxa" w:w="3384"/>
           </w:tcPr>
           <w:p>
             <w:pPr>
@@ -29050,7 +30999,7 @@
         </w:tc>
         <w:tc>
           <w:tcPr>
-            <w:tcW w:type="dxa" w:w="1680"/>
+            <w:tcW w:type="dxa" w:w="1152"/>
           </w:tcPr>
           <w:p>
             <w:pPr>
@@ -29062,9 +31011,11 @@
             </w:r>
           </w:p>
         </w:tc>
-        <w:tc>
-          <w:tcPr>
-            <w:tcW w:type="dxa" w:w="1680"/>
+      </w:tr>
+      <w:tr>
+        <w:tc>
+          <w:tcPr>
+            <w:tcW w:type="dxa" w:w="3384"/>
           </w:tcPr>
           <w:p>
             <w:pPr>
@@ -29081,7 +31032,7 @@
         </w:tc>
         <w:tc>
           <w:tcPr>
-            <w:tcW w:type="dxa" w:w="1680"/>
+            <w:tcW w:type="dxa" w:w="1152"/>
           </w:tcPr>
           <w:p>
             <w:pPr>
@@ -29097,7 +31048,7 @@
       <w:tr>
         <w:tc>
           <w:tcPr>
-            <w:tcW w:type="dxa" w:w="1680"/>
+            <w:tcW w:type="dxa" w:w="3384"/>
           </w:tcPr>
           <w:p>
             <w:pPr>
@@ -29114,7 +31065,7 @@
         </w:tc>
         <w:tc>
           <w:tcPr>
-            <w:tcW w:type="dxa" w:w="1680"/>
+            <w:tcW w:type="dxa" w:w="1152"/>
           </w:tcPr>
           <w:p>
             <w:pPr>
@@ -29126,9 +31077,11 @@
             </w:r>
           </w:p>
         </w:tc>
-        <w:tc>
-          <w:tcPr>
-            <w:tcW w:type="dxa" w:w="1680"/>
+      </w:tr>
+      <w:tr>
+        <w:tc>
+          <w:tcPr>
+            <w:tcW w:type="dxa" w:w="3384"/>
           </w:tcPr>
           <w:p>
             <w:pPr>
@@ -29145,7 +31098,7 @@
         </w:tc>
         <w:tc>
           <w:tcPr>
-            <w:tcW w:type="dxa" w:w="1680"/>
+            <w:tcW w:type="dxa" w:w="1152"/>
           </w:tcPr>
           <w:p>
             <w:pPr>
@@ -29157,9 +31110,11 @@
             </w:r>
           </w:p>
         </w:tc>
-        <w:tc>
-          <w:tcPr>
-            <w:tcW w:type="dxa" w:w="1680"/>
+      </w:tr>
+      <w:tr>
+        <w:tc>
+          <w:tcPr>
+            <w:tcW w:type="dxa" w:w="3384"/>
           </w:tcPr>
           <w:p>
             <w:pPr>
@@ -29176,7 +31131,7 @@
         </w:tc>
         <w:tc>
           <w:tcPr>
-            <w:tcW w:type="dxa" w:w="1680"/>
+            <w:tcW w:type="dxa" w:w="1152"/>
           </w:tcPr>
           <w:p>
             <w:pPr>
@@ -29192,7 +31147,7 @@
       <w:tr>
         <w:tc>
           <w:tcPr>
-            <w:tcW w:type="dxa" w:w="1680"/>
+            <w:tcW w:type="dxa" w:w="3384"/>
           </w:tcPr>
           <w:p>
             <w:pPr>
@@ -29209,7 +31164,7 @@
         </w:tc>
         <w:tc>
           <w:tcPr>
-            <w:tcW w:type="dxa" w:w="1680"/>
+            <w:tcW w:type="dxa" w:w="1152"/>
           </w:tcPr>
           <w:p>
             <w:pPr>
@@ -29221,9 +31176,11 @@
             </w:r>
           </w:p>
         </w:tc>
-        <w:tc>
-          <w:tcPr>
-            <w:tcW w:type="dxa" w:w="1680"/>
+      </w:tr>
+      <w:tr>
+        <w:tc>
+          <w:tcPr>
+            <w:tcW w:type="dxa" w:w="3384"/>
           </w:tcPr>
           <w:p>
             <w:pPr>
@@ -29240,7 +31197,7 @@
         </w:tc>
         <w:tc>
           <w:tcPr>
-            <w:tcW w:type="dxa" w:w="1680"/>
+            <w:tcW w:type="dxa" w:w="1152"/>
           </w:tcPr>
           <w:p>
             <w:pPr>
@@ -29252,9 +31209,11 @@
             </w:r>
           </w:p>
         </w:tc>
-        <w:tc>
-          <w:tcPr>
-            <w:tcW w:type="dxa" w:w="1680"/>
+      </w:tr>
+      <w:tr>
+        <w:tc>
+          <w:tcPr>
+            <w:tcW w:type="dxa" w:w="3384"/>
           </w:tcPr>
           <w:p>
             <w:pPr>
@@ -29271,7 +31230,7 @@
         </w:tc>
         <w:tc>
           <w:tcPr>
-            <w:tcW w:type="dxa" w:w="1680"/>
+            <w:tcW w:type="dxa" w:w="1152"/>
           </w:tcPr>
           <w:p>
             <w:pPr>
@@ -29287,7 +31246,7 @@
       <w:tr>
         <w:tc>
           <w:tcPr>
-            <w:tcW w:type="dxa" w:w="1680"/>
+            <w:tcW w:type="dxa" w:w="3384"/>
           </w:tcPr>
           <w:p>
             <w:pPr>
@@ -29304,7 +31263,7 @@
         </w:tc>
         <w:tc>
           <w:tcPr>
-            <w:tcW w:type="dxa" w:w="1680"/>
+            <w:tcW w:type="dxa" w:w="1152"/>
           </w:tcPr>
           <w:p>
             <w:pPr>
@@ -29316,9 +31275,11 @@
             </w:r>
           </w:p>
         </w:tc>
-        <w:tc>
-          <w:tcPr>
-            <w:tcW w:type="dxa" w:w="1680"/>
+      </w:tr>
+      <w:tr>
+        <w:tc>
+          <w:tcPr>
+            <w:tcW w:type="dxa" w:w="3384"/>
           </w:tcPr>
           <w:p>
             <w:pPr>
@@ -29335,7 +31296,7 @@
         </w:tc>
         <w:tc>
           <w:tcPr>
-            <w:tcW w:type="dxa" w:w="1680"/>
+            <w:tcW w:type="dxa" w:w="1152"/>
           </w:tcPr>
           <w:p>
             <w:pPr>
@@ -29347,9 +31308,11 @@
             </w:r>
           </w:p>
         </w:tc>
-        <w:tc>
-          <w:tcPr>
-            <w:tcW w:type="dxa" w:w="1680"/>
+      </w:tr>
+      <w:tr>
+        <w:tc>
+          <w:tcPr>
+            <w:tcW w:type="dxa" w:w="3384"/>
           </w:tcPr>
           <w:p>
             <w:pPr>
@@ -29366,7 +31329,7 @@
         </w:tc>
         <w:tc>
           <w:tcPr>
-            <w:tcW w:type="dxa" w:w="1680"/>
+            <w:tcW w:type="dxa" w:w="1152"/>
           </w:tcPr>
           <w:p>
             <w:pPr>
@@ -29382,7 +31345,7 @@
       <w:tr>
         <w:tc>
           <w:tcPr>
-            <w:tcW w:type="dxa" w:w="1680"/>
+            <w:tcW w:type="dxa" w:w="3384"/>
           </w:tcPr>
           <w:p>
             <w:pPr>
@@ -29399,7 +31362,7 @@
         </w:tc>
         <w:tc>
           <w:tcPr>
-            <w:tcW w:type="dxa" w:w="1680"/>
+            <w:tcW w:type="dxa" w:w="1152"/>
           </w:tcPr>
           <w:p>
             <w:pPr>
@@ -29411,9 +31374,11 @@
             </w:r>
           </w:p>
         </w:tc>
-        <w:tc>
-          <w:tcPr>
-            <w:tcW w:type="dxa" w:w="1680"/>
+      </w:tr>
+      <w:tr>
+        <w:tc>
+          <w:tcPr>
+            <w:tcW w:type="dxa" w:w="3384"/>
           </w:tcPr>
           <w:p>
             <w:pPr>
@@ -29430,7 +31395,7 @@
         </w:tc>
         <w:tc>
           <w:tcPr>
-            <w:tcW w:type="dxa" w:w="1680"/>
+            <w:tcW w:type="dxa" w:w="1152"/>
           </w:tcPr>
           <w:p>
             <w:pPr>
@@ -29442,9 +31407,11 @@
             </w:r>
           </w:p>
         </w:tc>
-        <w:tc>
-          <w:tcPr>
-            <w:tcW w:type="dxa" w:w="1680"/>
+      </w:tr>
+      <w:tr>
+        <w:tc>
+          <w:tcPr>
+            <w:tcW w:type="dxa" w:w="3384"/>
           </w:tcPr>
           <w:p>
             <w:pPr>
@@ -29461,7 +31428,7 @@
         </w:tc>
         <w:tc>
           <w:tcPr>
-            <w:tcW w:type="dxa" w:w="1680"/>
+            <w:tcW w:type="dxa" w:w="1152"/>
           </w:tcPr>
           <w:p>
             <w:pPr>
@@ -29477,7 +31444,7 @@
       <w:tr>
         <w:tc>
           <w:tcPr>
-            <w:tcW w:type="dxa" w:w="1680"/>
+            <w:tcW w:type="dxa" w:w="3384"/>
           </w:tcPr>
           <w:p>
             <w:pPr>
@@ -29494,7 +31461,7 @@
         </w:tc>
         <w:tc>
           <w:tcPr>
-            <w:tcW w:type="dxa" w:w="1680"/>
+            <w:tcW w:type="dxa" w:w="1152"/>
           </w:tcPr>
           <w:p>
             <w:pPr>
@@ -29506,9 +31473,11 @@
             </w:r>
           </w:p>
         </w:tc>
-        <w:tc>
-          <w:tcPr>
-            <w:tcW w:type="dxa" w:w="1680"/>
+      </w:tr>
+      <w:tr>
+        <w:tc>
+          <w:tcPr>
+            <w:tcW w:type="dxa" w:w="3384"/>
           </w:tcPr>
           <w:p>
             <w:pPr>
@@ -29525,7 +31494,7 @@
         </w:tc>
         <w:tc>
           <w:tcPr>
-            <w:tcW w:type="dxa" w:w="1680"/>
+            <w:tcW w:type="dxa" w:w="1152"/>
           </w:tcPr>
           <w:p>
             <w:pPr>
@@ -29537,9 +31506,11 @@
             </w:r>
           </w:p>
         </w:tc>
-        <w:tc>
-          <w:tcPr>
-            <w:tcW w:type="dxa" w:w="1680"/>
+      </w:tr>
+      <w:tr>
+        <w:tc>
+          <w:tcPr>
+            <w:tcW w:type="dxa" w:w="3384"/>
           </w:tcPr>
           <w:p>
             <w:pPr>
@@ -29556,7 +31527,7 @@
         </w:tc>
         <w:tc>
           <w:tcPr>
-            <w:tcW w:type="dxa" w:w="1680"/>
+            <w:tcW w:type="dxa" w:w="1152"/>
           </w:tcPr>
           <w:p>
             <w:pPr>
@@ -29572,7 +31543,7 @@
       <w:tr>
         <w:tc>
           <w:tcPr>
-            <w:tcW w:type="dxa" w:w="1680"/>
+            <w:tcW w:type="dxa" w:w="3384"/>
           </w:tcPr>
           <w:p>
             <w:pPr>
@@ -29589,7 +31560,7 @@
         </w:tc>
         <w:tc>
           <w:tcPr>
-            <w:tcW w:type="dxa" w:w="1680"/>
+            <w:tcW w:type="dxa" w:w="1152"/>
           </w:tcPr>
           <w:p>
             <w:pPr>
@@ -29601,9 +31572,11 @@
             </w:r>
           </w:p>
         </w:tc>
-        <w:tc>
-          <w:tcPr>
-            <w:tcW w:type="dxa" w:w="1680"/>
+      </w:tr>
+      <w:tr>
+        <w:tc>
+          <w:tcPr>
+            <w:tcW w:type="dxa" w:w="3384"/>
           </w:tcPr>
           <w:p>
             <w:pPr>
@@ -29620,7 +31593,7 @@
         </w:tc>
         <w:tc>
           <w:tcPr>
-            <w:tcW w:type="dxa" w:w="1680"/>
+            <w:tcW w:type="dxa" w:w="1152"/>
           </w:tcPr>
           <w:p>
             <w:pPr>
@@ -29632,9 +31605,11 @@
             </w:r>
           </w:p>
         </w:tc>
-        <w:tc>
-          <w:tcPr>
-            <w:tcW w:type="dxa" w:w="1680"/>
+      </w:tr>
+      <w:tr>
+        <w:tc>
+          <w:tcPr>
+            <w:tcW w:type="dxa" w:w="3384"/>
           </w:tcPr>
           <w:p>
             <w:pPr>
@@ -29651,7 +31626,7 @@
         </w:tc>
         <w:tc>
           <w:tcPr>
-            <w:tcW w:type="dxa" w:w="1680"/>
+            <w:tcW w:type="dxa" w:w="1152"/>
           </w:tcPr>
           <w:p>
             <w:pPr>
@@ -29667,7 +31642,7 @@
       <w:tr>
         <w:tc>
           <w:tcPr>
-            <w:tcW w:type="dxa" w:w="1680"/>
+            <w:tcW w:type="dxa" w:w="3384"/>
           </w:tcPr>
           <w:p>
             <w:pPr>
@@ -29684,7 +31659,7 @@
         </w:tc>
         <w:tc>
           <w:tcPr>
-            <w:tcW w:type="dxa" w:w="1680"/>
+            <w:tcW w:type="dxa" w:w="1152"/>
           </w:tcPr>
           <w:p>
             <w:pPr>
@@ -29696,9 +31671,11 @@
             </w:r>
           </w:p>
         </w:tc>
-        <w:tc>
-          <w:tcPr>
-            <w:tcW w:type="dxa" w:w="1680"/>
+      </w:tr>
+      <w:tr>
+        <w:tc>
+          <w:tcPr>
+            <w:tcW w:type="dxa" w:w="3384"/>
           </w:tcPr>
           <w:p>
             <w:pPr>
@@ -29715,7 +31692,7 @@
         </w:tc>
         <w:tc>
           <w:tcPr>
-            <w:tcW w:type="dxa" w:w="1680"/>
+            <w:tcW w:type="dxa" w:w="1152"/>
           </w:tcPr>
           <w:p>
             <w:pPr>
@@ -29727,9 +31704,11 @@
             </w:r>
           </w:p>
         </w:tc>
-        <w:tc>
-          <w:tcPr>
-            <w:tcW w:type="dxa" w:w="1680"/>
+      </w:tr>
+      <w:tr>
+        <w:tc>
+          <w:tcPr>
+            <w:tcW w:type="dxa" w:w="3384"/>
           </w:tcPr>
           <w:p>
             <w:pPr>
@@ -29746,7 +31725,7 @@
         </w:tc>
         <w:tc>
           <w:tcPr>
-            <w:tcW w:type="dxa" w:w="1680"/>
+            <w:tcW w:type="dxa" w:w="1152"/>
           </w:tcPr>
           <w:p>
             <w:pPr>
@@ -29762,7 +31741,7 @@
       <w:tr>
         <w:tc>
           <w:tcPr>
-            <w:tcW w:type="dxa" w:w="1680"/>
+            <w:tcW w:type="dxa" w:w="3384"/>
           </w:tcPr>
           <w:p>
             <w:pPr>
@@ -29779,7 +31758,7 @@
         </w:tc>
         <w:tc>
           <w:tcPr>
-            <w:tcW w:type="dxa" w:w="1680"/>
+            <w:tcW w:type="dxa" w:w="1152"/>
           </w:tcPr>
           <w:p>
             <w:pPr>
@@ -29791,9 +31770,11 @@
             </w:r>
           </w:p>
         </w:tc>
-        <w:tc>
-          <w:tcPr>
-            <w:tcW w:type="dxa" w:w="1680"/>
+      </w:tr>
+      <w:tr>
+        <w:tc>
+          <w:tcPr>
+            <w:tcW w:type="dxa" w:w="3384"/>
           </w:tcPr>
           <w:p>
             <w:pPr>
@@ -29810,7 +31791,7 @@
         </w:tc>
         <w:tc>
           <w:tcPr>
-            <w:tcW w:type="dxa" w:w="1680"/>
+            <w:tcW w:type="dxa" w:w="1152"/>
           </w:tcPr>
           <w:p>
             <w:pPr>
@@ -29822,9 +31803,11 @@
             </w:r>
           </w:p>
         </w:tc>
-        <w:tc>
-          <w:tcPr>
-            <w:tcW w:type="dxa" w:w="1680"/>
+      </w:tr>
+      <w:tr>
+        <w:tc>
+          <w:tcPr>
+            <w:tcW w:type="dxa" w:w="3384"/>
           </w:tcPr>
           <w:p>
             <w:pPr>
@@ -29841,7 +31824,7 @@
         </w:tc>
         <w:tc>
           <w:tcPr>
-            <w:tcW w:type="dxa" w:w="1680"/>
+            <w:tcW w:type="dxa" w:w="1152"/>
           </w:tcPr>
           <w:p>
             <w:pPr>
@@ -29857,7 +31840,7 @@
       <w:tr>
         <w:tc>
           <w:tcPr>
-            <w:tcW w:type="dxa" w:w="1680"/>
+            <w:tcW w:type="dxa" w:w="3384"/>
           </w:tcPr>
           <w:p>
             <w:pPr>
@@ -29874,7 +31857,7 @@
         </w:tc>
         <w:tc>
           <w:tcPr>
-            <w:tcW w:type="dxa" w:w="1680"/>
+            <w:tcW w:type="dxa" w:w="1152"/>
           </w:tcPr>
           <w:p>
             <w:pPr>
@@ -29886,9 +31869,11 @@
             </w:r>
           </w:p>
         </w:tc>
-        <w:tc>
-          <w:tcPr>
-            <w:tcW w:type="dxa" w:w="1680"/>
+      </w:tr>
+      <w:tr>
+        <w:tc>
+          <w:tcPr>
+            <w:tcW w:type="dxa" w:w="3384"/>
           </w:tcPr>
           <w:p>
             <w:pPr>
@@ -29905,7 +31890,7 @@
         </w:tc>
         <w:tc>
           <w:tcPr>
-            <w:tcW w:type="dxa" w:w="1680"/>
+            <w:tcW w:type="dxa" w:w="1152"/>
           </w:tcPr>
           <w:p>
             <w:pPr>
@@ -29917,9 +31902,11 @@
             </w:r>
           </w:p>
         </w:tc>
-        <w:tc>
-          <w:tcPr>
-            <w:tcW w:type="dxa" w:w="1680"/>
+      </w:tr>
+      <w:tr>
+        <w:tc>
+          <w:tcPr>
+            <w:tcW w:type="dxa" w:w="3384"/>
           </w:tcPr>
           <w:p>
             <w:pPr>
@@ -29936,7 +31923,7 @@
         </w:tc>
         <w:tc>
           <w:tcPr>
-            <w:tcW w:type="dxa" w:w="1680"/>
+            <w:tcW w:type="dxa" w:w="1152"/>
           </w:tcPr>
           <w:p>
             <w:pPr>
@@ -29952,7 +31939,7 @@
       <w:tr>
         <w:tc>
           <w:tcPr>
-            <w:tcW w:type="dxa" w:w="1680"/>
+            <w:tcW w:type="dxa" w:w="3384"/>
           </w:tcPr>
           <w:p>
             <w:pPr>
@@ -29969,7 +31956,7 @@
         </w:tc>
         <w:tc>
           <w:tcPr>
-            <w:tcW w:type="dxa" w:w="1680"/>
+            <w:tcW w:type="dxa" w:w="1152"/>
           </w:tcPr>
           <w:p>
             <w:pPr>
@@ -29981,9 +31968,11 @@
             </w:r>
           </w:p>
         </w:tc>
-        <w:tc>
-          <w:tcPr>
-            <w:tcW w:type="dxa" w:w="1680"/>
+      </w:tr>
+      <w:tr>
+        <w:tc>
+          <w:tcPr>
+            <w:tcW w:type="dxa" w:w="3384"/>
           </w:tcPr>
           <w:p>
             <w:pPr>
@@ -30000,7 +31989,7 @@
         </w:tc>
         <w:tc>
           <w:tcPr>
-            <w:tcW w:type="dxa" w:w="1680"/>
+            <w:tcW w:type="dxa" w:w="1152"/>
           </w:tcPr>
           <w:p>
             <w:pPr>
@@ -30012,9 +32001,11 @@
             </w:r>
           </w:p>
         </w:tc>
-        <w:tc>
-          <w:tcPr>
-            <w:tcW w:type="dxa" w:w="1680"/>
+      </w:tr>
+      <w:tr>
+        <w:tc>
+          <w:tcPr>
+            <w:tcW w:type="dxa" w:w="3384"/>
           </w:tcPr>
           <w:p>
             <w:pPr>
@@ -30031,7 +32022,7 @@
         </w:tc>
         <w:tc>
           <w:tcPr>
-            <w:tcW w:type="dxa" w:w="1680"/>
+            <w:tcW w:type="dxa" w:w="1152"/>
           </w:tcPr>
           <w:p>
             <w:pPr>
@@ -30047,7 +32038,7 @@
       <w:tr>
         <w:tc>
           <w:tcPr>
-            <w:tcW w:type="dxa" w:w="1680"/>
+            <w:tcW w:type="dxa" w:w="3384"/>
           </w:tcPr>
           <w:p>
             <w:pPr>
@@ -30064,7 +32055,7 @@
         </w:tc>
         <w:tc>
           <w:tcPr>
-            <w:tcW w:type="dxa" w:w="1680"/>
+            <w:tcW w:type="dxa" w:w="1152"/>
           </w:tcPr>
           <w:p>
             <w:pPr>
@@ -30076,9 +32067,11 @@
             </w:r>
           </w:p>
         </w:tc>
-        <w:tc>
-          <w:tcPr>
-            <w:tcW w:type="dxa" w:w="1680"/>
+      </w:tr>
+      <w:tr>
+        <w:tc>
+          <w:tcPr>
+            <w:tcW w:type="dxa" w:w="3384"/>
           </w:tcPr>
           <w:p>
             <w:pPr>
@@ -30095,7 +32088,7 @@
         </w:tc>
         <w:tc>
           <w:tcPr>
-            <w:tcW w:type="dxa" w:w="1680"/>
+            <w:tcW w:type="dxa" w:w="1152"/>
           </w:tcPr>
           <w:p>
             <w:pPr>
@@ -30107,9 +32100,11 @@
             </w:r>
           </w:p>
         </w:tc>
-        <w:tc>
-          <w:tcPr>
-            <w:tcW w:type="dxa" w:w="1680"/>
+      </w:tr>
+      <w:tr>
+        <w:tc>
+          <w:tcPr>
+            <w:tcW w:type="dxa" w:w="3384"/>
           </w:tcPr>
           <w:p>
             <w:pPr>
@@ -30126,7 +32121,7 @@
         </w:tc>
         <w:tc>
           <w:tcPr>
-            <w:tcW w:type="dxa" w:w="1680"/>
+            <w:tcW w:type="dxa" w:w="1152"/>
           </w:tcPr>
           <w:p>
             <w:pPr>
@@ -30142,7 +32137,7 @@
       <w:tr>
         <w:tc>
           <w:tcPr>
-            <w:tcW w:type="dxa" w:w="1680"/>
+            <w:tcW w:type="dxa" w:w="3384"/>
           </w:tcPr>
           <w:p>
             <w:pPr>
@@ -30159,7 +32154,7 @@
         </w:tc>
         <w:tc>
           <w:tcPr>
-            <w:tcW w:type="dxa" w:w="1680"/>
+            <w:tcW w:type="dxa" w:w="1152"/>
           </w:tcPr>
           <w:p>
             <w:pPr>
@@ -30171,9 +32166,11 @@
             </w:r>
           </w:p>
         </w:tc>
-        <w:tc>
-          <w:tcPr>
-            <w:tcW w:type="dxa" w:w="1680"/>
+      </w:tr>
+      <w:tr>
+        <w:tc>
+          <w:tcPr>
+            <w:tcW w:type="dxa" w:w="3384"/>
           </w:tcPr>
           <w:p>
             <w:pPr>
@@ -30190,7 +32187,7 @@
         </w:tc>
         <w:tc>
           <w:tcPr>
-            <w:tcW w:type="dxa" w:w="1680"/>
+            <w:tcW w:type="dxa" w:w="1152"/>
           </w:tcPr>
           <w:p>
             <w:pPr>
@@ -30202,9 +32199,11 @@
             </w:r>
           </w:p>
         </w:tc>
-        <w:tc>
-          <w:tcPr>
-            <w:tcW w:type="dxa" w:w="1680"/>
+      </w:tr>
+      <w:tr>
+        <w:tc>
+          <w:tcPr>
+            <w:tcW w:type="dxa" w:w="3384"/>
           </w:tcPr>
           <w:p>
             <w:pPr>
@@ -30221,7 +32220,7 @@
         </w:tc>
         <w:tc>
           <w:tcPr>
-            <w:tcW w:type="dxa" w:w="1680"/>
+            <w:tcW w:type="dxa" w:w="1152"/>
           </w:tcPr>
           <w:p>
             <w:pPr>
@@ -30237,7 +32236,7 @@
       <w:tr>
         <w:tc>
           <w:tcPr>
-            <w:tcW w:type="dxa" w:w="1680"/>
+            <w:tcW w:type="dxa" w:w="3384"/>
           </w:tcPr>
           <w:p>
             <w:pPr>
@@ -30254,7 +32253,7 @@
         </w:tc>
         <w:tc>
           <w:tcPr>
-            <w:tcW w:type="dxa" w:w="1680"/>
+            <w:tcW w:type="dxa" w:w="1152"/>
           </w:tcPr>
           <w:p>
             <w:pPr>
@@ -30266,9 +32265,11 @@
             </w:r>
           </w:p>
         </w:tc>
-        <w:tc>
-          <w:tcPr>
-            <w:tcW w:type="dxa" w:w="1680"/>
+      </w:tr>
+      <w:tr>
+        <w:tc>
+          <w:tcPr>
+            <w:tcW w:type="dxa" w:w="3384"/>
           </w:tcPr>
           <w:p>
             <w:pPr>
@@ -30285,7 +32286,7 @@
         </w:tc>
         <w:tc>
           <w:tcPr>
-            <w:tcW w:type="dxa" w:w="1680"/>
+            <w:tcW w:type="dxa" w:w="1152"/>
           </w:tcPr>
           <w:p>
             <w:pPr>
@@ -30297,9 +32298,11 @@
             </w:r>
           </w:p>
         </w:tc>
-        <w:tc>
-          <w:tcPr>
-            <w:tcW w:type="dxa" w:w="1680"/>
+      </w:tr>
+      <w:tr>
+        <w:tc>
+          <w:tcPr>
+            <w:tcW w:type="dxa" w:w="3384"/>
           </w:tcPr>
           <w:p>
             <w:pPr>
@@ -30316,7 +32319,7 @@
         </w:tc>
         <w:tc>
           <w:tcPr>
-            <w:tcW w:type="dxa" w:w="1680"/>
+            <w:tcW w:type="dxa" w:w="1152"/>
           </w:tcPr>
           <w:p>
             <w:pPr>
@@ -30332,7 +32335,7 @@
       <w:tr>
         <w:tc>
           <w:tcPr>
-            <w:tcW w:type="dxa" w:w="1680"/>
+            <w:tcW w:type="dxa" w:w="3384"/>
           </w:tcPr>
           <w:p>
             <w:pPr>
@@ -30349,7 +32352,7 @@
         </w:tc>
         <w:tc>
           <w:tcPr>
-            <w:tcW w:type="dxa" w:w="1680"/>
+            <w:tcW w:type="dxa" w:w="1152"/>
           </w:tcPr>
           <w:p>
             <w:pPr>
@@ -30361,9 +32364,11 @@
             </w:r>
           </w:p>
         </w:tc>
-        <w:tc>
-          <w:tcPr>
-            <w:tcW w:type="dxa" w:w="1680"/>
+      </w:tr>
+      <w:tr>
+        <w:tc>
+          <w:tcPr>
+            <w:tcW w:type="dxa" w:w="3384"/>
           </w:tcPr>
           <w:p>
             <w:pPr>
@@ -30380,7 +32385,7 @@
         </w:tc>
         <w:tc>
           <w:tcPr>
-            <w:tcW w:type="dxa" w:w="1680"/>
+            <w:tcW w:type="dxa" w:w="1152"/>
           </w:tcPr>
           <w:p>
             <w:pPr>
@@ -30392,9 +32397,11 @@
             </w:r>
           </w:p>
         </w:tc>
-        <w:tc>
-          <w:tcPr>
-            <w:tcW w:type="dxa" w:w="1680"/>
+      </w:tr>
+      <w:tr>
+        <w:tc>
+          <w:tcPr>
+            <w:tcW w:type="dxa" w:w="3384"/>
           </w:tcPr>
           <w:p>
             <w:pPr>
@@ -30411,7 +32418,7 @@
         </w:tc>
         <w:tc>
           <w:tcPr>
-            <w:tcW w:type="dxa" w:w="1680"/>
+            <w:tcW w:type="dxa" w:w="1152"/>
           </w:tcPr>
           <w:p>
             <w:pPr>
@@ -30427,7 +32434,7 @@
       <w:tr>
         <w:tc>
           <w:tcPr>
-            <w:tcW w:type="dxa" w:w="1680"/>
+            <w:tcW w:type="dxa" w:w="3384"/>
           </w:tcPr>
           <w:p>
             <w:pPr>
@@ -30444,7 +32451,7 @@
         </w:tc>
         <w:tc>
           <w:tcPr>
-            <w:tcW w:type="dxa" w:w="1680"/>
+            <w:tcW w:type="dxa" w:w="1152"/>
           </w:tcPr>
           <w:p>
             <w:pPr>
@@ -30456,9 +32463,11 @@
             </w:r>
           </w:p>
         </w:tc>
-        <w:tc>
-          <w:tcPr>
-            <w:tcW w:type="dxa" w:w="1680"/>
+      </w:tr>
+      <w:tr>
+        <w:tc>
+          <w:tcPr>
+            <w:tcW w:type="dxa" w:w="3384"/>
           </w:tcPr>
           <w:p>
             <w:pPr>
@@ -30475,7 +32484,7 @@
         </w:tc>
         <w:tc>
           <w:tcPr>
-            <w:tcW w:type="dxa" w:w="1680"/>
+            <w:tcW w:type="dxa" w:w="1152"/>
           </w:tcPr>
           <w:p>
             <w:pPr>
@@ -30487,9 +32496,11 @@
             </w:r>
           </w:p>
         </w:tc>
-        <w:tc>
-          <w:tcPr>
-            <w:tcW w:type="dxa" w:w="1680"/>
+      </w:tr>
+      <w:tr>
+        <w:tc>
+          <w:tcPr>
+            <w:tcW w:type="dxa" w:w="3384"/>
           </w:tcPr>
           <w:p>
             <w:pPr>
@@ -30506,7 +32517,7 @@
         </w:tc>
         <w:tc>
           <w:tcPr>
-            <w:tcW w:type="dxa" w:w="1680"/>
+            <w:tcW w:type="dxa" w:w="1152"/>
           </w:tcPr>
           <w:p>
             <w:pPr>
@@ -30522,7 +32533,7 @@
       <w:tr>
         <w:tc>
           <w:tcPr>
-            <w:tcW w:type="dxa" w:w="1680"/>
+            <w:tcW w:type="dxa" w:w="3384"/>
           </w:tcPr>
           <w:p>
             <w:pPr>
@@ -30539,7 +32550,7 @@
         </w:tc>
         <w:tc>
           <w:tcPr>
-            <w:tcW w:type="dxa" w:w="1680"/>
+            <w:tcW w:type="dxa" w:w="1152"/>
           </w:tcPr>
           <w:p>
             <w:pPr>
@@ -30551,9 +32562,11 @@
             </w:r>
           </w:p>
         </w:tc>
-        <w:tc>
-          <w:tcPr>
-            <w:tcW w:type="dxa" w:w="1680"/>
+      </w:tr>
+      <w:tr>
+        <w:tc>
+          <w:tcPr>
+            <w:tcW w:type="dxa" w:w="3384"/>
           </w:tcPr>
           <w:p>
             <w:pPr>
@@ -30570,7 +32583,7 @@
         </w:tc>
         <w:tc>
           <w:tcPr>
-            <w:tcW w:type="dxa" w:w="1680"/>
+            <w:tcW w:type="dxa" w:w="1152"/>
           </w:tcPr>
           <w:p>
             <w:pPr>
@@ -30582,9 +32595,11 @@
             </w:r>
           </w:p>
         </w:tc>
-        <w:tc>
-          <w:tcPr>
-            <w:tcW w:type="dxa" w:w="1680"/>
+      </w:tr>
+      <w:tr>
+        <w:tc>
+          <w:tcPr>
+            <w:tcW w:type="dxa" w:w="3384"/>
           </w:tcPr>
           <w:p>
             <w:pPr>
@@ -30601,7 +32616,7 @@
         </w:tc>
         <w:tc>
           <w:tcPr>
-            <w:tcW w:type="dxa" w:w="1680"/>
+            <w:tcW w:type="dxa" w:w="1152"/>
           </w:tcPr>
           <w:p>
             <w:pPr>
@@ -30617,7 +32632,7 @@
       <w:tr>
         <w:tc>
           <w:tcPr>
-            <w:tcW w:type="dxa" w:w="1680"/>
+            <w:tcW w:type="dxa" w:w="3384"/>
           </w:tcPr>
           <w:p>
             <w:pPr>
@@ -30634,7 +32649,7 @@
         </w:tc>
         <w:tc>
           <w:tcPr>
-            <w:tcW w:type="dxa" w:w="1680"/>
+            <w:tcW w:type="dxa" w:w="1152"/>
           </w:tcPr>
           <w:p>
             <w:pPr>
@@ -30646,9 +32661,11 @@
             </w:r>
           </w:p>
         </w:tc>
-        <w:tc>
-          <w:tcPr>
-            <w:tcW w:type="dxa" w:w="1680"/>
+      </w:tr>
+      <w:tr>
+        <w:tc>
+          <w:tcPr>
+            <w:tcW w:type="dxa" w:w="3384"/>
           </w:tcPr>
           <w:p>
             <w:pPr>
@@ -30665,7 +32682,7 @@
         </w:tc>
         <w:tc>
           <w:tcPr>
-            <w:tcW w:type="dxa" w:w="1680"/>
+            <w:tcW w:type="dxa" w:w="1152"/>
           </w:tcPr>
           <w:p>
             <w:pPr>
@@ -30677,9 +32694,11 @@
             </w:r>
           </w:p>
         </w:tc>
-        <w:tc>
-          <w:tcPr>
-            <w:tcW w:type="dxa" w:w="1680"/>
+      </w:tr>
+      <w:tr>
+        <w:tc>
+          <w:tcPr>
+            <w:tcW w:type="dxa" w:w="3384"/>
           </w:tcPr>
           <w:p>
             <w:pPr>
@@ -30696,7 +32715,7 @@
         </w:tc>
         <w:tc>
           <w:tcPr>
-            <w:tcW w:type="dxa" w:w="1680"/>
+            <w:tcW w:type="dxa" w:w="1152"/>
           </w:tcPr>
           <w:p>
             <w:pPr>
@@ -30712,7 +32731,7 @@
       <w:tr>
         <w:tc>
           <w:tcPr>
-            <w:tcW w:type="dxa" w:w="1680"/>
+            <w:tcW w:type="dxa" w:w="3384"/>
           </w:tcPr>
           <w:p>
             <w:pPr>
@@ -30729,7 +32748,7 @@
         </w:tc>
         <w:tc>
           <w:tcPr>
-            <w:tcW w:type="dxa" w:w="1680"/>
+            <w:tcW w:type="dxa" w:w="1152"/>
           </w:tcPr>
           <w:p>
             <w:pPr>
@@ -30741,9 +32760,11 @@
             </w:r>
           </w:p>
         </w:tc>
-        <w:tc>
-          <w:tcPr>
-            <w:tcW w:type="dxa" w:w="1680"/>
+      </w:tr>
+      <w:tr>
+        <w:tc>
+          <w:tcPr>
+            <w:tcW w:type="dxa" w:w="3384"/>
           </w:tcPr>
           <w:p>
             <w:pPr>
@@ -30760,7 +32781,7 @@
         </w:tc>
         <w:tc>
           <w:tcPr>
-            <w:tcW w:type="dxa" w:w="1680"/>
+            <w:tcW w:type="dxa" w:w="1152"/>
           </w:tcPr>
           <w:p>
             <w:pPr>
@@ -30772,9 +32793,11 @@
             </w:r>
           </w:p>
         </w:tc>
-        <w:tc>
-          <w:tcPr>
-            <w:tcW w:type="dxa" w:w="1680"/>
+      </w:tr>
+      <w:tr>
+        <w:tc>
+          <w:tcPr>
+            <w:tcW w:type="dxa" w:w="3384"/>
           </w:tcPr>
           <w:p>
             <w:pPr>
@@ -30791,7 +32814,7 @@
         </w:tc>
         <w:tc>
           <w:tcPr>
-            <w:tcW w:type="dxa" w:w="1680"/>
+            <w:tcW w:type="dxa" w:w="1152"/>
           </w:tcPr>
           <w:p>
             <w:pPr>
@@ -30807,7 +32830,7 @@
       <w:tr>
         <w:tc>
           <w:tcPr>
-            <w:tcW w:type="dxa" w:w="1680"/>
+            <w:tcW w:type="dxa" w:w="3384"/>
           </w:tcPr>
           <w:p>
             <w:pPr>
@@ -30824,7 +32847,7 @@
         </w:tc>
         <w:tc>
           <w:tcPr>
-            <w:tcW w:type="dxa" w:w="1680"/>
+            <w:tcW w:type="dxa" w:w="1152"/>
           </w:tcPr>
           <w:p>
             <w:pPr>
@@ -30836,9 +32859,11 @@
             </w:r>
           </w:p>
         </w:tc>
-        <w:tc>
-          <w:tcPr>
-            <w:tcW w:type="dxa" w:w="1680"/>
+      </w:tr>
+      <w:tr>
+        <w:tc>
+          <w:tcPr>
+            <w:tcW w:type="dxa" w:w="3384"/>
           </w:tcPr>
           <w:p>
             <w:pPr>
@@ -30855,7 +32880,7 @@
         </w:tc>
         <w:tc>
           <w:tcPr>
-            <w:tcW w:type="dxa" w:w="1680"/>
+            <w:tcW w:type="dxa" w:w="1152"/>
           </w:tcPr>
           <w:p>
             <w:pPr>
@@ -30867,9 +32892,11 @@
             </w:r>
           </w:p>
         </w:tc>
-        <w:tc>
-          <w:tcPr>
-            <w:tcW w:type="dxa" w:w="1680"/>
+      </w:tr>
+      <w:tr>
+        <w:tc>
+          <w:tcPr>
+            <w:tcW w:type="dxa" w:w="3384"/>
           </w:tcPr>
           <w:p>
             <w:pPr>
@@ -30886,7 +32913,7 @@
         </w:tc>
         <w:tc>
           <w:tcPr>
-            <w:tcW w:type="dxa" w:w="1680"/>
+            <w:tcW w:type="dxa" w:w="1152"/>
           </w:tcPr>
           <w:p>
             <w:pPr>
@@ -30902,7 +32929,7 @@
       <w:tr>
         <w:tc>
           <w:tcPr>
-            <w:tcW w:type="dxa" w:w="1680"/>
+            <w:tcW w:type="dxa" w:w="3384"/>
           </w:tcPr>
           <w:p>
             <w:pPr>
@@ -30919,7 +32946,7 @@
         </w:tc>
         <w:tc>
           <w:tcPr>
-            <w:tcW w:type="dxa" w:w="1680"/>
+            <w:tcW w:type="dxa" w:w="1152"/>
           </w:tcPr>
           <w:p>
             <w:pPr>
@@ -30931,9 +32958,11 @@
             </w:r>
           </w:p>
         </w:tc>
-        <w:tc>
-          <w:tcPr>
-            <w:tcW w:type="dxa" w:w="1680"/>
+      </w:tr>
+      <w:tr>
+        <w:tc>
+          <w:tcPr>
+            <w:tcW w:type="dxa" w:w="3384"/>
           </w:tcPr>
           <w:p>
             <w:pPr>
@@ -30950,7 +32979,7 @@
         </w:tc>
         <w:tc>
           <w:tcPr>
-            <w:tcW w:type="dxa" w:w="1680"/>
+            <w:tcW w:type="dxa" w:w="1152"/>
           </w:tcPr>
           <w:p>
             <w:pPr>
@@ -30962,9 +32991,11 @@
             </w:r>
           </w:p>
         </w:tc>
-        <w:tc>
-          <w:tcPr>
-            <w:tcW w:type="dxa" w:w="1680"/>
+      </w:tr>
+      <w:tr>
+        <w:tc>
+          <w:tcPr>
+            <w:tcW w:type="dxa" w:w="3384"/>
           </w:tcPr>
           <w:p>
             <w:pPr>
@@ -30981,7 +33012,7 @@
         </w:tc>
         <w:tc>
           <w:tcPr>
-            <w:tcW w:type="dxa" w:w="1680"/>
+            <w:tcW w:type="dxa" w:w="1152"/>
           </w:tcPr>
           <w:p>
             <w:pPr>
@@ -30997,7 +33028,7 @@
       <w:tr>
         <w:tc>
           <w:tcPr>
-            <w:tcW w:type="dxa" w:w="1680"/>
+            <w:tcW w:type="dxa" w:w="3384"/>
           </w:tcPr>
           <w:p>
             <w:pPr>
@@ -31014,7 +33045,7 @@
         </w:tc>
         <w:tc>
           <w:tcPr>
-            <w:tcW w:type="dxa" w:w="1680"/>
+            <w:tcW w:type="dxa" w:w="1152"/>
           </w:tcPr>
           <w:p>
             <w:pPr>
@@ -31026,9 +33057,11 @@
             </w:r>
           </w:p>
         </w:tc>
-        <w:tc>
-          <w:tcPr>
-            <w:tcW w:type="dxa" w:w="1680"/>
+      </w:tr>
+      <w:tr>
+        <w:tc>
+          <w:tcPr>
+            <w:tcW w:type="dxa" w:w="3384"/>
           </w:tcPr>
           <w:p>
             <w:pPr>
@@ -31045,7 +33078,7 @@
         </w:tc>
         <w:tc>
           <w:tcPr>
-            <w:tcW w:type="dxa" w:w="1680"/>
+            <w:tcW w:type="dxa" w:w="1152"/>
           </w:tcPr>
           <w:p>
             <w:pPr>
@@ -31057,9 +33090,11 @@
             </w:r>
           </w:p>
         </w:tc>
-        <w:tc>
-          <w:tcPr>
-            <w:tcW w:type="dxa" w:w="1680"/>
+      </w:tr>
+      <w:tr>
+        <w:tc>
+          <w:tcPr>
+            <w:tcW w:type="dxa" w:w="3384"/>
           </w:tcPr>
           <w:p>
             <w:pPr>
@@ -31076,7 +33111,7 @@
         </w:tc>
         <w:tc>
           <w:tcPr>
-            <w:tcW w:type="dxa" w:w="1680"/>
+            <w:tcW w:type="dxa" w:w="1152"/>
           </w:tcPr>
           <w:p>
             <w:pPr>
@@ -31092,7 +33127,7 @@
       <w:tr>
         <w:tc>
           <w:tcPr>
-            <w:tcW w:type="dxa" w:w="1680"/>
+            <w:tcW w:type="dxa" w:w="3384"/>
           </w:tcPr>
           <w:p>
             <w:pPr>
@@ -31109,7 +33144,7 @@
         </w:tc>
         <w:tc>
           <w:tcPr>
-            <w:tcW w:type="dxa" w:w="1680"/>
+            <w:tcW w:type="dxa" w:w="1152"/>
           </w:tcPr>
           <w:p>
             <w:pPr>
@@ -31121,9 +33156,11 @@
             </w:r>
           </w:p>
         </w:tc>
-        <w:tc>
-          <w:tcPr>
-            <w:tcW w:type="dxa" w:w="1680"/>
+      </w:tr>
+      <w:tr>
+        <w:tc>
+          <w:tcPr>
+            <w:tcW w:type="dxa" w:w="3384"/>
           </w:tcPr>
           <w:p>
             <w:pPr>
@@ -31140,7 +33177,7 @@
         </w:tc>
         <w:tc>
           <w:tcPr>
-            <w:tcW w:type="dxa" w:w="1680"/>
+            <w:tcW w:type="dxa" w:w="1152"/>
           </w:tcPr>
           <w:p>
             <w:pPr>
@@ -31152,9 +33189,11 @@
             </w:r>
           </w:p>
         </w:tc>
-        <w:tc>
-          <w:tcPr>
-            <w:tcW w:type="dxa" w:w="1680"/>
+      </w:tr>
+      <w:tr>
+        <w:tc>
+          <w:tcPr>
+            <w:tcW w:type="dxa" w:w="3384"/>
           </w:tcPr>
           <w:p>
             <w:pPr>
@@ -31171,7 +33210,7 @@
         </w:tc>
         <w:tc>
           <w:tcPr>
-            <w:tcW w:type="dxa" w:w="1680"/>
+            <w:tcW w:type="dxa" w:w="1152"/>
           </w:tcPr>
           <w:p>
             <w:pPr>
@@ -31187,7 +33226,7 @@
       <w:tr>
         <w:tc>
           <w:tcPr>
-            <w:tcW w:type="dxa" w:w="1680"/>
+            <w:tcW w:type="dxa" w:w="3384"/>
           </w:tcPr>
           <w:p>
             <w:pPr>
@@ -31204,7 +33243,7 @@
         </w:tc>
         <w:tc>
           <w:tcPr>
-            <w:tcW w:type="dxa" w:w="1680"/>
+            <w:tcW w:type="dxa" w:w="1152"/>
           </w:tcPr>
           <w:p>
             <w:pPr>
@@ -31216,9 +33255,11 @@
             </w:r>
           </w:p>
         </w:tc>
-        <w:tc>
-          <w:tcPr>
-            <w:tcW w:type="dxa" w:w="1680"/>
+      </w:tr>
+      <w:tr>
+        <w:tc>
+          <w:tcPr>
+            <w:tcW w:type="dxa" w:w="3384"/>
           </w:tcPr>
           <w:p>
             <w:pPr>
@@ -31235,7 +33276,7 @@
         </w:tc>
         <w:tc>
           <w:tcPr>
-            <w:tcW w:type="dxa" w:w="1680"/>
+            <w:tcW w:type="dxa" w:w="1152"/>
           </w:tcPr>
           <w:p>
             <w:pPr>
@@ -31247,9 +33288,11 @@
             </w:r>
           </w:p>
         </w:tc>
-        <w:tc>
-          <w:tcPr>
-            <w:tcW w:type="dxa" w:w="1680"/>
+      </w:tr>
+      <w:tr>
+        <w:tc>
+          <w:tcPr>
+            <w:tcW w:type="dxa" w:w="3384"/>
           </w:tcPr>
           <w:p>
             <w:pPr>
@@ -31266,7 +33309,7 @@
         </w:tc>
         <w:tc>
           <w:tcPr>
-            <w:tcW w:type="dxa" w:w="1680"/>
+            <w:tcW w:type="dxa" w:w="1152"/>
           </w:tcPr>
           <w:p>
             <w:pPr>
@@ -31282,7 +33325,7 @@
       <w:tr>
         <w:tc>
           <w:tcPr>
-            <w:tcW w:type="dxa" w:w="1680"/>
+            <w:tcW w:type="dxa" w:w="3384"/>
           </w:tcPr>
           <w:p>
             <w:pPr>
@@ -31299,7 +33342,7 @@
         </w:tc>
         <w:tc>
           <w:tcPr>
-            <w:tcW w:type="dxa" w:w="1680"/>
+            <w:tcW w:type="dxa" w:w="1152"/>
           </w:tcPr>
           <w:p>
             <w:pPr>
@@ -31311,9 +33354,11 @@
             </w:r>
           </w:p>
         </w:tc>
-        <w:tc>
-          <w:tcPr>
-            <w:tcW w:type="dxa" w:w="1680"/>
+      </w:tr>
+      <w:tr>
+        <w:tc>
+          <w:tcPr>
+            <w:tcW w:type="dxa" w:w="3384"/>
           </w:tcPr>
           <w:p>
             <w:pPr>
@@ -31330,7 +33375,7 @@
         </w:tc>
         <w:tc>
           <w:tcPr>
-            <w:tcW w:type="dxa" w:w="1680"/>
+            <w:tcW w:type="dxa" w:w="1152"/>
           </w:tcPr>
           <w:p>
             <w:pPr>
@@ -31342,9 +33387,11 @@
             </w:r>
           </w:p>
         </w:tc>
-        <w:tc>
-          <w:tcPr>
-            <w:tcW w:type="dxa" w:w="1680"/>
+      </w:tr>
+      <w:tr>
+        <w:tc>
+          <w:tcPr>
+            <w:tcW w:type="dxa" w:w="3384"/>
           </w:tcPr>
           <w:p>
             <w:pPr>
@@ -31361,7 +33408,7 @@
         </w:tc>
         <w:tc>
           <w:tcPr>
-            <w:tcW w:type="dxa" w:w="1680"/>
+            <w:tcW w:type="dxa" w:w="1152"/>
           </w:tcPr>
           <w:p>
             <w:pPr>
@@ -31377,7 +33424,7 @@
       <w:tr>
         <w:tc>
           <w:tcPr>
-            <w:tcW w:type="dxa" w:w="1680"/>
+            <w:tcW w:type="dxa" w:w="3384"/>
           </w:tcPr>
           <w:p>
             <w:pPr>
@@ -31394,7 +33441,7 @@
         </w:tc>
         <w:tc>
           <w:tcPr>
-            <w:tcW w:type="dxa" w:w="1680"/>
+            <w:tcW w:type="dxa" w:w="1152"/>
           </w:tcPr>
           <w:p>
             <w:pPr>
@@ -31406,9 +33453,11 @@
             </w:r>
           </w:p>
         </w:tc>
-        <w:tc>
-          <w:tcPr>
-            <w:tcW w:type="dxa" w:w="1680"/>
+      </w:tr>
+      <w:tr>
+        <w:tc>
+          <w:tcPr>
+            <w:tcW w:type="dxa" w:w="3384"/>
           </w:tcPr>
           <w:p>
             <w:pPr>
@@ -31425,7 +33474,7 @@
         </w:tc>
         <w:tc>
           <w:tcPr>
-            <w:tcW w:type="dxa" w:w="1680"/>
+            <w:tcW w:type="dxa" w:w="1152"/>
           </w:tcPr>
           <w:p>
             <w:pPr>
@@ -31437,9 +33486,11 @@
             </w:r>
           </w:p>
         </w:tc>
-        <w:tc>
-          <w:tcPr>
-            <w:tcW w:type="dxa" w:w="1680"/>
+      </w:tr>
+      <w:tr>
+        <w:tc>
+          <w:tcPr>
+            <w:tcW w:type="dxa" w:w="3384"/>
           </w:tcPr>
           <w:p>
             <w:pPr>
@@ -31456,7 +33507,7 @@
         </w:tc>
         <w:tc>
           <w:tcPr>
-            <w:tcW w:type="dxa" w:w="1680"/>
+            <w:tcW w:type="dxa" w:w="1152"/>
           </w:tcPr>
           <w:p>
             <w:pPr>
@@ -31472,7 +33523,7 @@
       <w:tr>
         <w:tc>
           <w:tcPr>
-            <w:tcW w:type="dxa" w:w="1680"/>
+            <w:tcW w:type="dxa" w:w="3384"/>
           </w:tcPr>
           <w:p>
             <w:pPr>
@@ -31489,7 +33540,7 @@
         </w:tc>
         <w:tc>
           <w:tcPr>
-            <w:tcW w:type="dxa" w:w="1680"/>
+            <w:tcW w:type="dxa" w:w="1152"/>
           </w:tcPr>
           <w:p>
             <w:pPr>
@@ -31501,9 +33552,11 @@
             </w:r>
           </w:p>
         </w:tc>
-        <w:tc>
-          <w:tcPr>
-            <w:tcW w:type="dxa" w:w="1680"/>
+      </w:tr>
+      <w:tr>
+        <w:tc>
+          <w:tcPr>
+            <w:tcW w:type="dxa" w:w="3384"/>
           </w:tcPr>
           <w:p>
             <w:pPr>
@@ -31520,7 +33573,7 @@
         </w:tc>
         <w:tc>
           <w:tcPr>
-            <w:tcW w:type="dxa" w:w="1680"/>
+            <w:tcW w:type="dxa" w:w="1152"/>
           </w:tcPr>
           <w:p>
             <w:pPr>
@@ -31532,9 +33585,11 @@
             </w:r>
           </w:p>
         </w:tc>
-        <w:tc>
-          <w:tcPr>
-            <w:tcW w:type="dxa" w:w="1680"/>
+      </w:tr>
+      <w:tr>
+        <w:tc>
+          <w:tcPr>
+            <w:tcW w:type="dxa" w:w="3384"/>
           </w:tcPr>
           <w:p>
             <w:pPr>
@@ -31551,7 +33606,7 @@
         </w:tc>
         <w:tc>
           <w:tcPr>
-            <w:tcW w:type="dxa" w:w="1680"/>
+            <w:tcW w:type="dxa" w:w="1152"/>
           </w:tcPr>
           <w:p>
             <w:pPr>
@@ -31567,7 +33622,7 @@
       <w:tr>
         <w:tc>
           <w:tcPr>
-            <w:tcW w:type="dxa" w:w="1680"/>
+            <w:tcW w:type="dxa" w:w="3384"/>
           </w:tcPr>
           <w:p>
             <w:pPr>
@@ -31584,7 +33639,7 @@
         </w:tc>
         <w:tc>
           <w:tcPr>
-            <w:tcW w:type="dxa" w:w="1680"/>
+            <w:tcW w:type="dxa" w:w="1152"/>
           </w:tcPr>
           <w:p>
             <w:pPr>
@@ -31596,9 +33651,11 @@
             </w:r>
           </w:p>
         </w:tc>
-        <w:tc>
-          <w:tcPr>
-            <w:tcW w:type="dxa" w:w="1680"/>
+      </w:tr>
+      <w:tr>
+        <w:tc>
+          <w:tcPr>
+            <w:tcW w:type="dxa" w:w="3384"/>
           </w:tcPr>
           <w:p>
             <w:pPr>
@@ -31615,7 +33672,7 @@
         </w:tc>
         <w:tc>
           <w:tcPr>
-            <w:tcW w:type="dxa" w:w="1680"/>
+            <w:tcW w:type="dxa" w:w="1152"/>
           </w:tcPr>
           <w:p>
             <w:pPr>
@@ -31627,9 +33684,11 @@
             </w:r>
           </w:p>
         </w:tc>
-        <w:tc>
-          <w:tcPr>
-            <w:tcW w:type="dxa" w:w="1680"/>
+      </w:tr>
+      <w:tr>
+        <w:tc>
+          <w:tcPr>
+            <w:tcW w:type="dxa" w:w="3384"/>
           </w:tcPr>
           <w:p>
             <w:pPr>
@@ -31646,7 +33705,7 @@
         </w:tc>
         <w:tc>
           <w:tcPr>
-            <w:tcW w:type="dxa" w:w="1680"/>
+            <w:tcW w:type="dxa" w:w="1152"/>
           </w:tcPr>
           <w:p>
             <w:pPr>
@@ -31662,7 +33721,7 @@
       <w:tr>
         <w:tc>
           <w:tcPr>
-            <w:tcW w:type="dxa" w:w="1680"/>
+            <w:tcW w:type="dxa" w:w="3384"/>
           </w:tcPr>
           <w:p>
             <w:pPr>
@@ -31679,7 +33738,7 @@
         </w:tc>
         <w:tc>
           <w:tcPr>
-            <w:tcW w:type="dxa" w:w="1680"/>
+            <w:tcW w:type="dxa" w:w="1152"/>
           </w:tcPr>
           <w:p>
             <w:pPr>
@@ -31691,9 +33750,11 @@
             </w:r>
           </w:p>
         </w:tc>
-        <w:tc>
-          <w:tcPr>
-            <w:tcW w:type="dxa" w:w="1680"/>
+      </w:tr>
+      <w:tr>
+        <w:tc>
+          <w:tcPr>
+            <w:tcW w:type="dxa" w:w="3384"/>
           </w:tcPr>
           <w:p>
             <w:pPr>
@@ -31710,7 +33771,7 @@
         </w:tc>
         <w:tc>
           <w:tcPr>
-            <w:tcW w:type="dxa" w:w="1680"/>
+            <w:tcW w:type="dxa" w:w="1152"/>
           </w:tcPr>
           <w:p>
             <w:pPr>
@@ -31722,9 +33783,11 @@
             </w:r>
           </w:p>
         </w:tc>
-        <w:tc>
-          <w:tcPr>
-            <w:tcW w:type="dxa" w:w="1680"/>
+      </w:tr>
+      <w:tr>
+        <w:tc>
+          <w:tcPr>
+            <w:tcW w:type="dxa" w:w="3384"/>
           </w:tcPr>
           <w:p>
             <w:pPr>
@@ -31741,7 +33804,7 @@
         </w:tc>
         <w:tc>
           <w:tcPr>
-            <w:tcW w:type="dxa" w:w="1680"/>
+            <w:tcW w:type="dxa" w:w="1152"/>
           </w:tcPr>
           <w:p>
             <w:pPr>
@@ -31757,7 +33820,7 @@
       <w:tr>
         <w:tc>
           <w:tcPr>
-            <w:tcW w:type="dxa" w:w="1680"/>
+            <w:tcW w:type="dxa" w:w="3384"/>
           </w:tcPr>
           <w:p>
             <w:pPr>
@@ -31774,7 +33837,7 @@
         </w:tc>
         <w:tc>
           <w:tcPr>
-            <w:tcW w:type="dxa" w:w="1680"/>
+            <w:tcW w:type="dxa" w:w="1152"/>
           </w:tcPr>
           <w:p>
             <w:pPr>
@@ -31786,9 +33849,11 @@
             </w:r>
           </w:p>
         </w:tc>
-        <w:tc>
-          <w:tcPr>
-            <w:tcW w:type="dxa" w:w="1680"/>
+      </w:tr>
+      <w:tr>
+        <w:tc>
+          <w:tcPr>
+            <w:tcW w:type="dxa" w:w="3384"/>
           </w:tcPr>
           <w:p>
             <w:pPr>
@@ -31805,7 +33870,7 @@
         </w:tc>
         <w:tc>
           <w:tcPr>
-            <w:tcW w:type="dxa" w:w="1680"/>
+            <w:tcW w:type="dxa" w:w="1152"/>
           </w:tcPr>
           <w:p>
             <w:pPr>
@@ -31817,9 +33882,11 @@
             </w:r>
           </w:p>
         </w:tc>
-        <w:tc>
-          <w:tcPr>
-            <w:tcW w:type="dxa" w:w="1680"/>
+      </w:tr>
+      <w:tr>
+        <w:tc>
+          <w:tcPr>
+            <w:tcW w:type="dxa" w:w="3384"/>
           </w:tcPr>
           <w:p>
             <w:pPr>
@@ -31836,7 +33903,7 @@
         </w:tc>
         <w:tc>
           <w:tcPr>
-            <w:tcW w:type="dxa" w:w="1680"/>
+            <w:tcW w:type="dxa" w:w="1152"/>
           </w:tcPr>
           <w:p>
             <w:pPr>
@@ -31852,7 +33919,7 @@
       <w:tr>
         <w:tc>
           <w:tcPr>
-            <w:tcW w:type="dxa" w:w="1680"/>
+            <w:tcW w:type="dxa" w:w="3384"/>
           </w:tcPr>
           <w:p>
             <w:pPr>
@@ -31869,7 +33936,7 @@
         </w:tc>
         <w:tc>
           <w:tcPr>
-            <w:tcW w:type="dxa" w:w="1680"/>
+            <w:tcW w:type="dxa" w:w="1152"/>
           </w:tcPr>
           <w:p>
             <w:pPr>
@@ -31881,9 +33948,11 @@
             </w:r>
           </w:p>
         </w:tc>
-        <w:tc>
-          <w:tcPr>
-            <w:tcW w:type="dxa" w:w="1680"/>
+      </w:tr>
+      <w:tr>
+        <w:tc>
+          <w:tcPr>
+            <w:tcW w:type="dxa" w:w="3384"/>
           </w:tcPr>
           <w:p>
             <w:pPr>
@@ -31900,7 +33969,7 @@
         </w:tc>
         <w:tc>
           <w:tcPr>
-            <w:tcW w:type="dxa" w:w="1680"/>
+            <w:tcW w:type="dxa" w:w="1152"/>
           </w:tcPr>
           <w:p>
             <w:pPr>
@@ -31912,9 +33981,11 @@
             </w:r>
           </w:p>
         </w:tc>
-        <w:tc>
-          <w:tcPr>
-            <w:tcW w:type="dxa" w:w="1680"/>
+      </w:tr>
+      <w:tr>
+        <w:tc>
+          <w:tcPr>
+            <w:tcW w:type="dxa" w:w="3384"/>
           </w:tcPr>
           <w:p>
             <w:pPr>
@@ -31931,7 +34002,7 @@
         </w:tc>
         <w:tc>
           <w:tcPr>
-            <w:tcW w:type="dxa" w:w="1680"/>
+            <w:tcW w:type="dxa" w:w="1152"/>
           </w:tcPr>
           <w:p>
             <w:pPr>
@@ -31947,7 +34018,7 @@
       <w:tr>
         <w:tc>
           <w:tcPr>
-            <w:tcW w:type="dxa" w:w="1680"/>
+            <w:tcW w:type="dxa" w:w="3384"/>
           </w:tcPr>
           <w:p>
             <w:pPr>
@@ -31964,7 +34035,7 @@
         </w:tc>
         <w:tc>
           <w:tcPr>
-            <w:tcW w:type="dxa" w:w="1680"/>
+            <w:tcW w:type="dxa" w:w="1152"/>
           </w:tcPr>
           <w:p>
             <w:pPr>
@@ -31976,9 +34047,11 @@
             </w:r>
           </w:p>
         </w:tc>
-        <w:tc>
-          <w:tcPr>
-            <w:tcW w:type="dxa" w:w="1680"/>
+      </w:tr>
+      <w:tr>
+        <w:tc>
+          <w:tcPr>
+            <w:tcW w:type="dxa" w:w="3384"/>
           </w:tcPr>
           <w:p>
             <w:pPr>
@@ -31995,7 +34068,7 @@
         </w:tc>
         <w:tc>
           <w:tcPr>
-            <w:tcW w:type="dxa" w:w="1680"/>
+            <w:tcW w:type="dxa" w:w="1152"/>
           </w:tcPr>
           <w:p>
             <w:pPr>
@@ -32007,9 +34080,11 @@
             </w:r>
           </w:p>
         </w:tc>
-        <w:tc>
-          <w:tcPr>
-            <w:tcW w:type="dxa" w:w="1680"/>
+      </w:tr>
+      <w:tr>
+        <w:tc>
+          <w:tcPr>
+            <w:tcW w:type="dxa" w:w="3384"/>
           </w:tcPr>
           <w:p>
             <w:pPr>
@@ -32026,7 +34101,7 @@
         </w:tc>
         <w:tc>
           <w:tcPr>
-            <w:tcW w:type="dxa" w:w="1680"/>
+            <w:tcW w:type="dxa" w:w="1152"/>
           </w:tcPr>
           <w:p>
             <w:pPr>
@@ -32042,7 +34117,7 @@
       <w:tr>
         <w:tc>
           <w:tcPr>
-            <w:tcW w:type="dxa" w:w="1680"/>
+            <w:tcW w:type="dxa" w:w="3384"/>
           </w:tcPr>
           <w:p>
             <w:pPr>
@@ -32059,7 +34134,7 @@
         </w:tc>
         <w:tc>
           <w:tcPr>
-            <w:tcW w:type="dxa" w:w="1680"/>
+            <w:tcW w:type="dxa" w:w="1152"/>
           </w:tcPr>
           <w:p>
             <w:pPr>
@@ -32071,9 +34146,11 @@
             </w:r>
           </w:p>
         </w:tc>
-        <w:tc>
-          <w:tcPr>
-            <w:tcW w:type="dxa" w:w="1680"/>
+      </w:tr>
+      <w:tr>
+        <w:tc>
+          <w:tcPr>
+            <w:tcW w:type="dxa" w:w="3384"/>
           </w:tcPr>
           <w:p>
             <w:pPr>
@@ -32090,7 +34167,7 @@
         </w:tc>
         <w:tc>
           <w:tcPr>
-            <w:tcW w:type="dxa" w:w="1680"/>
+            <w:tcW w:type="dxa" w:w="1152"/>
           </w:tcPr>
           <w:p>
             <w:pPr>
@@ -32102,9 +34179,11 @@
             </w:r>
           </w:p>
         </w:tc>
-        <w:tc>
-          <w:tcPr>
-            <w:tcW w:type="dxa" w:w="1680"/>
+      </w:tr>
+      <w:tr>
+        <w:tc>
+          <w:tcPr>
+            <w:tcW w:type="dxa" w:w="3384"/>
           </w:tcPr>
           <w:p>
             <w:pPr>
@@ -32121,7 +34200,7 @@
         </w:tc>
         <w:tc>
           <w:tcPr>
-            <w:tcW w:type="dxa" w:w="1680"/>
+            <w:tcW w:type="dxa" w:w="1152"/>
           </w:tcPr>
           <w:p>
             <w:pPr>
@@ -32137,7 +34216,7 @@
       <w:tr>
         <w:tc>
           <w:tcPr>
-            <w:tcW w:type="dxa" w:w="1680"/>
+            <w:tcW w:type="dxa" w:w="3384"/>
           </w:tcPr>
           <w:p>
             <w:pPr>
@@ -32154,7 +34233,7 @@
         </w:tc>
         <w:tc>
           <w:tcPr>
-            <w:tcW w:type="dxa" w:w="1680"/>
+            <w:tcW w:type="dxa" w:w="1152"/>
           </w:tcPr>
           <w:p>
             <w:pPr>
@@ -32166,9 +34245,11 @@
             </w:r>
           </w:p>
         </w:tc>
-        <w:tc>
-          <w:tcPr>
-            <w:tcW w:type="dxa" w:w="1680"/>
+      </w:tr>
+      <w:tr>
+        <w:tc>
+          <w:tcPr>
+            <w:tcW w:type="dxa" w:w="3384"/>
           </w:tcPr>
           <w:p>
             <w:pPr>
@@ -32185,7 +34266,7 @@
         </w:tc>
         <w:tc>
           <w:tcPr>
-            <w:tcW w:type="dxa" w:w="1680"/>
+            <w:tcW w:type="dxa" w:w="1152"/>
           </w:tcPr>
           <w:p>
             <w:pPr>
@@ -32197,9 +34278,11 @@
             </w:r>
           </w:p>
         </w:tc>
-        <w:tc>
-          <w:tcPr>
-            <w:tcW w:type="dxa" w:w="1680"/>
+      </w:tr>
+      <w:tr>
+        <w:tc>
+          <w:tcPr>
+            <w:tcW w:type="dxa" w:w="3384"/>
           </w:tcPr>
           <w:p>
             <w:pPr>
@@ -32216,7 +34299,7 @@
         </w:tc>
         <w:tc>
           <w:tcPr>
-            <w:tcW w:type="dxa" w:w="1680"/>
+            <w:tcW w:type="dxa" w:w="1152"/>
           </w:tcPr>
           <w:p>
             <w:pPr>
@@ -32232,7 +34315,7 @@
       <w:tr>
         <w:tc>
           <w:tcPr>
-            <w:tcW w:type="dxa" w:w="1680"/>
+            <w:tcW w:type="dxa" w:w="3384"/>
           </w:tcPr>
           <w:p>
             <w:pPr>
@@ -32249,7 +34332,7 @@
         </w:tc>
         <w:tc>
           <w:tcPr>
-            <w:tcW w:type="dxa" w:w="1680"/>
+            <w:tcW w:type="dxa" w:w="1152"/>
           </w:tcPr>
           <w:p>
             <w:pPr>
@@ -32261,9 +34344,11 @@
             </w:r>
           </w:p>
         </w:tc>
-        <w:tc>
-          <w:tcPr>
-            <w:tcW w:type="dxa" w:w="1680"/>
+      </w:tr>
+      <w:tr>
+        <w:tc>
+          <w:tcPr>
+            <w:tcW w:type="dxa" w:w="3384"/>
           </w:tcPr>
           <w:p>
             <w:pPr>
@@ -32280,7 +34365,7 @@
         </w:tc>
         <w:tc>
           <w:tcPr>
-            <w:tcW w:type="dxa" w:w="1680"/>
+            <w:tcW w:type="dxa" w:w="1152"/>
           </w:tcPr>
           <w:p>
             <w:pPr>
@@ -32292,9 +34377,11 @@
             </w:r>
           </w:p>
         </w:tc>
-        <w:tc>
-          <w:tcPr>
-            <w:tcW w:type="dxa" w:w="1680"/>
+      </w:tr>
+      <w:tr>
+        <w:tc>
+          <w:tcPr>
+            <w:tcW w:type="dxa" w:w="3384"/>
           </w:tcPr>
           <w:p>
             <w:pPr>
@@ -32311,7 +34398,7 @@
         </w:tc>
         <w:tc>
           <w:tcPr>
-            <w:tcW w:type="dxa" w:w="1680"/>
+            <w:tcW w:type="dxa" w:w="1152"/>
           </w:tcPr>
           <w:p>
             <w:pPr>
@@ -32327,7 +34414,7 @@
       <w:tr>
         <w:tc>
           <w:tcPr>
-            <w:tcW w:type="dxa" w:w="1680"/>
+            <w:tcW w:type="dxa" w:w="3384"/>
           </w:tcPr>
           <w:p>
             <w:pPr>
@@ -32344,7 +34431,7 @@
         </w:tc>
         <w:tc>
           <w:tcPr>
-            <w:tcW w:type="dxa" w:w="1680"/>
+            <w:tcW w:type="dxa" w:w="1152"/>
           </w:tcPr>
           <w:p>
             <w:pPr>
@@ -32356,9 +34443,11 @@
             </w:r>
           </w:p>
         </w:tc>
-        <w:tc>
-          <w:tcPr>
-            <w:tcW w:type="dxa" w:w="1680"/>
+      </w:tr>
+      <w:tr>
+        <w:tc>
+          <w:tcPr>
+            <w:tcW w:type="dxa" w:w="3384"/>
           </w:tcPr>
           <w:p>
             <w:pPr>
@@ -32375,7 +34464,7 @@
         </w:tc>
         <w:tc>
           <w:tcPr>
-            <w:tcW w:type="dxa" w:w="1680"/>
+            <w:tcW w:type="dxa" w:w="1152"/>
           </w:tcPr>
           <w:p>
             <w:pPr>
@@ -32387,9 +34476,11 @@
             </w:r>
           </w:p>
         </w:tc>
-        <w:tc>
-          <w:tcPr>
-            <w:tcW w:type="dxa" w:w="1680"/>
+      </w:tr>
+      <w:tr>
+        <w:tc>
+          <w:tcPr>
+            <w:tcW w:type="dxa" w:w="3384"/>
           </w:tcPr>
           <w:p>
             <w:pPr>
@@ -32406,7 +34497,7 @@
         </w:tc>
         <w:tc>
           <w:tcPr>
-            <w:tcW w:type="dxa" w:w="1680"/>
+            <w:tcW w:type="dxa" w:w="1152"/>
           </w:tcPr>
           <w:p>
             <w:pPr>
@@ -32422,7 +34513,7 @@
       <w:tr>
         <w:tc>
           <w:tcPr>
-            <w:tcW w:type="dxa" w:w="1680"/>
+            <w:tcW w:type="dxa" w:w="3384"/>
           </w:tcPr>
           <w:p>
             <w:pPr>
@@ -32439,7 +34530,7 @@
         </w:tc>
         <w:tc>
           <w:tcPr>
-            <w:tcW w:type="dxa" w:w="1680"/>
+            <w:tcW w:type="dxa" w:w="1152"/>
           </w:tcPr>
           <w:p>
             <w:pPr>
@@ -32451,9 +34542,11 @@
             </w:r>
           </w:p>
         </w:tc>
-        <w:tc>
-          <w:tcPr>
-            <w:tcW w:type="dxa" w:w="1680"/>
+      </w:tr>
+      <w:tr>
+        <w:tc>
+          <w:tcPr>
+            <w:tcW w:type="dxa" w:w="3384"/>
           </w:tcPr>
           <w:p>
             <w:pPr>
@@ -32470,7 +34563,7 @@
         </w:tc>
         <w:tc>
           <w:tcPr>
-            <w:tcW w:type="dxa" w:w="1680"/>
+            <w:tcW w:type="dxa" w:w="1152"/>
           </w:tcPr>
           <w:p>
             <w:pPr>
@@ -32482,9 +34575,11 @@
             </w:r>
           </w:p>
         </w:tc>
-        <w:tc>
-          <w:tcPr>
-            <w:tcW w:type="dxa" w:w="1680"/>
+      </w:tr>
+      <w:tr>
+        <w:tc>
+          <w:tcPr>
+            <w:tcW w:type="dxa" w:w="3384"/>
           </w:tcPr>
           <w:p>
             <w:pPr>
@@ -32501,7 +34596,7 @@
         </w:tc>
         <w:tc>
           <w:tcPr>
-            <w:tcW w:type="dxa" w:w="1680"/>
+            <w:tcW w:type="dxa" w:w="1152"/>
           </w:tcPr>
           <w:p>
             <w:pPr>
@@ -32517,7 +34612,7 @@
       <w:tr>
         <w:tc>
           <w:tcPr>
-            <w:tcW w:type="dxa" w:w="1680"/>
+            <w:tcW w:type="dxa" w:w="3384"/>
           </w:tcPr>
           <w:p>
             <w:pPr>
@@ -32534,7 +34629,7 @@
         </w:tc>
         <w:tc>
           <w:tcPr>
-            <w:tcW w:type="dxa" w:w="1680"/>
+            <w:tcW w:type="dxa" w:w="1152"/>
           </w:tcPr>
           <w:p>
             <w:pPr>
@@ -32546,9 +34641,11 @@
             </w:r>
           </w:p>
         </w:tc>
-        <w:tc>
-          <w:tcPr>
-            <w:tcW w:type="dxa" w:w="1680"/>
+      </w:tr>
+      <w:tr>
+        <w:tc>
+          <w:tcPr>
+            <w:tcW w:type="dxa" w:w="3384"/>
           </w:tcPr>
           <w:p>
             <w:pPr>
@@ -32565,7 +34662,7 @@
         </w:tc>
         <w:tc>
           <w:tcPr>
-            <w:tcW w:type="dxa" w:w="1680"/>
+            <w:tcW w:type="dxa" w:w="1152"/>
           </w:tcPr>
           <w:p>
             <w:pPr>
@@ -32577,9 +34674,11 @@
             </w:r>
           </w:p>
         </w:tc>
-        <w:tc>
-          <w:tcPr>
-            <w:tcW w:type="dxa" w:w="1680"/>
+      </w:tr>
+      <w:tr>
+        <w:tc>
+          <w:tcPr>
+            <w:tcW w:type="dxa" w:w="3384"/>
           </w:tcPr>
           <w:p>
             <w:pPr>
@@ -32596,7 +34695,7 @@
         </w:tc>
         <w:tc>
           <w:tcPr>
-            <w:tcW w:type="dxa" w:w="1680"/>
+            <w:tcW w:type="dxa" w:w="1152"/>
           </w:tcPr>
           <w:p>
             <w:pPr>
@@ -32612,7 +34711,7 @@
       <w:tr>
         <w:tc>
           <w:tcPr>
-            <w:tcW w:type="dxa" w:w="1680"/>
+            <w:tcW w:type="dxa" w:w="3384"/>
           </w:tcPr>
           <w:p>
             <w:pPr>
@@ -32629,7 +34728,7 @@
         </w:tc>
         <w:tc>
           <w:tcPr>
-            <w:tcW w:type="dxa" w:w="1680"/>
+            <w:tcW w:type="dxa" w:w="1152"/>
           </w:tcPr>
           <w:p>
             <w:pPr>
@@ -32641,9 +34740,11 @@
             </w:r>
           </w:p>
         </w:tc>
-        <w:tc>
-          <w:tcPr>
-            <w:tcW w:type="dxa" w:w="1680"/>
+      </w:tr>
+      <w:tr>
+        <w:tc>
+          <w:tcPr>
+            <w:tcW w:type="dxa" w:w="3384"/>
           </w:tcPr>
           <w:p>
             <w:pPr>
@@ -32660,7 +34761,7 @@
         </w:tc>
         <w:tc>
           <w:tcPr>
-            <w:tcW w:type="dxa" w:w="1680"/>
+            <w:tcW w:type="dxa" w:w="1152"/>
           </w:tcPr>
           <w:p>
             <w:pPr>
@@ -32672,9 +34773,11 @@
             </w:r>
           </w:p>
         </w:tc>
-        <w:tc>
-          <w:tcPr>
-            <w:tcW w:type="dxa" w:w="1680"/>
+      </w:tr>
+      <w:tr>
+        <w:tc>
+          <w:tcPr>
+            <w:tcW w:type="dxa" w:w="3384"/>
           </w:tcPr>
           <w:p>
             <w:pPr>
@@ -32691,7 +34794,7 @@
         </w:tc>
         <w:tc>
           <w:tcPr>
-            <w:tcW w:type="dxa" w:w="1680"/>
+            <w:tcW w:type="dxa" w:w="1152"/>
           </w:tcPr>
           <w:p>
             <w:pPr>
@@ -32707,7 +34810,7 @@
       <w:tr>
         <w:tc>
           <w:tcPr>
-            <w:tcW w:type="dxa" w:w="1680"/>
+            <w:tcW w:type="dxa" w:w="3384"/>
           </w:tcPr>
           <w:p>
             <w:pPr>
@@ -32724,7 +34827,7 @@
         </w:tc>
         <w:tc>
           <w:tcPr>
-            <w:tcW w:type="dxa" w:w="1680"/>
+            <w:tcW w:type="dxa" w:w="1152"/>
           </w:tcPr>
           <w:p>
             <w:pPr>
@@ -32736,9 +34839,11 @@
             </w:r>
           </w:p>
         </w:tc>
-        <w:tc>
-          <w:tcPr>
-            <w:tcW w:type="dxa" w:w="1680"/>
+      </w:tr>
+      <w:tr>
+        <w:tc>
+          <w:tcPr>
+            <w:tcW w:type="dxa" w:w="3384"/>
           </w:tcPr>
           <w:p>
             <w:pPr>
@@ -32755,7 +34860,7 @@
         </w:tc>
         <w:tc>
           <w:tcPr>
-            <w:tcW w:type="dxa" w:w="1680"/>
+            <w:tcW w:type="dxa" w:w="1152"/>
           </w:tcPr>
           <w:p>
             <w:pPr>
@@ -32767,9 +34872,11 @@
             </w:r>
           </w:p>
         </w:tc>
-        <w:tc>
-          <w:tcPr>
-            <w:tcW w:type="dxa" w:w="1680"/>
+      </w:tr>
+      <w:tr>
+        <w:tc>
+          <w:tcPr>
+            <w:tcW w:type="dxa" w:w="3384"/>
           </w:tcPr>
           <w:p>
             <w:pPr>
@@ -32786,7 +34893,7 @@
         </w:tc>
         <w:tc>
           <w:tcPr>
-            <w:tcW w:type="dxa" w:w="1680"/>
+            <w:tcW w:type="dxa" w:w="1152"/>
           </w:tcPr>
           <w:p>
             <w:pPr>
@@ -32802,7 +34909,7 @@
       <w:tr>
         <w:tc>
           <w:tcPr>
-            <w:tcW w:type="dxa" w:w="1680"/>
+            <w:tcW w:type="dxa" w:w="3384"/>
           </w:tcPr>
           <w:p>
             <w:pPr>
@@ -32819,7 +34926,7 @@
         </w:tc>
         <w:tc>
           <w:tcPr>
-            <w:tcW w:type="dxa" w:w="1680"/>
+            <w:tcW w:type="dxa" w:w="1152"/>
           </w:tcPr>
           <w:p>
             <w:pPr>
@@ -32831,9 +34938,11 @@
             </w:r>
           </w:p>
         </w:tc>
-        <w:tc>
-          <w:tcPr>
-            <w:tcW w:type="dxa" w:w="1680"/>
+      </w:tr>
+      <w:tr>
+        <w:tc>
+          <w:tcPr>
+            <w:tcW w:type="dxa" w:w="3384"/>
           </w:tcPr>
           <w:p>
             <w:pPr>
@@ -32850,7 +34959,7 @@
         </w:tc>
         <w:tc>
           <w:tcPr>
-            <w:tcW w:type="dxa" w:w="1680"/>
+            <w:tcW w:type="dxa" w:w="1152"/>
           </w:tcPr>
           <w:p>
             <w:pPr>
@@ -32862,9 +34971,11 @@
             </w:r>
           </w:p>
         </w:tc>
-        <w:tc>
-          <w:tcPr>
-            <w:tcW w:type="dxa" w:w="1680"/>
+      </w:tr>
+      <w:tr>
+        <w:tc>
+          <w:tcPr>
+            <w:tcW w:type="dxa" w:w="3384"/>
           </w:tcPr>
           <w:p>
             <w:pPr>
@@ -32881,7 +34992,7 @@
         </w:tc>
         <w:tc>
           <w:tcPr>
-            <w:tcW w:type="dxa" w:w="1680"/>
+            <w:tcW w:type="dxa" w:w="1152"/>
           </w:tcPr>
           <w:p>
             <w:pPr>
@@ -32897,7 +35008,7 @@
       <w:tr>
         <w:tc>
           <w:tcPr>
-            <w:tcW w:type="dxa" w:w="1680"/>
+            <w:tcW w:type="dxa" w:w="3384"/>
           </w:tcPr>
           <w:p>
             <w:pPr>
@@ -32914,7 +35025,7 @@
         </w:tc>
         <w:tc>
           <w:tcPr>
-            <w:tcW w:type="dxa" w:w="1680"/>
+            <w:tcW w:type="dxa" w:w="1152"/>
           </w:tcPr>
           <w:p>
             <w:pPr>
@@ -32926,9 +35037,11 @@
             </w:r>
           </w:p>
         </w:tc>
-        <w:tc>
-          <w:tcPr>
-            <w:tcW w:type="dxa" w:w="1680"/>
+      </w:tr>
+      <w:tr>
+        <w:tc>
+          <w:tcPr>
+            <w:tcW w:type="dxa" w:w="3384"/>
           </w:tcPr>
           <w:p>
             <w:pPr>
@@ -32945,7 +35058,7 @@
         </w:tc>
         <w:tc>
           <w:tcPr>
-            <w:tcW w:type="dxa" w:w="1680"/>
+            <w:tcW w:type="dxa" w:w="1152"/>
           </w:tcPr>
           <w:p>
             <w:pPr>
@@ -32957,9 +35070,11 @@
             </w:r>
           </w:p>
         </w:tc>
-        <w:tc>
-          <w:tcPr>
-            <w:tcW w:type="dxa" w:w="1680"/>
+      </w:tr>
+      <w:tr>
+        <w:tc>
+          <w:tcPr>
+            <w:tcW w:type="dxa" w:w="3384"/>
           </w:tcPr>
           <w:p>
             <w:pPr>
@@ -32976,7 +35091,7 @@
         </w:tc>
         <w:tc>
           <w:tcPr>
-            <w:tcW w:type="dxa" w:w="1680"/>
+            <w:tcW w:type="dxa" w:w="1152"/>
           </w:tcPr>
           <w:p>
             <w:pPr>
@@ -32992,7 +35107,7 @@
       <w:tr>
         <w:tc>
           <w:tcPr>
-            <w:tcW w:type="dxa" w:w="1680"/>
+            <w:tcW w:type="dxa" w:w="3384"/>
           </w:tcPr>
           <w:p>
             <w:pPr>
@@ -33009,7 +35124,7 @@
         </w:tc>
         <w:tc>
           <w:tcPr>
-            <w:tcW w:type="dxa" w:w="1680"/>
+            <w:tcW w:type="dxa" w:w="1152"/>
           </w:tcPr>
           <w:p>
             <w:pPr>
@@ -33021,9 +35136,11 @@
             </w:r>
           </w:p>
         </w:tc>
-        <w:tc>
-          <w:tcPr>
-            <w:tcW w:type="dxa" w:w="1680"/>
+      </w:tr>
+      <w:tr>
+        <w:tc>
+          <w:tcPr>
+            <w:tcW w:type="dxa" w:w="3384"/>
           </w:tcPr>
           <w:p>
             <w:pPr>
@@ -33040,7 +35157,7 @@
         </w:tc>
         <w:tc>
           <w:tcPr>
-            <w:tcW w:type="dxa" w:w="1680"/>
+            <w:tcW w:type="dxa" w:w="1152"/>
           </w:tcPr>
           <w:p>
             <w:pPr>
@@ -33052,9 +35169,11 @@
             </w:r>
           </w:p>
         </w:tc>
-        <w:tc>
-          <w:tcPr>
-            <w:tcW w:type="dxa" w:w="1680"/>
+      </w:tr>
+      <w:tr>
+        <w:tc>
+          <w:tcPr>
+            <w:tcW w:type="dxa" w:w="3384"/>
           </w:tcPr>
           <w:p>
             <w:pPr>
@@ -33071,7 +35190,7 @@
         </w:tc>
         <w:tc>
           <w:tcPr>
-            <w:tcW w:type="dxa" w:w="1680"/>
+            <w:tcW w:type="dxa" w:w="1152"/>
           </w:tcPr>
           <w:p>
             <w:pPr>
@@ -33087,7 +35206,7 @@
       <w:tr>
         <w:tc>
           <w:tcPr>
-            <w:tcW w:type="dxa" w:w="1680"/>
+            <w:tcW w:type="dxa" w:w="3384"/>
           </w:tcPr>
           <w:p>
             <w:pPr>
@@ -33104,7 +35223,7 @@
         </w:tc>
         <w:tc>
           <w:tcPr>
-            <w:tcW w:type="dxa" w:w="1680"/>
+            <w:tcW w:type="dxa" w:w="1152"/>
           </w:tcPr>
           <w:p>
             <w:pPr>
@@ -33116,9 +35235,11 @@
             </w:r>
           </w:p>
         </w:tc>
-        <w:tc>
-          <w:tcPr>
-            <w:tcW w:type="dxa" w:w="1680"/>
+      </w:tr>
+      <w:tr>
+        <w:tc>
+          <w:tcPr>
+            <w:tcW w:type="dxa" w:w="3384"/>
           </w:tcPr>
           <w:p>
             <w:pPr>
@@ -33135,7 +35256,7 @@
         </w:tc>
         <w:tc>
           <w:tcPr>
-            <w:tcW w:type="dxa" w:w="1680"/>
+            <w:tcW w:type="dxa" w:w="1152"/>
           </w:tcPr>
           <w:p>
             <w:pPr>
@@ -33147,9 +35268,11 @@
             </w:r>
           </w:p>
         </w:tc>
-        <w:tc>
-          <w:tcPr>
-            <w:tcW w:type="dxa" w:w="1680"/>
+      </w:tr>
+      <w:tr>
+        <w:tc>
+          <w:tcPr>
+            <w:tcW w:type="dxa" w:w="3384"/>
           </w:tcPr>
           <w:p>
             <w:pPr>
@@ -33166,7 +35289,7 @@
         </w:tc>
         <w:tc>
           <w:tcPr>
-            <w:tcW w:type="dxa" w:w="1680"/>
+            <w:tcW w:type="dxa" w:w="1152"/>
           </w:tcPr>
           <w:p>
             <w:pPr>
@@ -33182,7 +35305,7 @@
       <w:tr>
         <w:tc>
           <w:tcPr>
-            <w:tcW w:type="dxa" w:w="1680"/>
+            <w:tcW w:type="dxa" w:w="3384"/>
           </w:tcPr>
           <w:p>
             <w:pPr>
@@ -33199,7 +35322,7 @@
         </w:tc>
         <w:tc>
           <w:tcPr>
-            <w:tcW w:type="dxa" w:w="1680"/>
+            <w:tcW w:type="dxa" w:w="1152"/>
           </w:tcPr>
           <w:p>
             <w:pPr>
@@ -33211,9 +35334,11 @@
             </w:r>
           </w:p>
         </w:tc>
-        <w:tc>
-          <w:tcPr>
-            <w:tcW w:type="dxa" w:w="1680"/>
+      </w:tr>
+      <w:tr>
+        <w:tc>
+          <w:tcPr>
+            <w:tcW w:type="dxa" w:w="3384"/>
           </w:tcPr>
           <w:p>
             <w:pPr>
@@ -33230,7 +35355,7 @@
         </w:tc>
         <w:tc>
           <w:tcPr>
-            <w:tcW w:type="dxa" w:w="1680"/>
+            <w:tcW w:type="dxa" w:w="1152"/>
           </w:tcPr>
           <w:p>
             <w:pPr>
@@ -33242,9 +35367,11 @@
             </w:r>
           </w:p>
         </w:tc>
-        <w:tc>
-          <w:tcPr>
-            <w:tcW w:type="dxa" w:w="1680"/>
+      </w:tr>
+      <w:tr>
+        <w:tc>
+          <w:tcPr>
+            <w:tcW w:type="dxa" w:w="3384"/>
           </w:tcPr>
           <w:p>
             <w:pPr>
@@ -33261,7 +35388,7 @@
         </w:tc>
         <w:tc>
           <w:tcPr>
-            <w:tcW w:type="dxa" w:w="1680"/>
+            <w:tcW w:type="dxa" w:w="1152"/>
           </w:tcPr>
           <w:p>
             <w:pPr>
@@ -33277,7 +35404,7 @@
       <w:tr>
         <w:tc>
           <w:tcPr>
-            <w:tcW w:type="dxa" w:w="1680"/>
+            <w:tcW w:type="dxa" w:w="3384"/>
           </w:tcPr>
           <w:p>
             <w:pPr>
@@ -33294,7 +35421,7 @@
         </w:tc>
         <w:tc>
           <w:tcPr>
-            <w:tcW w:type="dxa" w:w="1680"/>
+            <w:tcW w:type="dxa" w:w="1152"/>
           </w:tcPr>
           <w:p>
             <w:pPr>
@@ -33306,9 +35433,11 @@
             </w:r>
           </w:p>
         </w:tc>
-        <w:tc>
-          <w:tcPr>
-            <w:tcW w:type="dxa" w:w="1680"/>
+      </w:tr>
+      <w:tr>
+        <w:tc>
+          <w:tcPr>
+            <w:tcW w:type="dxa" w:w="3384"/>
           </w:tcPr>
           <w:p>
             <w:pPr>
@@ -33325,7 +35454,7 @@
         </w:tc>
         <w:tc>
           <w:tcPr>
-            <w:tcW w:type="dxa" w:w="1680"/>
+            <w:tcW w:type="dxa" w:w="1152"/>
           </w:tcPr>
           <w:p>
             <w:pPr>
@@ -33337,9 +35466,11 @@
             </w:r>
           </w:p>
         </w:tc>
-        <w:tc>
-          <w:tcPr>
-            <w:tcW w:type="dxa" w:w="1680"/>
+      </w:tr>
+      <w:tr>
+        <w:tc>
+          <w:tcPr>
+            <w:tcW w:type="dxa" w:w="3384"/>
           </w:tcPr>
           <w:p>
             <w:pPr>
@@ -33356,7 +35487,7 @@
         </w:tc>
         <w:tc>
           <w:tcPr>
-            <w:tcW w:type="dxa" w:w="1680"/>
+            <w:tcW w:type="dxa" w:w="1152"/>
           </w:tcPr>
           <w:p>
             <w:pPr>
@@ -33372,7 +35503,7 @@
       <w:tr>
         <w:tc>
           <w:tcPr>
-            <w:tcW w:type="dxa" w:w="1680"/>
+            <w:tcW w:type="dxa" w:w="3384"/>
           </w:tcPr>
           <w:p>
             <w:pPr>
@@ -33389,7 +35520,7 @@
         </w:tc>
         <w:tc>
           <w:tcPr>
-            <w:tcW w:type="dxa" w:w="1680"/>
+            <w:tcW w:type="dxa" w:w="1152"/>
           </w:tcPr>
           <w:p>
             <w:pPr>
@@ -33401,9 +35532,11 @@
             </w:r>
           </w:p>
         </w:tc>
-        <w:tc>
-          <w:tcPr>
-            <w:tcW w:type="dxa" w:w="1680"/>
+      </w:tr>
+      <w:tr>
+        <w:tc>
+          <w:tcPr>
+            <w:tcW w:type="dxa" w:w="3384"/>
           </w:tcPr>
           <w:p>
             <w:pPr>
@@ -33420,7 +35553,7 @@
         </w:tc>
         <w:tc>
           <w:tcPr>
-            <w:tcW w:type="dxa" w:w="1680"/>
+            <w:tcW w:type="dxa" w:w="1152"/>
           </w:tcPr>
           <w:p>
             <w:pPr>
@@ -33432,9 +35565,11 @@
             </w:r>
           </w:p>
         </w:tc>
-        <w:tc>
-          <w:tcPr>
-            <w:tcW w:type="dxa" w:w="1680"/>
+      </w:tr>
+      <w:tr>
+        <w:tc>
+          <w:tcPr>
+            <w:tcW w:type="dxa" w:w="3384"/>
           </w:tcPr>
           <w:p>
             <w:pPr>
@@ -33451,7 +35586,7 @@
         </w:tc>
         <w:tc>
           <w:tcPr>
-            <w:tcW w:type="dxa" w:w="1680"/>
+            <w:tcW w:type="dxa" w:w="1152"/>
           </w:tcPr>
           <w:p>
             <w:pPr>
@@ -33467,7 +35602,7 @@
       <w:tr>
         <w:tc>
           <w:tcPr>
-            <w:tcW w:type="dxa" w:w="1680"/>
+            <w:tcW w:type="dxa" w:w="3384"/>
           </w:tcPr>
           <w:p>
             <w:pPr>
@@ -33484,7 +35619,7 @@
         </w:tc>
         <w:tc>
           <w:tcPr>
-            <w:tcW w:type="dxa" w:w="1680"/>
+            <w:tcW w:type="dxa" w:w="1152"/>
           </w:tcPr>
           <w:p>
             <w:pPr>
@@ -33496,9 +35631,11 @@
             </w:r>
           </w:p>
         </w:tc>
-        <w:tc>
-          <w:tcPr>
-            <w:tcW w:type="dxa" w:w="1680"/>
+      </w:tr>
+      <w:tr>
+        <w:tc>
+          <w:tcPr>
+            <w:tcW w:type="dxa" w:w="3384"/>
           </w:tcPr>
           <w:p>
             <w:pPr>
@@ -33515,7 +35652,7 @@
         </w:tc>
         <w:tc>
           <w:tcPr>
-            <w:tcW w:type="dxa" w:w="1680"/>
+            <w:tcW w:type="dxa" w:w="1152"/>
           </w:tcPr>
           <w:p>
             <w:pPr>
@@ -33527,9 +35664,11 @@
             </w:r>
           </w:p>
         </w:tc>
-        <w:tc>
-          <w:tcPr>
-            <w:tcW w:type="dxa" w:w="1680"/>
+      </w:tr>
+      <w:tr>
+        <w:tc>
+          <w:tcPr>
+            <w:tcW w:type="dxa" w:w="3384"/>
           </w:tcPr>
           <w:p>
             <w:pPr>
@@ -33546,7 +35685,7 @@
         </w:tc>
         <w:tc>
           <w:tcPr>
-            <w:tcW w:type="dxa" w:w="1680"/>
+            <w:tcW w:type="dxa" w:w="1152"/>
           </w:tcPr>
           <w:p>
             <w:pPr>
@@ -33562,7 +35701,7 @@
       <w:tr>
         <w:tc>
           <w:tcPr>
-            <w:tcW w:type="dxa" w:w="1680"/>
+            <w:tcW w:type="dxa" w:w="3384"/>
           </w:tcPr>
           <w:p>
             <w:pPr>
@@ -33579,7 +35718,7 @@
         </w:tc>
         <w:tc>
           <w:tcPr>
-            <w:tcW w:type="dxa" w:w="1680"/>
+            <w:tcW w:type="dxa" w:w="1152"/>
           </w:tcPr>
           <w:p>
             <w:pPr>
@@ -33591,9 +35730,11 @@
             </w:r>
           </w:p>
         </w:tc>
-        <w:tc>
-          <w:tcPr>
-            <w:tcW w:type="dxa" w:w="1680"/>
+      </w:tr>
+      <w:tr>
+        <w:tc>
+          <w:tcPr>
+            <w:tcW w:type="dxa" w:w="3384"/>
           </w:tcPr>
           <w:p>
             <w:pPr>
@@ -33610,7 +35751,7 @@
         </w:tc>
         <w:tc>
           <w:tcPr>
-            <w:tcW w:type="dxa" w:w="1680"/>
+            <w:tcW w:type="dxa" w:w="1152"/>
           </w:tcPr>
           <w:p>
             <w:pPr>
@@ -33622,9 +35763,11 @@
             </w:r>
           </w:p>
         </w:tc>
-        <w:tc>
-          <w:tcPr>
-            <w:tcW w:type="dxa" w:w="1680"/>
+      </w:tr>
+      <w:tr>
+        <w:tc>
+          <w:tcPr>
+            <w:tcW w:type="dxa" w:w="3384"/>
           </w:tcPr>
           <w:p>
             <w:pPr>
@@ -33641,7 +35784,7 @@
         </w:tc>
         <w:tc>
           <w:tcPr>
-            <w:tcW w:type="dxa" w:w="1680"/>
+            <w:tcW w:type="dxa" w:w="1152"/>
           </w:tcPr>
           <w:p>
             <w:pPr>
@@ -33657,7 +35800,7 @@
       <w:tr>
         <w:tc>
           <w:tcPr>
-            <w:tcW w:type="dxa" w:w="1680"/>
+            <w:tcW w:type="dxa" w:w="3384"/>
           </w:tcPr>
           <w:p>
             <w:pPr>
@@ -33674,7 +35817,7 @@
         </w:tc>
         <w:tc>
           <w:tcPr>
-            <w:tcW w:type="dxa" w:w="1680"/>
+            <w:tcW w:type="dxa" w:w="1152"/>
           </w:tcPr>
           <w:p>
             <w:pPr>
@@ -33686,9 +35829,11 @@
             </w:r>
           </w:p>
         </w:tc>
-        <w:tc>
-          <w:tcPr>
-            <w:tcW w:type="dxa" w:w="1680"/>
+      </w:tr>
+      <w:tr>
+        <w:tc>
+          <w:tcPr>
+            <w:tcW w:type="dxa" w:w="3384"/>
           </w:tcPr>
           <w:p>
             <w:pPr>
@@ -33705,7 +35850,7 @@
         </w:tc>
         <w:tc>
           <w:tcPr>
-            <w:tcW w:type="dxa" w:w="1680"/>
+            <w:tcW w:type="dxa" w:w="1152"/>
           </w:tcPr>
           <w:p>
             <w:pPr>
@@ -33717,9 +35862,11 @@
             </w:r>
           </w:p>
         </w:tc>
-        <w:tc>
-          <w:tcPr>
-            <w:tcW w:type="dxa" w:w="1680"/>
+      </w:tr>
+      <w:tr>
+        <w:tc>
+          <w:tcPr>
+            <w:tcW w:type="dxa" w:w="3384"/>
           </w:tcPr>
           <w:p>
             <w:pPr>
@@ -33736,7 +35883,7 @@
         </w:tc>
         <w:tc>
           <w:tcPr>
-            <w:tcW w:type="dxa" w:w="1680"/>
+            <w:tcW w:type="dxa" w:w="1152"/>
           </w:tcPr>
           <w:p>
             <w:pPr>
@@ -33752,7 +35899,7 @@
       <w:tr>
         <w:tc>
           <w:tcPr>
-            <w:tcW w:type="dxa" w:w="1680"/>
+            <w:tcW w:type="dxa" w:w="3384"/>
           </w:tcPr>
           <w:p>
             <w:pPr>
@@ -33769,7 +35916,7 @@
         </w:tc>
         <w:tc>
           <w:tcPr>
-            <w:tcW w:type="dxa" w:w="1680"/>
+            <w:tcW w:type="dxa" w:w="1152"/>
           </w:tcPr>
           <w:p>
             <w:pPr>
@@ -33781,9 +35928,11 @@
             </w:r>
           </w:p>
         </w:tc>
-        <w:tc>
-          <w:tcPr>
-            <w:tcW w:type="dxa" w:w="1680"/>
+      </w:tr>
+      <w:tr>
+        <w:tc>
+          <w:tcPr>
+            <w:tcW w:type="dxa" w:w="3384"/>
           </w:tcPr>
           <w:p>
             <w:pPr>
@@ -33800,7 +35949,7 @@
         </w:tc>
         <w:tc>
           <w:tcPr>
-            <w:tcW w:type="dxa" w:w="1680"/>
+            <w:tcW w:type="dxa" w:w="1152"/>
           </w:tcPr>
           <w:p>
             <w:pPr>
@@ -33812,9 +35961,11 @@
             </w:r>
           </w:p>
         </w:tc>
-        <w:tc>
-          <w:tcPr>
-            <w:tcW w:type="dxa" w:w="1680"/>
+      </w:tr>
+      <w:tr>
+        <w:tc>
+          <w:tcPr>
+            <w:tcW w:type="dxa" w:w="3384"/>
           </w:tcPr>
           <w:p>
             <w:pPr>
@@ -33831,7 +35982,7 @@
         </w:tc>
         <w:tc>
           <w:tcPr>
-            <w:tcW w:type="dxa" w:w="1680"/>
+            <w:tcW w:type="dxa" w:w="1152"/>
           </w:tcPr>
           <w:p>
             <w:pPr>
@@ -33847,7 +35998,7 @@
       <w:tr>
         <w:tc>
           <w:tcPr>
-            <w:tcW w:type="dxa" w:w="1680"/>
+            <w:tcW w:type="dxa" w:w="3384"/>
           </w:tcPr>
           <w:p>
             <w:pPr>
@@ -33864,7 +36015,7 @@
         </w:tc>
         <w:tc>
           <w:tcPr>
-            <w:tcW w:type="dxa" w:w="1680"/>
+            <w:tcW w:type="dxa" w:w="1152"/>
           </w:tcPr>
           <w:p>
             <w:pPr>
@@ -33874,52 +36025,13 @@
             <w:r>
               <w:t xml:space="preserve">float</w:t>
             </w:r>
-          </w:p>
-        </w:tc>
-        <w:tc>
-          <w:tcPr>
-            <w:tcW w:type="dxa" w:w="1680"/>
-          </w:tcPr>
-          <w:p>
-            <w:pPr>
-              <w:pStyle w:val="Compact"/>
-            </w:pPr>
-          </w:p>
-        </w:tc>
-        <w:tc>
-          <w:tcPr>
-            <w:tcW w:type="dxa" w:w="1680"/>
-          </w:tcPr>
-          <w:p>
-            <w:pPr>
-              <w:pStyle w:val="Compact"/>
-            </w:pPr>
-          </w:p>
-        </w:tc>
-        <w:tc>
-          <w:tcPr>
-            <w:tcW w:type="dxa" w:w="1680"/>
-          </w:tcPr>
-          <w:p>
-            <w:pPr>
-              <w:pStyle w:val="Compact"/>
-            </w:pPr>
-          </w:p>
-        </w:tc>
-        <w:tc>
-          <w:tcPr>
-            <w:tcW w:type="dxa" w:w="1680"/>
-          </w:tcPr>
-          <w:p>
-            <w:pPr>
-              <w:pStyle w:val="Compact"/>
-            </w:pPr>
           </w:p>
         </w:tc>
       </w:tr>
     </w:tbl>
-    <w:bookmarkStart w:id="137" w:name="refs"/>
-    <w:bookmarkStart w:id="98" w:name="ref-adamiak2018"/>
+    <w:bookmarkEnd w:id="109"/>
+    <w:bookmarkStart w:id="150" w:name="refs"/>
+    <w:bookmarkStart w:id="111" w:name="ref-adamiak2018"/>
     <w:p>
       <w:pPr>
         <w:pStyle w:val="Bibliography"/>
@@ -33982,7 +36094,7 @@
       <w:r>
         <w:t xml:space="preserve"> </w:t>
       </w:r>
-      <w:hyperlink r:id="rId97">
+      <w:hyperlink r:id="rId110">
         <w:r>
           <w:rPr>
             <w:rStyle w:val="Hyperlink"/>
@@ -33994,8 +36106,8 @@
         <w:t xml:space="preserve">.</w:t>
       </w:r>
     </w:p>
-    <w:bookmarkEnd w:id="98"/>
-    <w:bookmarkStart w:id="99" w:name="ref-insideairbnb"/>
+    <w:bookmarkEnd w:id="111"/>
+    <w:bookmarkStart w:id="112" w:name="ref-insideairbnb"/>
     <w:p>
       <w:pPr>
         <w:pStyle w:val="Bibliography"/>
@@ -34034,8 +36146,8 @@
         <w:t xml:space="preserve">insideairbnb.com, 2026.</w:t>
       </w:r>
     </w:p>
-    <w:bookmarkEnd w:id="99"/>
-    <w:bookmarkStart w:id="101" w:name="ref-gunter2018"/>
+    <w:bookmarkEnd w:id="112"/>
+    <w:bookmarkStart w:id="114" w:name="ref-gunter2018"/>
     <w:p>
       <w:pPr>
         <w:pStyle w:val="Bibliography"/>
@@ -34098,7 +36210,7 @@
       <w:r>
         <w:t xml:space="preserve"> </w:t>
       </w:r>
-      <w:hyperlink r:id="rId100">
+      <w:hyperlink r:id="rId113">
         <w:r>
           <w:rPr>
             <w:rStyle w:val="Hyperlink"/>
@@ -34110,8 +36222,8 @@
         <w:t xml:space="preserve">.</w:t>
       </w:r>
     </w:p>
-    <w:bookmarkEnd w:id="101"/>
-    <w:bookmarkStart w:id="103" w:name="ref-wang2017"/>
+    <w:bookmarkEnd w:id="114"/>
+    <w:bookmarkStart w:id="116" w:name="ref-wang2017"/>
     <w:p>
       <w:pPr>
         <w:pStyle w:val="Bibliography"/>
@@ -34159,7 +36271,7 @@
       <w:r>
         <w:t xml:space="preserve"> </w:t>
       </w:r>
-      <w:hyperlink r:id="rId102">
+      <w:hyperlink r:id="rId115">
         <w:r>
           <w:rPr>
             <w:rStyle w:val="Hyperlink"/>
@@ -34171,8 +36283,8 @@
         <w:t xml:space="preserve">.</w:t>
       </w:r>
     </w:p>
-    <w:bookmarkEnd w:id="103"/>
-    <w:bookmarkStart w:id="105" w:name="ref-tang2024"/>
+    <w:bookmarkEnd w:id="116"/>
+    <w:bookmarkStart w:id="118" w:name="ref-tang2024"/>
     <w:p>
       <w:pPr>
         <w:pStyle w:val="Bibliography"/>
@@ -34223,7 +36335,7 @@
       <w:r>
         <w:t xml:space="preserve"> </w:t>
       </w:r>
-      <w:hyperlink r:id="rId104">
+      <w:hyperlink r:id="rId117">
         <w:r>
           <w:rPr>
             <w:rStyle w:val="Hyperlink"/>
@@ -34235,8 +36347,8 @@
         <w:t xml:space="preserve">.</w:t>
       </w:r>
     </w:p>
-    <w:bookmarkEnd w:id="105"/>
-    <w:bookmarkStart w:id="107" w:name="ref-camatti2024"/>
+    <w:bookmarkEnd w:id="118"/>
+    <w:bookmarkStart w:id="120" w:name="ref-camatti2024"/>
     <w:p>
       <w:pPr>
         <w:pStyle w:val="Bibliography"/>
@@ -34287,7 +36399,7 @@
       <w:r>
         <w:t xml:space="preserve"> </w:t>
       </w:r>
-      <w:hyperlink r:id="rId106">
+      <w:hyperlink r:id="rId119">
         <w:r>
           <w:rPr>
             <w:rStyle w:val="Hyperlink"/>
@@ -34299,8 +36411,8 @@
         <w:t xml:space="preserve">.</w:t>
       </w:r>
     </w:p>
-    <w:bookmarkEnd w:id="107"/>
-    <w:bookmarkStart w:id="108" w:name="ref-kalehbasti2019"/>
+    <w:bookmarkEnd w:id="120"/>
+    <w:bookmarkStart w:id="121" w:name="ref-kalehbasti2019"/>
     <w:p>
       <w:pPr>
         <w:pStyle w:val="Bibliography"/>
@@ -34346,8 +36458,8 @@
         <w:t xml:space="preserve">, 2019.</w:t>
       </w:r>
     </w:p>
-    <w:bookmarkEnd w:id="108"/>
-    <w:bookmarkStart w:id="109" w:name="ref-siker2018"/>
+    <w:bookmarkEnd w:id="121"/>
+    <w:bookmarkStart w:id="122" w:name="ref-siker2018"/>
     <w:p>
       <w:pPr>
         <w:pStyle w:val="Bibliography"/>
@@ -34389,8 +36501,8 @@
         <w:t xml:space="preserve">Technical Report, 2018.</w:t>
       </w:r>
     </w:p>
-    <w:bookmarkEnd w:id="109"/>
-    <w:bookmarkStart w:id="110" w:name="ref-chapman2023"/>
+    <w:bookmarkEnd w:id="122"/>
+    <w:bookmarkStart w:id="123" w:name="ref-chapman2023"/>
     <w:p>
       <w:pPr>
         <w:pStyle w:val="Bibliography"/>
@@ -34427,8 +36539,8 @@
         <w:t xml:space="preserve">, 2023.</w:t>
       </w:r>
     </w:p>
-    <w:bookmarkEnd w:id="110"/>
-    <w:bookmarkStart w:id="112" w:name="ref-islam2022"/>
+    <w:bookmarkEnd w:id="123"/>
+    <w:bookmarkStart w:id="125" w:name="ref-islam2022"/>
     <w:p>
       <w:pPr>
         <w:pStyle w:val="Bibliography"/>
@@ -34500,7 +36612,7 @@
       <w:r>
         <w:t xml:space="preserve"> </w:t>
       </w:r>
-      <w:hyperlink r:id="rId111">
+      <w:hyperlink r:id="rId124">
         <w:r>
           <w:rPr>
             <w:rStyle w:val="Hyperlink"/>
@@ -34512,8 +36624,8 @@
         <w:t xml:space="preserve">.</w:t>
       </w:r>
     </w:p>
-    <w:bookmarkEnd w:id="112"/>
-    <w:bookmarkStart w:id="114" w:name="ref-tobin1958"/>
+    <w:bookmarkEnd w:id="125"/>
+    <w:bookmarkStart w:id="127" w:name="ref-tobin1958"/>
     <w:p>
       <w:pPr>
         <w:pStyle w:val="Bibliography"/>
@@ -34552,7 +36664,7 @@
       <w:r>
         <w:t xml:space="preserve"> </w:t>
       </w:r>
-      <w:hyperlink r:id="rId113">
+      <w:hyperlink r:id="rId126">
         <w:r>
           <w:rPr>
             <w:rStyle w:val="Hyperlink"/>
@@ -34564,8 +36676,8 @@
         <w:t xml:space="preserve">.</w:t>
       </w:r>
     </w:p>
-    <w:bookmarkEnd w:id="114"/>
-    <w:bookmarkStart w:id="116" w:name="ref-quinlan1986"/>
+    <w:bookmarkEnd w:id="127"/>
+    <w:bookmarkStart w:id="129" w:name="ref-quinlan1986"/>
     <w:p>
       <w:pPr>
         <w:pStyle w:val="Bibliography"/>
@@ -34604,7 +36716,7 @@
       <w:r>
         <w:t xml:space="preserve"> </w:t>
       </w:r>
-      <w:hyperlink r:id="rId115">
+      <w:hyperlink r:id="rId128">
         <w:r>
           <w:rPr>
             <w:rStyle w:val="Hyperlink"/>
@@ -34616,8 +36728,8 @@
         <w:t xml:space="preserve">.</w:t>
       </w:r>
     </w:p>
-    <w:bookmarkEnd w:id="116"/>
-    <w:bookmarkStart w:id="118" w:name="ref-breiman1996"/>
+    <w:bookmarkEnd w:id="129"/>
+    <w:bookmarkStart w:id="131" w:name="ref-breiman1996"/>
     <w:p>
       <w:pPr>
         <w:pStyle w:val="Bibliography"/>
@@ -34656,7 +36768,7 @@
       <w:r>
         <w:t xml:space="preserve"> </w:t>
       </w:r>
-      <w:hyperlink r:id="rId117">
+      <w:hyperlink r:id="rId130">
         <w:r>
           <w:rPr>
             <w:rStyle w:val="Hyperlink"/>
@@ -34668,8 +36780,8 @@
         <w:t xml:space="preserve">.</w:t>
       </w:r>
     </w:p>
-    <w:bookmarkEnd w:id="118"/>
-    <w:bookmarkStart w:id="120" w:name="ref-breiman2001"/>
+    <w:bookmarkEnd w:id="131"/>
+    <w:bookmarkStart w:id="133" w:name="ref-breiman2001"/>
     <w:p>
       <w:pPr>
         <w:pStyle w:val="Bibliography"/>
@@ -34708,7 +36820,7 @@
       <w:r>
         <w:t xml:space="preserve"> </w:t>
       </w:r>
-      <w:hyperlink r:id="rId119">
+      <w:hyperlink r:id="rId132">
         <w:r>
           <w:rPr>
             <w:rStyle w:val="Hyperlink"/>
@@ -34720,8 +36832,8 @@
         <w:t xml:space="preserve">.</w:t>
       </w:r>
     </w:p>
-    <w:bookmarkEnd w:id="120"/>
-    <w:bookmarkStart w:id="122" w:name="ref-friedman2001"/>
+    <w:bookmarkEnd w:id="133"/>
+    <w:bookmarkStart w:id="135" w:name="ref-friedman2001"/>
     <w:p>
       <w:pPr>
         <w:pStyle w:val="Bibliography"/>
@@ -34760,7 +36872,7 @@
       <w:r>
         <w:t xml:space="preserve"> </w:t>
       </w:r>
-      <w:hyperlink r:id="rId121">
+      <w:hyperlink r:id="rId134">
         <w:r>
           <w:rPr>
             <w:rStyle w:val="Hyperlink"/>
@@ -34772,8 +36884,8 @@
         <w:t xml:space="preserve">.</w:t>
       </w:r>
     </w:p>
-    <w:bookmarkEnd w:id="122"/>
-    <w:bookmarkStart w:id="124" w:name="ref-chen2016xgboost"/>
+    <w:bookmarkEnd w:id="135"/>
+    <w:bookmarkStart w:id="137" w:name="ref-chen2016xgboost"/>
     <w:p>
       <w:pPr>
         <w:pStyle w:val="Bibliography"/>
@@ -34824,7 +36936,7 @@
       <w:r>
         <w:t xml:space="preserve"> </w:t>
       </w:r>
-      <w:hyperlink r:id="rId123">
+      <w:hyperlink r:id="rId136">
         <w:r>
           <w:rPr>
             <w:rStyle w:val="Hyperlink"/>
@@ -34836,8 +36948,8 @@
         <w:t xml:space="preserve">.</w:t>
       </w:r>
     </w:p>
-    <w:bookmarkEnd w:id="124"/>
-    <w:bookmarkStart w:id="126" w:name="ref-hastie2009esl"/>
+    <w:bookmarkEnd w:id="137"/>
+    <w:bookmarkStart w:id="139" w:name="ref-hastie2009esl"/>
     <w:p>
       <w:pPr>
         <w:pStyle w:val="Bibliography"/>
@@ -34870,7 +36982,7 @@
       <w:r>
         <w:t xml:space="preserve"> </w:t>
       </w:r>
-      <w:hyperlink r:id="rId125">
+      <w:hyperlink r:id="rId138">
         <w:r>
           <w:rPr>
             <w:rStyle w:val="Hyperlink"/>
@@ -34882,8 +36994,8 @@
         <w:t xml:space="preserve">.</w:t>
       </w:r>
     </w:p>
-    <w:bookmarkEnd w:id="126"/>
-    <w:bookmarkStart w:id="127" w:name="ref-pedregosa2011sklearn"/>
+    <w:bookmarkEnd w:id="139"/>
+    <w:bookmarkStart w:id="140" w:name="ref-pedregosa2011sklearn"/>
     <w:p>
       <w:pPr>
         <w:pStyle w:val="Bibliography"/>
@@ -34942,8 +37054,8 @@
         <w:t xml:space="preserve">, vol. 12, pp. 2825–2830, 2011.</w:t>
       </w:r>
     </w:p>
-    <w:bookmarkEnd w:id="127"/>
-    <w:bookmarkStart w:id="128" w:name="ref-bergstra2012random"/>
+    <w:bookmarkEnd w:id="140"/>
+    <w:bookmarkStart w:id="141" w:name="ref-bergstra2012random"/>
     <w:p>
       <w:pPr>
         <w:pStyle w:val="Bibliography"/>
@@ -34980,8 +37092,8 @@
         <w:t xml:space="preserve">, vol. 13, pp. 281–305, 2012.</w:t>
       </w:r>
     </w:p>
-    <w:bookmarkEnd w:id="128"/>
-    <w:bookmarkStart w:id="130" w:name="ref-dietterich1998"/>
+    <w:bookmarkEnd w:id="141"/>
+    <w:bookmarkStart w:id="143" w:name="ref-dietterich1998"/>
     <w:p>
       <w:pPr>
         <w:pStyle w:val="Bibliography"/>
@@ -35020,7 +37132,7 @@
       <w:r>
         <w:t xml:space="preserve"> </w:t>
       </w:r>
-      <w:hyperlink r:id="rId129">
+      <w:hyperlink r:id="rId142">
         <w:r>
           <w:rPr>
             <w:rStyle w:val="Hyperlink"/>
@@ -35032,8 +37144,8 @@
         <w:t xml:space="preserve">.</w:t>
       </w:r>
     </w:p>
-    <w:bookmarkEnd w:id="130"/>
-    <w:bookmarkStart w:id="132" w:name="ref-wolpert1992stacked"/>
+    <w:bookmarkEnd w:id="143"/>
+    <w:bookmarkStart w:id="145" w:name="ref-wolpert1992stacked"/>
     <w:p>
       <w:pPr>
         <w:pStyle w:val="Bibliography"/>
@@ -35072,7 +37184,7 @@
       <w:r>
         <w:t xml:space="preserve"> </w:t>
       </w:r>
-      <w:hyperlink r:id="rId131">
+      <w:hyperlink r:id="rId144">
         <w:r>
           <w:rPr>
             <w:rStyle w:val="Hyperlink"/>
@@ -35084,8 +37196,8 @@
         <w:t xml:space="preserve">.</w:t>
       </w:r>
     </w:p>
-    <w:bookmarkEnd w:id="132"/>
-    <w:bookmarkStart w:id="133" w:name="ref-paszke2019pytorch"/>
+    <w:bookmarkEnd w:id="145"/>
+    <w:bookmarkStart w:id="146" w:name="ref-paszke2019pytorch"/>
     <w:p>
       <w:pPr>
         <w:pStyle w:val="Bibliography"/>
@@ -35147,8 +37259,8 @@
         <w:t xml:space="preserve">, 2019, pp. 8024–8035.</w:t>
       </w:r>
     </w:p>
-    <w:bookmarkEnd w:id="133"/>
-    <w:bookmarkStart w:id="134" w:name="ref-kingma2015adam"/>
+    <w:bookmarkEnd w:id="146"/>
+    <w:bookmarkStart w:id="147" w:name="ref-kingma2015adam"/>
     <w:p>
       <w:pPr>
         <w:pStyle w:val="Bibliography"/>
@@ -35197,8 +37309,8 @@
         <w:t xml:space="preserve">, 2015.</w:t>
       </w:r>
     </w:p>
-    <w:bookmarkEnd w:id="134"/>
-    <w:bookmarkStart w:id="135" w:name="ref-ke2017lightgbm"/>
+    <w:bookmarkEnd w:id="147"/>
+    <w:bookmarkStart w:id="148" w:name="ref-ke2017lightgbm"/>
     <w:p>
       <w:pPr>
         <w:pStyle w:val="Bibliography"/>
@@ -35260,8 +37372,8 @@
         <w:t xml:space="preserve">, 2017.</w:t>
       </w:r>
     </w:p>
-    <w:bookmarkEnd w:id="135"/>
-    <w:bookmarkStart w:id="136" w:name="ref-prokhorenkova2018catboost"/>
+    <w:bookmarkEnd w:id="148"/>
+    <w:bookmarkStart w:id="149" w:name="ref-prokhorenkova2018catboost"/>
     <w:p>
       <w:pPr>
         <w:pStyle w:val="Bibliography"/>
@@ -35310,9 +37422,9 @@
         <w:t xml:space="preserve">, 2018.</w:t>
       </w:r>
     </w:p>
-    <w:bookmarkEnd w:id="136"/>
-    <w:bookmarkEnd w:id="137"/>
-    <w:bookmarkEnd w:id="138"/>
+    <w:bookmarkEnd w:id="149"/>
+    <w:bookmarkEnd w:id="150"/>
+    <w:bookmarkEnd w:id="151"/>
     <w:sectPr>
       <w:footnotePr>
         <w:numRestart w:val="eachSect"/>
@@ -35320,7 +37432,7 @@
       <w:type w:val="continuous"/>
       <w:pgSz w:w="12240" w:h="15840"/>
       <w:pgMar w:top="1080" w:bottom="1440" w:left="900" w:right="900"/>
-      <w:cols w:num="1" w:space="360" w:equalWidth="1"/>
+      <w:cols w:num="2" w:space="360" w:equalWidth="1"/>
     </w:sectPr>
   </w:body>
 </w:document>
